--- a/docs/CRM-Status-Rehberi.docx
+++ b/docs/CRM-Status-Rehberi.docx
@@ -821,6 +821,48 @@
         <w:t>Belge tarihi: 2026-09-07 · Dal: cursor/fix-merge1-hang-1465 · Canlı V2 third_party/next_month/Wrong-verifier düzeltmeleri dahil.</w:t>
       </w:r>
     </w:p>
+    <w:p>
+      <w:pPr>
+        <w:pStyle w:val="Heading2"/>
+      </w:pPr>
+      <w:r>
+        <w:t>6. Güncelleme (2026-09-07 — soft money &amp; No Interest)</w:t>
+      </w:r>
+    </w:p>
+    <w:p>
+      <w:r>
+        <w:t>Çakışma 4A kararı: DOĞRU status Call Again. Parası olmasa bile yakın zamanda aranmak / maaş-timed callback istiyorsa Call Again (No Potential değil).</w:t>
+      </w:r>
+    </w:p>
+    <w:p>
+      <w:r>
+        <w:t>No Interest kuralları (net):</w:t>
+      </w:r>
+    </w:p>
+    <w:p>
+      <w:pPr>
+        <w:pStyle w:val="ListBullet"/>
+      </w:pPr>
+      <w:r>
+        <w:t>Doğrudan No Interest: yalnızca küfür/abuse + istemiyorum/not interested birlikteyse.</w:t>
+      </w:r>
+    </w:p>
+    <w:p>
+      <w:pPr>
+        <w:pStyle w:val="ListBullet"/>
+      </w:pPr>
+      <w:r>
+        <w:t>Diğer tüm istemiyorum / not interested / No Interest etiketleri: 1. gün = Recall (agent No Interest yazsa bile); 2. farklı gün = No Interest.</w:t>
+      </w:r>
+    </w:p>
+    <w:p>
+      <w:pPr>
+        <w:pStyle w:val="ListBullet"/>
+      </w:pPr>
+      <w:r>
+        <w:t>Recall sonrası 3 NA günü → No Interest kuralı ayrıca duruyor.</w:t>
+      </w:r>
+    </w:p>
     <w:sectPr>
       <w:pgSz w:w="12240" w:h="15840"/>
       <w:pgMar w:top="1440" w:right="1800" w:bottom="1440" w:left="1800" w:header="720" w:footer="720" w:gutter="0"/>

--- a/docs/CRM-Status-Rehberi.docx
+++ b/docs/CRM-Status-Rehberi.docx
@@ -863,6 +863,56 @@
         <w:t>Recall sonrası 3 NA günü → No Interest kuralı ayrıca duruyor.</w:t>
       </w:r>
     </w:p>
+    <w:p>
+      <w:pPr>
+        <w:pStyle w:val="Heading2"/>
+      </w:pPr>
+      <w:r>
+        <w:t>7. Güncelleme — callback keyword false positive (çakışma D)</w:t>
+      </w:r>
+    </w:p>
+    <w:p>
+      <w:r>
+        <w:t>Sorun: ARRANGE/callback ailesi kör eşleşiyordu.</w:t>
+      </w:r>
+    </w:p>
+    <w:p>
+      <w:pPr>
+        <w:pStyle w:val="ListBullet"/>
+      </w:pPr>
+      <w:r>
+        <w:t>i will do it by myself (DIY red) → Call Again olmamalı → Recall</w:t>
+      </w:r>
+    </w:p>
+    <w:p>
+      <w:pPr>
+        <w:pStyle w:val="ListBullet"/>
+      </w:pPr>
+      <w:r>
+        <w:t>dont think im interested (negation) → Call Again olmamalı; eski call me back newest red’i ezmemeli → Recall</w:t>
+      </w:r>
+    </w:p>
+    <w:p>
+      <w:pPr>
+        <w:pStyle w:val="ListBullet"/>
+      </w:pPr>
+      <w:r>
+        <w:t>CB REJS → Call Again olmamalı; Recall de değil → No Answer / CRM NA</w:t>
+      </w:r>
+    </w:p>
+    <w:p>
+      <w:pPr>
+        <w:pStyle w:val="ListBullet"/>
+      </w:pPr>
+      <w:r>
+        <w:t>next month (+ money) → No Potential (önceki düzeltme)</w:t>
+      </w:r>
+    </w:p>
+    <w:p>
+      <w:r>
+        <w:t>Verifier deterministic guard’lar aynı aile için eklendi.</w:t>
+      </w:r>
+    </w:p>
     <w:sectPr>
       <w:pgSz w:w="12240" w:h="15840"/>
       <w:pgMar w:top="1440" w:right="1800" w:bottom="1440" w:left="1800" w:header="720" w:footer="720" w:gutter="0"/>

--- a/docs/CRM-Status-Rehberi.docx
+++ b/docs/CRM-Status-Rehberi.docx
@@ -913,6 +913,27 @@
         <w:t>Verifier deterministic guard’lar aynı aile için eklendi.</w:t>
       </w:r>
     </w:p>
+    <w:p>
+      <w:pPr>
+        <w:pStyle w:val="Heading2"/>
+      </w:pPr>
+      <w:r>
+        <w:t>8. Güncelleme — identity &gt; language (çakışma E)</w:t>
+      </w:r>
+    </w:p>
+    <w:p>
+      <w:r>
+        <w:t>Öncelik sırası: kimlik inkârı (im not Ahmad / wrong person) &gt; dil bariyeri (speak arabic / Mandarin). Aynı cümlede ikisi varsa Denied Registration.</w:t>
+      </w:r>
+    </w:p>
+    <w:p>
+      <w:pPr>
+        <w:pStyle w:val="ListBullet"/>
+      </w:pPr>
+      <w:r>
+        <w:t>third_party: yalnızca açık owner-transfer (registered by / someone else registered / this is his sons account). Help+translate+language → third_party yok; No Language veya Call Again kalır.</w:t>
+      </w:r>
+    </w:p>
     <w:sectPr>
       <w:pgSz w:w="12240" w:h="15840"/>
       <w:pgMar w:top="1440" w:right="1800" w:bottom="1440" w:left="1800" w:header="720" w:footer="720" w:gutter="0"/>

--- a/docs/CRM-Status-Rehberi.docx
+++ b/docs/CRM-Status-Rehberi.docx
@@ -934,6 +934,24 @@
         <w:t>third_party: yalnızca açık owner-transfer (registered by / someone else registered / this is his sons account). Help+translate+language → third_party yok; No Language veya Call Again kalır.</w:t>
       </w:r>
     </w:p>
+    <w:p>
+      <w:pPr>
+        <w:pStyle w:val="Heading2"/>
+      </w:pPr>
+      <w:r>
+        <w:t>9. Güncelleme — Denied vs Recall vs NP-no docs (çakışma F)</w:t>
+      </w:r>
+    </w:p>
+    <w:p>
+      <w:r>
+        <w:t>Öncelik: (1) no id/no documents/no bank → No Potential - no documents; (2) kimlik inkârı (im not &lt;name&gt;, not me, wrong person) → Denied Registration; (3) sadece didnt register → Recall.</w:t>
+      </w:r>
+    </w:p>
+    <w:p>
+      <w:r>
+        <w:t>denied_registration(1x) artık didnt register ile ateşlemez.</w:t>
+      </w:r>
+    </w:p>
     <w:sectPr>
       <w:pgSz w:w="12240" w:h="15840"/>
       <w:pgMar w:top="1440" w:right="1800" w:bottom="1440" w:left="1800" w:header="720" w:footer="720" w:gutter="0"/>

--- a/docs/CRM-Status-Rehberi.docx
+++ b/docs/CRM-Status-Rehberi.docx
@@ -950,6 +950,141 @@
     <w:p>
       <w:r>
         <w:t>denied_registration(1x) artık didnt register ile ateşlemez.</w:t>
+      </w:r>
+    </w:p>
+    <w:p>
+      <w:pPr>
+        <w:pStyle w:val="Heading1"/>
+      </w:pPr>
+      <w:r>
+        <w:rPr>
+          <w:rFonts w:ascii="Calibri" w:hAnsi="Calibri" w:eastAsia="Calibri"/>
+          <w:b/>
+          <w:color w:val="1A365D"/>
+          <w:sz w:val="32"/>
+        </w:rPr>
+        <w:t>10. Çelişki G — Wrong Number vs No Answer (telefon canlı)</w:t>
+      </w:r>
+    </w:p>
+    <w:p>
+      <w:r>
+        <w:rPr>
+          <w:rFonts w:ascii="Calibri" w:hAnsi="Calibri" w:eastAsia="Calibri"/>
+          <w:b w:val="0"/>
+          <w:sz w:val="22"/>
+        </w:rPr>
+        <w:t>Kural (net): newest dialer satırı telefonun canlı olduğunu gösteriyorsa (ring / no answer / voice mail / DVM / unreachable) → Wrong Number üretme. Status No Answer kalır.</w:t>
+      </w:r>
+    </w:p>
+    <w:p>
+      <w:r>
+        <w:rPr>
+          <w:rFonts w:ascii="Calibri" w:hAnsi="Calibri" w:eastAsia="Calibri"/>
+          <w:b w:val="0"/>
+          <w:sz w:val="22"/>
+        </w:rPr>
+        <w:t>Neden Wrong üretildi (ACC493190):</w:t>
+      </w:r>
+    </w:p>
+    <w:p>
+      <w:pPr>
+        <w:pStyle w:val="ListBullet"/>
+      </w:pPr>
+      <w:r>
+        <w:rPr>
+          <w:rFonts w:ascii="Calibri" w:hAnsi="Calibri" w:eastAsia="Calibri"/>
+          <w:b w:val="0"/>
+          <w:sz w:val="22"/>
+        </w:rPr>
+        <w:t>Eski satır: Invalid email - CRM (techConfirmed yanlışlıkla tetiklenirdi — CRM kelimesi tek başına yetiyordu).</w:t>
+      </w:r>
+    </w:p>
+    <w:p>
+      <w:pPr>
+        <w:pStyle w:val="ListBullet"/>
+      </w:pPr>
+      <w:r>
+        <w:rPr>
+          <w:rFonts w:ascii="Calibri" w:hAnsi="Calibri" w:eastAsia="Calibri"/>
+          <w:b w:val="0"/>
+          <w:sz w:val="22"/>
+        </w:rPr>
+        <w:t>Newest: No Answer 30s / rings → phoneAlive.</w:t>
+      </w:r>
+    </w:p>
+    <w:p>
+      <w:pPr>
+        <w:pStyle w:val="ListBullet"/>
+      </w:pPr>
+      <w:r>
+        <w:rPr>
+          <w:rFonts w:ascii="Calibri" w:hAnsi="Calibri" w:eastAsia="Calibri"/>
+          <w:b w:val="0"/>
+          <w:sz w:val="22"/>
+        </w:rPr>
+        <w:t>Eski Memory Match: techConfirmed + softMoney yok → Wrong Number. Newest dialer-only koruması yoktu.</w:t>
+      </w:r>
+    </w:p>
+    <w:p>
+      <w:r>
+        <w:rPr>
+          <w:rFonts w:ascii="Calibri" w:hAnsi="Calibri" w:eastAsia="Calibri"/>
+          <w:b w:val="0"/>
+          <w:sz w:val="22"/>
+        </w:rPr>
+        <w:t>Fix (deployed):</w:t>
+      </w:r>
+    </w:p>
+    <w:p>
+      <w:pPr>
+        <w:pStyle w:val="ListBullet"/>
+      </w:pPr>
+      <w:r>
+        <w:rPr>
+          <w:rFonts w:ascii="Calibri" w:hAnsi="Calibri" w:eastAsia="Calibri"/>
+          <w:b w:val="0"/>
+          <w:sz w:val="22"/>
+        </w:rPr>
+        <w:t>techConfirmed: bare crm / email/mail/gmail kaldırıldı; sadece gerçek tech sinyalleri (disconnected, out of service, wrong number, invalid number, …).</w:t>
+      </w:r>
+    </w:p>
+    <w:p>
+      <w:pPr>
+        <w:pStyle w:val="ListBullet"/>
+      </w:pPr>
+      <w:r>
+        <w:rPr>
+          <w:rFonts w:ascii="Calibri" w:hAnsi="Calibri" w:eastAsia="Calibri"/>
+          <w:b w:val="0"/>
+          <w:sz w:val="22"/>
+        </w:rPr>
+        <w:t>phoneAliveNewest: ring / no answer / voice mail / DVM / unreachable.</w:t>
+      </w:r>
+    </w:p>
+    <w:p>
+      <w:pPr>
+        <w:pStyle w:val="ListBullet"/>
+      </w:pPr>
+      <w:r>
+        <w:rPr>
+          <w:rFonts w:ascii="Calibri" w:hAnsi="Calibri" w:eastAsia="Calibri"/>
+          <w:b w:val="0"/>
+          <w:sz w:val="22"/>
+        </w:rPr>
+        <w:t>Guard: phoneAliveNewest &amp;&amp; !hardWrong → Wrong Number adayı olsa bile No Answer'a düş.</w:t>
+      </w:r>
+    </w:p>
+    <w:p>
+      <w:pPr>
+        <w:pStyle w:val="ListBullet"/>
+      </w:pPr>
+      <w:r>
+        <w:rPr>
+          <w:rFonts w:ascii="Calibri" w:hAnsi="Calibri" w:eastAsia="Calibri"/>
+          <w:b w:val="0"/>
+          <w:sz w:val="22"/>
+        </w:rPr>
+        <w:t>Harness: ACC493190 + Invalid email - CRM (No Answer).</w:t>
       </w:r>
     </w:p>
     <w:sectPr>

--- a/docs/CRM-Status-Rehberi.docx
+++ b/docs/CRM-Status-Rehberi.docx
@@ -1085,6 +1085,128 @@
           <w:sz w:val="22"/>
         </w:rPr>
         <w:t>Harness: ACC493190 + Invalid email - CRM (No Answer).</w:t>
+      </w:r>
+    </w:p>
+    <w:p>
+      <w:pPr>
+        <w:pStyle w:val="Heading1"/>
+      </w:pPr>
+      <w:r>
+        <w:rPr>
+          <w:rFonts w:ascii="Calibri" w:hAnsi="Calibri" w:eastAsia="Calibri"/>
+          <w:b/>
+          <w:color w:val="1A365D"/>
+          <w:sz w:val="32"/>
+        </w:rPr>
+        <w:t>11. Çelişki H — Verifier dar görev vs geniş beklenti</w:t>
+      </w:r>
+    </w:p>
+    <w:p>
+      <w:r>
+        <w:rPr>
+          <w:rFonts w:ascii="Calibri" w:hAnsi="Calibri" w:eastAsia="Calibri"/>
+          <w:b w:val="0"/>
+          <w:sz w:val="22"/>
+        </w:rPr>
+        <w:t>Kural: Verifier yalnızca eşleşen keyword’ün cümle içinde doğru anlamda olup olmadığını denetler. Soft money vs hard money / Call Again vs No Potential politika savaşını yeniden tartmaz.</w:t>
+      </w:r>
+    </w:p>
+    <w:p>
+      <w:r>
+        <w:rPr>
+          <w:rFonts w:ascii="Calibri" w:hAnsi="Calibri" w:eastAsia="Calibri"/>
+          <w:b w:val="0"/>
+          <w:sz w:val="22"/>
+        </w:rPr>
+        <w:t>Risk:</w:t>
+      </w:r>
+    </w:p>
+    <w:p>
+      <w:pPr>
+        <w:pStyle w:val="ListBullet"/>
+      </w:pPr>
+      <w:r>
+        <w:rPr>
+          <w:rFonts w:ascii="Calibri" w:hAnsi="Calibri" w:eastAsia="Calibri"/>
+          <w:b w:val="0"/>
+          <w:sz w:val="22"/>
+        </w:rPr>
+        <w:t>LLM agree bias: false CA (next month, hard money) üzerinde agree kalabilir.</w:t>
+      </w:r>
+    </w:p>
+    <w:p>
+      <w:pPr>
+        <w:pStyle w:val="ListBullet"/>
+      </w:pPr>
+      <w:r>
+        <w:rPr>
+          <w:rFonts w:ascii="Calibri" w:hAnsi="Calibri" w:eastAsia="Calibri"/>
+          <w:b w:val="0"/>
+          <w:sz w:val="22"/>
+        </w:rPr>
+        <w:t>LLM overreach: soft money CA’yi No Potential’a çevirebilir.</w:t>
+      </w:r>
+    </w:p>
+    <w:p>
+      <w:r>
+        <w:rPr>
+          <w:rFonts w:ascii="Calibri" w:hAnsi="Calibri" w:eastAsia="Calibri"/>
+          <w:b w:val="0"/>
+          <w:sz w:val="22"/>
+        </w:rPr>
+        <w:t>Fix:</w:t>
+      </w:r>
+    </w:p>
+    <w:p>
+      <w:pPr>
+        <w:pStyle w:val="ListBullet"/>
+      </w:pPr>
+      <w:r>
+        <w:rPr>
+          <w:rFonts w:ascii="Calibri" w:hAnsi="Calibri" w:eastAsia="Calibri"/>
+          <w:b w:val="0"/>
+          <w:sz w:val="22"/>
+        </w:rPr>
+        <w:t>Prompt: “NOT a second status engine”; soft money + salary/arrange → AGREE if keyword not negated.</w:t>
+      </w:r>
+    </w:p>
+    <w:p>
+      <w:pPr>
+        <w:pStyle w:val="ListBullet"/>
+      </w:pPr>
+      <w:r>
+        <w:rPr>
+          <w:rFonts w:ascii="Calibri" w:hAnsi="Calibri" w:eastAsia="Calibri"/>
+          <w:b w:val="0"/>
+          <w:sz w:val="22"/>
+        </w:rPr>
+        <w:t>Deterministic guards: next_month, hard_money_dead, soft_money_protect, negated/DIY/CB REJS.</w:t>
+      </w:r>
+    </w:p>
+    <w:p>
+      <w:pPr>
+        <w:pStyle w:val="ListBullet"/>
+      </w:pPr>
+      <w:r>
+        <w:rPr>
+          <w:rFonts w:ascii="Calibri" w:hAnsi="Calibri" w:eastAsia="Calibri"/>
+          <w:b w:val="0"/>
+          <w:sz w:val="22"/>
+        </w:rPr>
+        <w:t>Override block: blocked_soft_money_protect / blocked_hard_money_protect / blocked_false_callback_protect.</w:t>
+      </w:r>
+    </w:p>
+    <w:p>
+      <w:pPr>
+        <w:pStyle w:val="ListBullet"/>
+      </w:pPr>
+      <w:r>
+        <w:rPr>
+          <w:rFonts w:ascii="Calibri" w:hAnsi="Calibri" w:eastAsia="Calibri"/>
+          <w:b w:val="0"/>
+          <w:sz w:val="22"/>
+        </w:rPr>
+        <w:t>Harness: scripts/verifier_guard_harness.js (13 cases).</w:t>
       </w:r>
     </w:p>
     <w:sectPr>

--- a/docs/CRM-Status-Rehberi.docx
+++ b/docs/CRM-Status-Rehberi.docx
@@ -1207,6 +1207,118 @@
           <w:sz w:val="22"/>
         </w:rPr>
         <w:t>Harness: scripts/verifier_guard_harness.js (13 cases).</w:t>
+      </w:r>
+    </w:p>
+    <w:p>
+      <w:pPr>
+        <w:pStyle w:val="Heading1"/>
+      </w:pPr>
+      <w:r>
+        <w:rPr>
+          <w:rFonts w:ascii="Calibri" w:hAnsi="Calibri" w:eastAsia="Calibri"/>
+          <w:b/>
+          <w:color w:val="1A365D"/>
+          <w:sz w:val="32"/>
+        </w:rPr>
+        <w:t>12. Çelişki I — Sheet when_not_to_use boşluğu</w:t>
+      </w:r>
+    </w:p>
+    <w:p>
+      <w:r>
+        <w:rPr>
+          <w:rFonts w:ascii="Calibri" w:hAnsi="Calibri" w:eastAsia="Calibri"/>
+          <w:b w:val="0"/>
+          <w:sz w:val="22"/>
+        </w:rPr>
+        <w:t>Sorun: Çoğu satırda when_not_to_use boş veya jenerik; negation / soft money / identity vs language Sheet’te yoktu. Motor+prompt telafi ediyordu → çift kaynaklı karmaşa.</w:t>
+      </w:r>
+    </w:p>
+    <w:p>
+      <w:r>
+        <w:rPr>
+          <w:rFonts w:ascii="Calibri" w:hAnsi="Calibri" w:eastAsia="Calibri"/>
+          <w:b/>
+          <w:sz w:val="22"/>
+        </w:rPr>
+        <w:t>Fix:</w:t>
+      </w:r>
+    </w:p>
+    <w:p>
+      <w:pPr>
+        <w:pStyle w:val="ListBullet"/>
+      </w:pPr>
+      <w:r>
+        <w:rPr>
+          <w:rFonts w:ascii="Calibri" w:hAnsi="Calibri" w:eastAsia="Calibri"/>
+          <w:b w:val="0"/>
+          <w:sz w:val="22"/>
+        </w:rPr>
+        <w:t>evals/rules_sheet.json: boş/zayıf avoid dolduruldu; [skip:negation|soft_money_plan|hard_money_dead|next_month_as_ca|identity_denial|language_only|bare_didnt_register|agent_cb|phone_alive] etiketleri.</w:t>
+      </w:r>
+    </w:p>
+    <w:p>
+      <w:pPr>
+        <w:pStyle w:val="ListBullet"/>
+      </w:pPr>
+      <w:r>
+        <w:rPr>
+          <w:rFonts w:ascii="Calibri" w:hAnsi="Calibri" w:eastAsia="Calibri"/>
+          <w:b w:val="0"/>
+          <w:sz w:val="22"/>
+        </w:rPr>
+        <w:t>Memory Match sheetAvoidBlocks(): Sheet satırı match olsa bile [skip:] koşulu varsa satır bastırılır (policy tek kaynak olmaktan çıkar).</w:t>
+      </w:r>
+    </w:p>
+    <w:p>
+      <w:pPr>
+        <w:pStyle w:val="ListBullet"/>
+      </w:pPr>
+      <w:r>
+        <w:rPr>
+          <w:rFonts w:ascii="Calibri" w:hAnsi="Calibri" w:eastAsia="Calibri"/>
+          <w:b w:val="0"/>
+          <w:sz w:val="22"/>
+        </w:rPr>
+        <w:t>Build Verify Batches: when_not_to_use snippet 160 karaktere çıkarıldı (etiketler Verifier’a ulaşır).</w:t>
+      </w:r>
+    </w:p>
+    <w:p>
+      <w:pPr>
+        <w:pStyle w:val="ListBullet"/>
+      </w:pPr>
+      <w:r>
+        <w:rPr>
+          <w:rFonts w:ascii="Calibri" w:hAnsi="Calibri" w:eastAsia="Calibri"/>
+          <w:b w:val="0"/>
+          <w:sz w:val="22"/>
+        </w:rPr>
+        <w:t>Canlı Google Sheet: evals/when_not_to_use_conflict_i.csv satırlarını CRM_AI_Rules when_not_to_use kolonuna yapıştır.</w:t>
+      </w:r>
+    </w:p>
+    <w:p>
+      <w:pPr>
+        <w:pStyle w:val="ListBullet"/>
+      </w:pPr>
+      <w:r>
+        <w:rPr>
+          <w:rFonts w:ascii="Calibri" w:hAnsi="Calibri" w:eastAsia="Calibri"/>
+          <w:b w:val="0"/>
+          <w:sz w:val="22"/>
+        </w:rPr>
+        <w:t>Script: python3 scripts/fill_when_not_to_use.py</w:t>
+      </w:r>
+    </w:p>
+    <w:p>
+      <w:pPr>
+        <w:pStyle w:val="ListBullet"/>
+      </w:pPr>
+      <w:r>
+        <w:rPr>
+          <w:rFonts w:ascii="Calibri" w:hAnsi="Calibri" w:eastAsia="Calibri"/>
+          <w:b w:val="0"/>
+          <w:sz w:val="22"/>
+        </w:rPr>
+        <w:t>Harness: ACC-I-LANG-ID / ACC-I-SOFT-NP / ACC-I-NEXT-CA</w:t>
       </w:r>
     </w:p>
     <w:sectPr>

--- a/docs/CRM-Status-Rehberi.docx
+++ b/docs/CRM-Status-Rehberi.docx
@@ -1319,6 +1319,125 @@
           <w:sz w:val="22"/>
         </w:rPr>
         <w:t>Harness: ACC-I-LANG-ID / ACC-I-SOFT-NP / ACC-I-NEXT-CA</w:t>
+      </w:r>
+    </w:p>
+    <w:p>
+      <w:pPr>
+        <w:pStyle w:val="Heading1"/>
+      </w:pPr>
+      <w:r>
+        <w:rPr>
+          <w:rFonts w:ascii="Calibri" w:hAnsi="Calibri" w:eastAsia="Calibri"/>
+          <w:b/>
+          <w:color w:val="1A365D"/>
+          <w:sz w:val="32"/>
+        </w:rPr>
+        <w:t>13. Çelişki J — skipAI + eski Verifier kotası</w:t>
+      </w:r>
+    </w:p>
+    <w:p>
+      <w:r>
+        <w:rPr>
+          <w:rFonts w:ascii="Calibri" w:hAnsi="Calibri" w:eastAsia="Calibri"/>
+          <w:b w:val="0"/>
+          <w:sz w:val="22"/>
+        </w:rPr>
+        <w:t>Kural: Policy/Sheet hit → skipAI=true → AI Agent çalışmaz. Doğru sonuç önce Memory Match kalitesine bağlı.</w:t>
+      </w:r>
+    </w:p>
+    <w:p>
+      <w:r>
+        <w:rPr>
+          <w:rFonts w:ascii="Calibri" w:hAnsi="Calibri" w:eastAsia="Calibri"/>
+          <w:b w:val="0"/>
+          <w:sz w:val="22"/>
+        </w:rPr>
+        <w:t>Eski risk: Verifier MAX kotası Wrong no_money satırlarını dışarıda bırakabiliyordu (düzeltildi: tüm Wrong girer).</w:t>
+      </w:r>
+    </w:p>
+    <w:p>
+      <w:r>
+        <w:rPr>
+          <w:rFonts w:ascii="Calibri" w:hAnsi="Calibri" w:eastAsia="Calibri"/>
+          <w:b w:val="0"/>
+          <w:sz w:val="22"/>
+        </w:rPr>
+        <w:t>Kalan risk: Correct ama kırılgan skipAI (money/callback/identity) de kotada düşebilirdi.</w:t>
+      </w:r>
+    </w:p>
+    <w:p>
+      <w:r>
+        <w:rPr>
+          <w:rFonts w:ascii="Calibri" w:hAnsi="Calibri" w:eastAsia="Calibri"/>
+          <w:b/>
+          <w:sz w:val="22"/>
+        </w:rPr>
+        <w:t>Fix:</w:t>
+      </w:r>
+    </w:p>
+    <w:p>
+      <w:pPr>
+        <w:pStyle w:val="ListBullet"/>
+      </w:pPr>
+      <w:r>
+        <w:rPr>
+          <w:rFonts w:ascii="Calibri" w:hAnsi="Calibri" w:eastAsia="Calibri"/>
+          <w:b w:val="0"/>
+          <w:sz w:val="22"/>
+        </w:rPr>
+        <w:t>Build Verify Batches: ALL Wrong + ALL fragile skipAI Correct (money/callback/next_month/identity/DIY/CB REJS/phone_alive) uncapped.</w:t>
+      </w:r>
+    </w:p>
+    <w:p>
+      <w:pPr>
+        <w:pStyle w:val="ListBullet"/>
+      </w:pPr>
+      <w:r>
+        <w:rPr>
+          <w:rFonts w:ascii="Calibri" w:hAnsi="Calibri" w:eastAsia="Calibri"/>
+          <w:b w:val="0"/>
+          <w:sz w:val="22"/>
+        </w:rPr>
+        <w:t>Non-fragile Correct/Manual hâlâ MAX_OTHER=80.</w:t>
+      </w:r>
+    </w:p>
+    <w:p>
+      <w:pPr>
+        <w:pStyle w:val="ListBullet"/>
+      </w:pPr>
+      <w:r>
+        <w:rPr>
+          <w:rFonts w:ascii="Calibri" w:hAnsi="Calibri" w:eastAsia="Calibri"/>
+          <w:b w:val="0"/>
+          <w:sz w:val="22"/>
+        </w:rPr>
+        <w:t>priorityScore: fragile +40.</w:t>
+      </w:r>
+    </w:p>
+    <w:p>
+      <w:pPr>
+        <w:pStyle w:val="ListBullet"/>
+      </w:pPr>
+      <w:r>
+        <w:rPr>
+          <w:rFonts w:ascii="Calibri" w:hAnsi="Calibri" w:eastAsia="Calibri"/>
+          <w:b w:val="0"/>
+          <w:sz w:val="22"/>
+        </w:rPr>
+        <w:t>Harness: scripts/verifier_quota_harness.js</w:t>
+      </w:r>
+    </w:p>
+    <w:p>
+      <w:pPr>
+        <w:pStyle w:val="ListBullet"/>
+      </w:pPr>
+      <w:r>
+        <w:rPr>
+          <w:rFonts w:ascii="Calibri" w:hAnsi="Calibri" w:eastAsia="Calibri"/>
+          <w:b w:val="0"/>
+          <w:sz w:val="22"/>
+        </w:rPr>
+        <w:t>AI Agent yeniden açılmaz — ikinci bakış Verifier + deterministic guards (Conflict H).</w:t>
       </w:r>
     </w:p>
     <w:sectPr>

--- a/docs/CRM-Status-Rehberi.docx
+++ b/docs/CRM-Status-Rehberi.docx
@@ -4,952 +4,242 @@
   <w:body>
     <w:p>
       <w:pPr>
-        <w:pStyle w:val="Heading1"/>
+        <w:jc w:val="center"/>
       </w:pPr>
       <w:r>
-        <w:t>CRM Status Rehberi</w:t>
+        <w:rPr>
+          <w:rFonts w:ascii="Calibri" w:hAnsi="Calibri" w:eastAsia="Calibri"/>
+          <w:b/>
+          <w:i w:val="0"/>
+          <w:color w:val="1A365D"/>
+          <w:sz w:val="44"/>
+        </w:rPr>
+        <w:t>CRM Status Eğitim Kılavuzu</w:t>
       </w:r>
     </w:p>
     <w:p>
+      <w:pPr>
+        <w:jc w:val="center"/>
+      </w:pPr>
       <w:r>
-        <w:t>Bu belge Google Sheet kuralları, Memory Match politikaları, AI Agent / Verifier prompt’ları ve 2026-09 Wrong inceleme düzeltmelerinden derlenmiştir. Amaç: her status’ün ne zaman kullanılacağını sade anlatımla sabitlemek ve çakışmaları görünür kılmak.</w:t>
+        <w:rPr>
+          <w:rFonts w:ascii="Calibri" w:hAnsi="Calibri" w:eastAsia="Calibri"/>
+          <w:b w:val="0"/>
+          <w:i/>
+          <w:color w:val="2C5282"/>
+          <w:sz w:val="26"/>
+        </w:rPr>
+        <w:t>Ne olunca hangi status? — Agent / reviewer el kitabı</w:t>
       </w:r>
     </w:p>
     <w:p>
+      <w:pPr>
+        <w:spacing w:after="120"/>
+      </w:pPr>
       <w:r>
-        <w:t>Kaynaklar: evals/rules_sheet.json (Sheet), n8n Memory Match + AI Agent + Verifier AI, canlı Wrong review (Part 1 / data (1).xlsx).</w:t>
+        <w:rPr>
+          <w:rFonts w:ascii="Calibri" w:hAnsi="Calibri" w:eastAsia="Calibri"/>
+          <w:b w:val="0"/>
+          <w:i w:val="0"/>
+          <w:color w:val="444444"/>
+          <w:sz w:val="22"/>
+        </w:rPr>
+        <w:t>Bu rehber, CRM’e status girerken doğru kararı vermen için yazıldı. Teknik sistem detayı değil; yorum satırını okuyup “bu lead’e ne koyarım?” sorusuna cevap verir.</w:t>
       </w:r>
     </w:p>
     <w:p>
       <w:pPr>
-        <w:pStyle w:val="Heading2"/>
+        <w:spacing w:after="120"/>
       </w:pPr>
       <w:r>
-        <w:t>1. Status sözlüğü (ne için?)</w:t>
+        <w:rPr>
+          <w:rFonts w:ascii="Calibri" w:hAnsi="Calibri" w:eastAsia="Calibri"/>
+          <w:b w:val="0"/>
+          <w:i w:val="0"/>
+          <w:color w:val="444444"/>
+          <w:sz w:val="22"/>
+        </w:rPr>
+        <w:t>Kural: En yeni anlamlı müşteri cümlesine bak. Agent’ın kendi arama notunu (cb:vm, cb na, call again rej) müşteri talebi sanma.</w:t>
       </w:r>
     </w:p>
     <w:p>
       <w:pPr>
-        <w:pStyle w:val="Heading3"/>
+        <w:pStyle w:val="Heading1"/>
       </w:pPr>
       <w:r>
-        <w:t>Call Again</w:t>
+        <w:rPr>
+          <w:rFonts w:ascii="Calibri" w:hAnsi="Calibri" w:eastAsia="Calibri"/>
+          <w:b/>
+          <w:i w:val="0"/>
+          <w:color w:val="1A365D"/>
+          <w:sz w:val="36"/>
+        </w:rPr>
+        <w:t>1. Önce bu sırayla bak (öncelik ağacı)</w:t>
       </w:r>
     </w:p>
     <w:p>
+      <w:pPr>
+        <w:spacing w:after="120"/>
+      </w:pPr>
       <w:r>
-        <w:t>Olumsuz / nihai red yokken müşteri devam niyeti veya net randevu / geri arama verdiyse. Takip edilecek sıcak lead.</w:t>
+        <w:rPr>
+          <w:rFonts w:ascii="Calibri" w:hAnsi="Calibri" w:eastAsia="Calibri"/>
+          <w:b w:val="0"/>
+          <w:i w:val="0"/>
+          <w:color w:val="444444"/>
+          <w:sz w:val="22"/>
+        </w:rPr>
+        <w:t>Aşağıdaki liste yukarıdan aşağıdır. Üstteki durum varsa alttakine bakma.</w:t>
       </w:r>
     </w:p>
     <w:p>
       <w:pPr>
-        <w:pStyle w:val="ListBullet"/>
+        <w:pStyle w:val="ListNumber"/>
+        <w:spacing w:after="40"/>
       </w:pPr>
       <w:r>
-        <w:t>Sheet: call me back, cb, interested, appointment, call later (~205 aktif kural) → genelde Call Again</w:t>
+        <w:rPr>
+          <w:rFonts w:ascii="Calibri" w:hAnsi="Calibri" w:eastAsia="Calibri"/>
+          <w:b w:val="0"/>
+          <w:i w:val="0"/>
+          <w:sz w:val="22"/>
+        </w:rPr>
+        <w:t>Kimlik inkârı var mı? (“ben Ahmad değilim”, “wrong person”, “this is not me”) → Denied Registration</w:t>
       </w:r>
     </w:p>
     <w:p>
       <w:pPr>
-        <w:pStyle w:val="ListBullet"/>
+        <w:pStyle w:val="ListNumber"/>
+        <w:spacing w:after="40"/>
       </w:pPr>
       <w:r>
-        <w:t>MM: callback_in_newest, callback, busy_after_pickup, money_with_funding_plan, no_money_soft_plan_override, np_soft_money_followup</w:t>
+        <w:rPr>
+          <w:rFonts w:ascii="Calibri" w:hAnsi="Calibri" w:eastAsia="Calibri"/>
+          <w:b w:val="0"/>
+          <w:i w:val="0"/>
+          <w:sz w:val="22"/>
+        </w:rPr>
+        <w:t>Dil bariyeri var mı? (Mandarin / Arapça / “hard time to discuss in English”) ve kimlik inkârı YOK → No Language</w:t>
       </w:r>
     </w:p>
     <w:p>
       <w:pPr>
-        <w:pStyle w:val="ListBullet"/>
+        <w:pStyle w:val="ListNumber"/>
+        <w:spacing w:after="40"/>
       </w:pPr>
       <w:r>
-        <w:t>Örnek doğru: “call me at 6pm”, “busy call back later”, “no money till salary day” (soft money + maaş planı)</w:t>
+        <w:rPr>
+          <w:rFonts w:ascii="Calibri" w:hAnsi="Calibri" w:eastAsia="Calibri"/>
+          <w:b w:val="0"/>
+          <w:i w:val="0"/>
+          <w:sz w:val="22"/>
+        </w:rPr>
+        <w:t>18 yaş altı / geçersiz ülke → Under 18 / Invalid Country</w:t>
       </w:r>
     </w:p>
     <w:p>
       <w:pPr>
-        <w:pStyle w:val="ListBullet"/>
+        <w:pStyle w:val="ListNumber"/>
+        <w:spacing w:after="40"/>
       </w:pPr>
       <w:r>
-        <w:t>Örnek yanlış (düzeltildi/ayrılmalı): “next month but not sure” + “does not have the money” → artık No Potential; “i will do it by myself” → callback değil</w:t>
+        <w:rPr>
+          <w:rFonts w:ascii="Calibri" w:hAnsi="Calibri" w:eastAsia="Calibri"/>
+          <w:b w:val="0"/>
+          <w:i w:val="0"/>
+          <w:sz w:val="22"/>
+        </w:rPr>
+        <w:t>Para yok + uzak/belirsiz/çıkış (next month, by October, not serious, discontinue) → No Potential</w:t>
       </w:r>
     </w:p>
     <w:p>
       <w:pPr>
-        <w:pStyle w:val="Heading3"/>
+        <w:pStyle w:val="ListNumber"/>
+        <w:spacing w:after="40"/>
       </w:pPr>
       <w:r>
-        <w:t>Recall</w:t>
+        <w:rPr>
+          <w:rFonts w:ascii="Calibri" w:hAnsi="Calibri" w:eastAsia="Calibri"/>
+          <w:b w:val="0"/>
+          <w:i w:val="0"/>
+          <w:sz w:val="22"/>
+        </w:rPr>
+        <w:t>Para yok AMA yakın plan (maaş yakında, arrange funds, arkadaştan yardım) → Call Again</w:t>
       </w:r>
     </w:p>
     <w:p>
+      <w:pPr>
+        <w:pStyle w:val="ListNumber"/>
+        <w:spacing w:after="40"/>
+      </w:pPr>
       <w:r>
-        <w:t>Yumuşak red, erteleme, güvensizlik veya konuşma kapanışı var ama henüz kalıcı No Interest değil. “Şimdilik istemiyor / erteledi / noncoop”.</w:t>
-      </w:r>
-    </w:p>
-    <w:p>
-      <w:pPr>
-        <w:pStyle w:val="ListBullet"/>
-      </w:pPr>
-      <w:r>
-        <w:t>Sheet: not interested (tek gün), refuse, hangup after pitch, defer (~142 kural)</w:t>
-      </w:r>
-    </w:p>
-    <w:p>
-      <w:pPr>
-        <w:pStyle w:val="ListBullet"/>
-      </w:pPr>
-      <w:r>
-        <w:t>MM: refusal / refusal_in_newest, defer, noncoop_in_newest, third_party (sadece hesap sahibi/kayıt başkasınınsa), recall_kept_after_hangup</w:t>
-      </w:r>
-    </w:p>
-    <w:p>
-      <w:pPr>
-        <w:pStyle w:val="ListBullet"/>
-      </w:pPr>
-      <w:r>
-        <w:t>Örnek doğru: “not interested” (tek gün), “dont need your help”, duymuyor gibi yapıp kapatma (ACC90015)</w:t>
-      </w:r>
-    </w:p>
-    <w:p>
-      <w:pPr>
-        <w:pStyle w:val="ListBullet"/>
-      </w:pPr>
-      <w:r>
-        <w:t>Örnek yanlış: his son çeviri yardımı / kızına kart foto için arama → third_party olmamalı</w:t>
-      </w:r>
-    </w:p>
-    <w:p>
-      <w:pPr>
-        <w:pStyle w:val="Heading3"/>
-      </w:pPr>
-      <w:r>
-        <w:t>No Interest</w:t>
-      </w:r>
-    </w:p>
-    <w:p>
-      <w:r>
-        <w:t>Kalıcı ilgisizlik. İki yol (iş kuralı, review’da netleşti):</w:t>
-      </w:r>
-    </w:p>
-    <w:p>
-      <w:pPr>
-        <w:pStyle w:val="ListBullet"/>
-      </w:pPr>
-      <w:r>
-        <w:t>1) Red / not interested ifadesi iki farklı günde geçiyorsa → No Interest</w:t>
-      </w:r>
-    </w:p>
-    <w:p>
-      <w:pPr>
-        <w:pStyle w:val="ListBullet"/>
-      </w:pPr>
-      <w:r>
-        <w:t>2) Recall iken 3 farklı günde cevap yok (NA) → No Interest (policy:refusal_2_days / recall_3na_after)</w:t>
-      </w:r>
-    </w:p>
-    <w:p>
-      <w:pPr>
-        <w:pStyle w:val="ListBullet"/>
-      </w:pPr>
-      <w:r>
-        <w:t>Sheet’te az kural (4); asıl güç MM politika + CRM agent etiketi</w:t>
-      </w:r>
-    </w:p>
-    <w:p>
-      <w:pPr>
-        <w:pStyle w:val="ListBullet"/>
-      </w:pPr>
-      <w:r>
-        <w:t>Örnek: ACC37244 — iki gün red + delete it → CRM No Interest doğru; motor Recall dememeli</w:t>
-      </w:r>
-    </w:p>
-    <w:p>
-      <w:pPr>
-        <w:pStyle w:val="Heading3"/>
-      </w:pPr>
-      <w:r>
-        <w:t>No Potential</w:t>
-      </w:r>
-    </w:p>
-    <w:p>
-      <w:r>
-        <w:t>Yatırım / ödeme kapasitesi yok veya süreç ölü. Hard money, uzun/belirsiz timing, evraksız engel.</w:t>
-      </w:r>
-    </w:p>
-    <w:p>
-      <w:pPr>
-        <w:pStyle w:val="ListBullet"/>
-      </w:pPr>
-      <w:r>
-        <w:t>Sheet: no money, no funds, no potential (~43)</w:t>
-      </w:r>
-    </w:p>
-    <w:p>
-      <w:pPr>
-        <w:pStyle w:val="ListBullet"/>
-      </w:pPr>
-      <w:r>
-        <w:t>MM: no_money, money_quit, next_month_no_potential, phone_unreachable_email_only, keep_np_no_docs</w:t>
-      </w:r>
-    </w:p>
-    <w:p>
-      <w:pPr>
-        <w:pStyle w:val="ListBullet"/>
-      </w:pPr>
-      <w:r>
-        <w:t>Düzeltme: “next month” artık Call Again değil → No Potential (özellikle money / not sure ile)</w:t>
-      </w:r>
-    </w:p>
-    <w:p>
-      <w:pPr>
-        <w:pStyle w:val="ListBullet"/>
-      </w:pPr>
-      <w:r>
-        <w:t>Örnek doğru: “does not have the money … next month but not sure” (ACC493024)</w:t>
-      </w:r>
-    </w:p>
-    <w:p>
-      <w:pPr>
-        <w:pStyle w:val="ListBullet"/>
-      </w:pPr>
-      <w:r>
-        <w:t>Örnek yanlış: “no money till the salary day” / “call on 10th with salary” → soft money = Call Again (ACC89966 / ACC89974)</w:t>
-      </w:r>
-    </w:p>
-    <w:p>
-      <w:pPr>
-        <w:pStyle w:val="Heading3"/>
-      </w:pPr>
-      <w:r>
-        <w:t>No Potential - no documents</w:t>
-      </w:r>
-    </w:p>
-    <w:p>
-      <w:r>
-        <w:t>Potansiyel değil çünkü kimlik / banka / evrak yok. Genel No Potential’dan daha spesifik; agent veya sheet “no documents / no id / no bank” diyorsa bu aile korunur (keep_np_no_docs / no_money keep_sheet).</w:t>
-      </w:r>
-    </w:p>
-    <w:p>
-      <w:pPr>
-        <w:pStyle w:val="ListBullet"/>
-      </w:pPr>
-      <w:r>
-        <w:t>Örnek: ACC90019 — no id / no bank acc → CRM No Potential - no documents doğru; “didnt register” tek başına Denied Registration yapmaz</w:t>
-      </w:r>
-    </w:p>
-    <w:p>
-      <w:pPr>
-        <w:pStyle w:val="Heading3"/>
-      </w:pPr>
-      <w:r>
-        <w:t>No Answer 1-5</w:t>
-      </w:r>
-    </w:p>
-    <w:p>
-      <w:r>
-        <w:t>Telefon çalışıyor ama cevap yok / VM / dialer (na, vm, dvm, ring, ndt). 1–5 deneme bandı.</w:t>
-      </w:r>
-    </w:p>
-    <w:p>
-      <w:pPr>
-        <w:pStyle w:val="ListBullet"/>
-      </w:pPr>
-      <w:r>
-        <w:t>Sheet: na, vm, dvm, ringing (~160)</w:t>
-      </w:r>
-    </w:p>
-    <w:p>
-      <w:pPr>
-        <w:pStyle w:val="ListBullet"/>
-      </w:pPr>
-      <w:r>
-        <w:t>MM: crm_no_answer_kept (newest dialer-only), no_real_conversation</w:t>
-      </w:r>
-    </w:p>
-    <w:p>
-      <w:pPr>
-        <w:pStyle w:val="ListBullet"/>
-      </w:pPr>
-      <w:r>
-        <w:t>İş kuralı: Invalid email olsa bile telefon ring/NA ise Wrong Number’a çekme — NA kalır (ACC493190)</w:t>
-      </w:r>
-    </w:p>
-    <w:p>
-      <w:pPr>
-        <w:pStyle w:val="Heading3"/>
-      </w:pPr>
-      <w:r>
-        <w:t>No Answer 5 UP</w:t>
-      </w:r>
-    </w:p>
-    <w:p>
-      <w:r>
-        <w:t>5+ ayrı günde cevap yok / uzun NA streak. Mekanik yükseltme (no_answer_5_distinct_days / call_again_5na_days aileleri).</w:t>
-      </w:r>
-    </w:p>
-    <w:p>
-      <w:pPr>
-        <w:pStyle w:val="Heading3"/>
-      </w:pPr>
-      <w:r>
-        <w:t>No Language</w:t>
-      </w:r>
-    </w:p>
-    <w:p>
-      <w:r>
-        <w:t>Görüşme dili tutmuyor; müşteri MY/EN’de ilerleyemiyor, başka dilde fluent, translator lazım.</w:t>
-      </w:r>
-    </w:p>
-    <w:p>
-      <w:pPr>
-        <w:pStyle w:val="ListBullet"/>
-      </w:pPr>
-      <w:r>
-        <w:t>Sheet + MM language_barrier_stated; LANG_RE: no english, fluent in mandarin, hard time to discuss, …</w:t>
-      </w:r>
-    </w:p>
-    <w:p>
-      <w:pPr>
-        <w:pStyle w:val="ListBullet"/>
-      </w:pPr>
-      <w:r>
-        <w:t>Örnek doğru: ACC492878 — Mandarin + hard time MY/EN; oğul çeviri yardımı third_party değil</w:t>
-      </w:r>
-    </w:p>
-    <w:p>
-      <w:pPr>
-        <w:pStyle w:val="ListBullet"/>
-      </w:pPr>
-      <w:r>
-        <w:t>Örnek yanlış: “speak arabic” tek başına, asıl cümle “im not ahmad” ise Denied Registration (ACC90025)</w:t>
-      </w:r>
-    </w:p>
-    <w:p>
-      <w:pPr>
-        <w:pStyle w:val="Heading3"/>
-      </w:pPr>
-      <w:r>
-        <w:t>Denied Registration</w:t>
-      </w:r>
-    </w:p>
-    <w:p>
-      <w:r>
-        <w:t>Kimlik reddi: “o kişi değilim”, isim doğrulanmıyor, kayıt başkasının numarasına yapılmış olabilir — ama sadece “kayıt olmadım / didnt register” yetmez.</w:t>
-      </w:r>
-    </w:p>
-    <w:p>
-      <w:pPr>
-        <w:pStyle w:val="ListBullet"/>
-      </w:pPr>
-      <w:r>
-        <w:t>MM: denied_registration(1x) — şu an hâlâ “didnt register” ile agresif; iş kuralına göre sıkılaştırılmalı</w:t>
-      </w:r>
-    </w:p>
-    <w:p>
-      <w:pPr>
-        <w:pStyle w:val="ListBullet"/>
-      </w:pPr>
-      <w:r>
-        <w:t>Doğru: “im not ahmad” (ACC90025 CRM)</w:t>
-      </w:r>
-    </w:p>
-    <w:p>
-      <w:pPr>
-        <w:pStyle w:val="ListBullet"/>
-      </w:pPr>
-      <w:r>
-        <w:t>Yanlış: “said i didnt register” tek satır (ACC90028) → Recall kalmalı</w:t>
-      </w:r>
-    </w:p>
-    <w:p>
-      <w:pPr>
-        <w:pStyle w:val="Heading3"/>
-      </w:pPr>
-      <w:r>
-        <w:t>Wrong Number or Email</w:t>
-      </w:r>
-    </w:p>
-    <w:p>
-      <w:r>
-        <w:t>Numara/email gerçekten yanlış veya ulaşılamaz kimlik. Telefon çalışıyorsa (NA/ring) invalid email tek başına yetmez.</w:t>
-      </w:r>
-    </w:p>
-    <w:p>
-      <w:pPr>
-        <w:pStyle w:val="ListBullet"/>
-      </w:pPr>
-      <w:r>
-        <w:t>MM: wrong_number, fake_registration</w:t>
-      </w:r>
-    </w:p>
-    <w:p>
-      <w:pPr>
-        <w:pStyle w:val="ListBullet"/>
-      </w:pPr>
-      <w:r>
-        <w:t>Düzeltme kuralı: invalid email + çalışan telefon → No Answer; Wrong Number değil (ACC493190)</w:t>
-      </w:r>
-    </w:p>
-    <w:p>
-      <w:pPr>
-        <w:pStyle w:val="Heading3"/>
-      </w:pPr>
-      <w:r>
-        <w:t>Under 18 / Invalid Country</w:t>
-      </w:r>
-    </w:p>
-    <w:p>
-      <w:r>
-        <w:t>Yaş &lt;18 veya ülke/geçersiz market. Deterministik politikalar (under_18, invalid_country sheet/MM).</w:t>
-      </w:r>
-    </w:p>
-    <w:p>
-      <w:pPr>
-        <w:pStyle w:val="Heading3"/>
-      </w:pPr>
-      <w:r>
-        <w:t>Manual Check / Decline / Duplicate / DNC</w:t>
-      </w:r>
-    </w:p>
-    <w:p>
-      <w:r>
-        <w:t>Ambiguous karışık intent (mixed_intent_manual), operasyonel decline, mükerrer, do-not-call. AI yetersiz yorumda Manual Check önerebilir.</w:t>
-      </w:r>
-    </w:p>
-    <w:p>
-      <w:pPr>
-        <w:pStyle w:val="Heading2"/>
-      </w:pPr>
-      <w:r>
-        <w:t>2. Katmanlar nasıl karar veriyor?</w:t>
-      </w:r>
-    </w:p>
-    <w:p>
-      <w:pPr>
-        <w:pStyle w:val="Heading3"/>
-      </w:pPr>
-      <w:r>
-        <w:t>Google Sheet</w:t>
-      </w:r>
-    </w:p>
-    <w:p>
-      <w:r>
-        <w:t>Trigger phrase → suggested_status. Yüksek hacim Call Again / NA / Recall. when_to_use / when_not_to_use çoğu satırda zayıf veya boş; bu yüzden false positive riski yüksek (ör. interested içinde “not interested”).</w:t>
-      </w:r>
-    </w:p>
-    <w:p>
-      <w:pPr>
-        <w:pStyle w:val="Heading3"/>
-      </w:pPr>
-      <w:r>
-        <w:t>Memory Match (0-token motor)</w:t>
-      </w:r>
-    </w:p>
-    <w:p>
-      <w:r>
-        <w:t>Sheet + politika ağacı. skipAI=true ile AI Agent’ı bypass eder. Öncelik örnekleri: refusal günleri, money vs callback, next_month_no_potential, soft money override, third_party owner vs help, language barrier.</w:t>
-      </w:r>
-    </w:p>
-    <w:p>
-      <w:pPr>
-        <w:pStyle w:val="Heading3"/>
-      </w:pPr>
-      <w:r>
-        <w:t>AI Agent</w:t>
-      </w:r>
-    </w:p>
-    <w:p>
-      <w:r>
-        <w:t>Sadece skipAI=false (belirsiz) lead’ler. Prompt’ta money/callback/refusal ağacı ve ALLOWED status listesi var. Maliyet için batch.</w:t>
-      </w:r>
-    </w:p>
-    <w:p>
-      <w:pPr>
-        <w:pStyle w:val="Heading3"/>
-      </w:pPr>
-      <w:r>
-        <w:t>Appointment AI</w:t>
-      </w:r>
-    </w:p>
-    <w:p>
-      <w:r>
-        <w:t>Gerçek CB/randevu intent’i olanlara Call Again / when-to-call zenginliği. Regex false positive’leri düzeltebilir.</w:t>
-      </w:r>
-    </w:p>
-    <w:p>
-      <w:pPr>
-        <w:pStyle w:val="Heading3"/>
-      </w:pPr>
-      <w:r>
-        <w:t>Verifier AI (Match Context Auditor)</w:t>
-      </w:r>
-    </w:p>
-    <w:p>
-      <w:r>
-        <w:t>Görevi yeniden sınıflandırmak değil: motor keyword’ünü bulup FULL SENTENCE before+[kw]+after ile agree/disagree.</w:t>
-      </w:r>
-    </w:p>
-    <w:p>
-      <w:pPr>
-        <w:pStyle w:val="ListBullet"/>
-      </w:pPr>
-      <w:r>
-        <w:t>agree → status değişmez</w:t>
-      </w:r>
-    </w:p>
-    <w:p>
-      <w:pPr>
-        <w:pStyle w:val="ListBullet"/>
-      </w:pPr>
-      <w:r>
-        <w:t>disagree → correct_status ile override</w:t>
-      </w:r>
-    </w:p>
-    <w:p>
-      <w:pPr>
-        <w:pStyle w:val="ListBullet"/>
-      </w:pPr>
-      <w:r>
-        <w:t>Düzeltme: belirsizlikte agree yok; next month + money → No Potential; Apply’da deterministic next-month zincir koruması</w:t>
-      </w:r>
-    </w:p>
-    <w:p>
-      <w:pPr>
-        <w:pStyle w:val="ListBullet"/>
-      </w:pPr>
-      <w:r>
-        <w:t>Düzeltme: TÜM Wrong satırlar Verifier’a girer (eski MAX 120 kotası Wrong’ları düşürüyordu)</w:t>
-      </w:r>
-    </w:p>
-    <w:p>
-      <w:pPr>
-        <w:pStyle w:val="Heading2"/>
-      </w:pPr>
-      <w:r>
-        <w:t>3. Bu turda eklenen / sıkılaştırılan iş kuralları</w:t>
-      </w:r>
-    </w:p>
-    <w:p>
-      <w:pPr>
-        <w:pStyle w:val="ListBullet"/>
-      </w:pPr>
-      <w:r>
-        <w:t>next month → No Potential (Call Again değil); does not have the money MONEY_RE’de “the” ile eşleşir</w:t>
-      </w:r>
-    </w:p>
-    <w:p>
-      <w:pPr>
-        <w:pStyle w:val="ListBullet"/>
-      </w:pPr>
-      <w:r>
-        <w:t>Soft money + maaş/plan → Call Again (NP değil) — hâlâ regex kaçırabiliyor: salery typo, “call on 10th with salary”</w:t>
-      </w:r>
-    </w:p>
-    <w:p>
-      <w:pPr>
-        <w:pStyle w:val="ListBullet"/>
-      </w:pPr>
-      <w:r>
-        <w:t>Invalid email + telefon canlı → No Answer (Wrong Number değil)</w:t>
-      </w:r>
-    </w:p>
-    <w:p>
-      <w:pPr>
-        <w:pStyle w:val="ListBullet"/>
-      </w:pPr>
-      <w:r>
-        <w:t>Denied Registration için kimlik inkârı şart; didnt register yetmez</w:t>
-      </w:r>
-    </w:p>
-    <w:p>
-      <w:pPr>
-        <w:pStyle w:val="ListBullet"/>
-      </w:pPr>
-      <w:r>
-        <w:t>No Interest: 2 farklı gün red VEYA Recall sonrası 3 NA günü</w:t>
-      </w:r>
-    </w:p>
-    <w:p>
-      <w:pPr>
-        <w:pStyle w:val="ListBullet"/>
-      </w:pPr>
-      <w:r>
-        <w:t>third_party: hesap/kayıt başkasınınsa Recall; aile yardımı (çeviri/kart) tetiklemez</w:t>
-      </w:r>
-    </w:p>
-    <w:p>
-      <w:pPr>
-        <w:pStyle w:val="ListBullet"/>
-      </w:pPr>
-      <w:r>
-        <w:t>No Language: başka dil / hard time discuss / fluent in …</w:t>
-      </w:r>
-    </w:p>
-    <w:p>
-      <w:pPr>
-        <w:pStyle w:val="ListBullet"/>
-      </w:pPr>
-      <w:r>
-        <w:t>Verifier: before/after zorunlu; tüm Wrong’lar audite girer</w:t>
-      </w:r>
-    </w:p>
-    <w:p>
-      <w:pPr>
-        <w:pStyle w:val="ListBullet"/>
-      </w:pPr>
-      <w:r>
-        <w:t>Quality Layer $env crash fix; Merge1 hang hardening</w:t>
-      </w:r>
-    </w:p>
-    <w:p>
-      <w:pPr>
-        <w:pStyle w:val="Heading2"/>
-      </w:pPr>
-      <w:r>
-        <w:t>4. Çakışmalar, karmaşalar, açık riskler</w:t>
-      </w:r>
-    </w:p>
-    <w:p>
-      <w:pPr>
-        <w:pStyle w:val="Heading3"/>
-      </w:pPr>
-      <w:r>
-        <w:t>A) Soft money vs No Potential</w:t>
-      </w:r>
-    </w:p>
-    <w:p>
-      <w:r>
-        <w:t>Aynı cümlede “no money” + “salary / 10th / till salary” geçince Sheet/MM bazen NP, CRM Call Again diyor (ACC89966, ACC89974). Soft override var ama typo (salery) ve “with salary / on 10th” kalıpları kaçabiliyor. Verifier’a Wrong olarak girdiklerinde düzeltilmeli; MM’nin de salary typo + tarihli CB’yi soft sayması lazım.</w:t>
-      </w:r>
-    </w:p>
-    <w:p>
-      <w:pPr>
-        <w:pStyle w:val="Heading3"/>
-      </w:pPr>
-      <w:r>
-        <w:t>B) next month vs funding plan</w:t>
-      </w:r>
-    </w:p>
-    <w:p>
-      <w:r>
-        <w:t>Artık next month → NP. Ama “salary next month” gibi gerçek maaş planı da NP’ye düşebilir (FUNDING_DEAD / next_month policy). Soft money CA ile çatışma riski sürüyor — “next month + concrete salary weekday” istisnası net yazılmalı.</w:t>
-      </w:r>
-    </w:p>
-    <w:p>
-      <w:pPr>
-        <w:pStyle w:val="Heading3"/>
-      </w:pPr>
-      <w:r>
-        <w:t>C) Call Again vs Recall vs No Interest</w:t>
-      </w:r>
-    </w:p>
-    <w:p>
-      <w:r>
-        <w:t>Tek gün “not interested” → Recall; iki gün → No Interest. Motor hâlâ çoğu refusal’ı Recall’a map’liyor; CRM No Interest ile Wrong üretiyor (ACC37244). Sheet “interested” negasyon içinde false positive (ACC493070 DONT THINK IM INTERESTED).</w:t>
-      </w:r>
-    </w:p>
-    <w:p>
-      <w:pPr>
-        <w:pStyle w:val="Heading3"/>
-      </w:pPr>
-      <w:r>
-        <w:t>D) callback keyword’leri</w:t>
-      </w:r>
-    </w:p>
-    <w:p>
-      <w:r>
-        <w:t>“i will do it”, “cb”, “interested”, “next month” callback ailesinde. DIY red (“i will do it by myself”), CB REJS, negated interested, next month+money hâlâ MM’de CA üretebiliyor; Verifier bazen kurtarıyor bazen agree ile bozuyor.</w:t>
-      </w:r>
-    </w:p>
-    <w:p>
-      <w:pPr>
-        <w:pStyle w:val="Heading3"/>
-      </w:pPr>
-      <w:r>
-        <w:t>E) third_party vs No Language vs Call Again</w:t>
-      </w:r>
-    </w:p>
-    <w:p>
-      <w:r>
-        <w:t>Ayrım yapıldı (owner vs help). Hâlâ gri alan: “his son registered but also helping translate” gibi karışık cümleler. LANG_RE “speak arabic” identity denial cümlesinde No Language’e kaçabilirdi (ACC90025) — identity &gt; language önceliği yazılı olmalı.</w:t>
-      </w:r>
-    </w:p>
-    <w:p>
-      <w:pPr>
-        <w:pStyle w:val="Heading3"/>
-      </w:pPr>
-      <w:r>
-        <w:t>F) Denied Registration vs Recall vs NP-no docs</w:t>
-      </w:r>
-    </w:p>
-    <w:p>
-      <w:r>
-        <w:t>denied_registration(1x) “didnt register” ile erken ateşliyor. İş kuralı kimlik inkârı istiyor. “someone else used my number” + no documents (ACC90019) hem Denied hem NP-no docs adayı — öncelik sırası belirsiz.</w:t>
-      </w:r>
-    </w:p>
-    <w:p>
-      <w:pPr>
-        <w:pStyle w:val="Heading3"/>
-      </w:pPr>
-      <w:r>
-        <w:t>G) Wrong Number vs No Answer</w:t>
-      </w:r>
-    </w:p>
-    <w:p>
-      <w:r>
-        <w:t>Kural netleşti (telefon canlıysa NA) ama MM wrong_number hâlâ “invalid email” eski satırdan ateşleyebilir; newest dialer-only guard eksik kalırsa Wrong üretir (ACC493190).</w:t>
-      </w:r>
-    </w:p>
-    <w:p>
-      <w:pPr>
-        <w:pStyle w:val="Heading3"/>
-      </w:pPr>
-      <w:r>
-        <w:t>H) Verifier dar görev vs geniş beklenti</w:t>
-      </w:r>
-    </w:p>
-    <w:p>
-      <w:r>
-        <w:t>Verifier “keyword sense” auditi; rakip politikayı (no money vs next month) her zaman yeniden tartmıyor. Deterministik guard’lar eklendi ama diğer false CA/NP aileleri için benzer guard yok. LLM agree bias’ı azaltilsa da batch’te hâlâ hata çıkabilir.</w:t>
-      </w:r>
-    </w:p>
-    <w:p>
-      <w:pPr>
-        <w:pStyle w:val="Heading3"/>
-      </w:pPr>
-      <w:r>
-        <w:t>I) Sheet when_not_to_use boşluğu</w:t>
-      </w:r>
-    </w:p>
-    <w:p>
-      <w:r>
-        <w:t>Çoğu satırda when_not_to_use boş. Negasyon, soft money, identity vs language ayrımı Sheet’te yok; motor/prompt telafi etmeye çalışıyor → çift kaynaklı karmaşa.</w:t>
-      </w:r>
-    </w:p>
-    <w:p>
-      <w:pPr>
-        <w:pStyle w:val="Heading3"/>
-      </w:pPr>
-      <w:r>
-        <w:t>J) skipAI + eski kota</w:t>
-      </w:r>
-    </w:p>
-    <w:p>
-      <w:r>
-        <w:t>Policy hit → AI Agent yok. Eski Verifier kotası Wrong no_money’leri dışarıda bırakıyordu (düzeltildi: tüm Wrong girer). Doğru sınıflandırma hâlâ önce MM kalitesine bağlı.</w:t>
-      </w:r>
-    </w:p>
-    <w:p>
-      <w:pPr>
-        <w:pStyle w:val="Heading2"/>
-      </w:pPr>
-      <w:r>
-        <w:t>5. Pratik karar özeti (tek bakış)</w:t>
-      </w:r>
-    </w:p>
-    <w:p>
-      <w:pPr>
-        <w:pStyle w:val="ListBullet"/>
-      </w:pPr>
-      <w:r>
-        <w:t>Randevu / net CB + olumsuz yok → Call Again</w:t>
-      </w:r>
-    </w:p>
-    <w:p>
-      <w:pPr>
-        <w:pStyle w:val="ListBullet"/>
-      </w:pPr>
-      <w:r>
-        <w:t>Soft money + somut maaş/plan → Call Again</w:t>
-      </w:r>
-    </w:p>
-    <w:p>
-      <w:pPr>
-        <w:pStyle w:val="ListBullet"/>
-      </w:pPr>
-      <w:r>
-        <w:t>Hard money / next month belirsiz / ölü timing → No Potential</w:t>
-      </w:r>
-    </w:p>
-    <w:p>
-      <w:pPr>
-        <w:pStyle w:val="ListBullet"/>
-      </w:pPr>
-      <w:r>
+        <w:rPr>
+          <w:rFonts w:ascii="Calibri" w:hAnsi="Calibri" w:eastAsia="Calibri"/>
+          <w:b w:val="0"/>
+          <w:i w:val="0"/>
+          <w:sz w:val="22"/>
+        </w:rPr>
         <w:t>Evrak/ID/banka yok → No Potential - no documents</w:t>
       </w:r>
     </w:p>
     <w:p>
       <w:pPr>
-        <w:pStyle w:val="ListBullet"/>
+        <w:pStyle w:val="ListNumber"/>
+        <w:spacing w:after="40"/>
       </w:pPr>
       <w:r>
-        <w:t>Tek gün red → Recall; iki gün red → No Interest; Recall+3 NA gün → No Interest</w:t>
+        <w:rPr>
+          <w:rFonts w:ascii="Calibri" w:hAnsi="Calibri" w:eastAsia="Calibri"/>
+          <w:b w:val="0"/>
+          <w:i w:val="0"/>
+          <w:sz w:val="22"/>
+        </w:rPr>
+        <w:t>En yeni cümlede net red (“not interested”, “dont want”, “scam”) → Recall (1. gün) veya No Interest (2. gün)</w:t>
       </w:r>
     </w:p>
     <w:p>
       <w:pPr>
-        <w:pStyle w:val="ListBullet"/>
+        <w:pStyle w:val="ListNumber"/>
+        <w:spacing w:after="40"/>
       </w:pPr>
       <w:r>
-        <w:t>Dil tutmuyor → No Language (yardım eden aile third_party değil)</w:t>
+        <w:rPr>
+          <w:rFonts w:ascii="Calibri" w:hAnsi="Calibri" w:eastAsia="Calibri"/>
+          <w:b w:val="0"/>
+          <w:i w:val="0"/>
+          <w:sz w:val="22"/>
+        </w:rPr>
+        <w:t>Müşteri net geri arama istedi (“call me at 6”, “call tomorrow”, “I’m busy call later”) → Call Again</w:t>
       </w:r>
     </w:p>
     <w:p>
       <w:pPr>
-        <w:pStyle w:val="ListBullet"/>
+        <w:pStyle w:val="ListNumber"/>
+        <w:spacing w:after="40"/>
       </w:pPr>
       <w:r>
-        <w:t>“Ben değilim / isim yanlış” → Denied Registration; “kayıt olmadım” yetmez</w:t>
+        <w:rPr>
+          <w:rFonts w:ascii="Calibri" w:hAnsi="Calibri" w:eastAsia="Calibri"/>
+          <w:b w:val="0"/>
+          <w:i w:val="0"/>
+          <w:sz w:val="22"/>
+        </w:rPr>
+        <w:t>Sadece çalma / VM / NA / ring / dvm → No Answer 1-5 (5+ ayrı gün → No Answer 5 UP)</w:t>
       </w:r>
     </w:p>
     <w:p>
       <w:pPr>
-        <w:pStyle w:val="ListBullet"/>
+        <w:pStyle w:val="ListNumber"/>
+        <w:spacing w:after="40"/>
       </w:pPr>
       <w:r>
-        <w:t>Telefon ring/NA → No Answer; invalid email tek başına Wrong Number değil</w:t>
-      </w:r>
-    </w:p>
-    <w:p>
-      <w:r>
-        <w:t>—</w:t>
-      </w:r>
-    </w:p>
-    <w:p>
-      <w:r>
-        <w:t>Belge tarihi: 2026-09-07 · Dal: cursor/fix-merge1-hang-1465 · Canlı V2 third_party/next_month/Wrong-verifier düzeltmeleri dahil.</w:t>
-      </w:r>
-    </w:p>
-    <w:p>
-      <w:pPr>
-        <w:pStyle w:val="Heading2"/>
-      </w:pPr>
-      <w:r>
-        <w:t>6. Güncelleme (2026-09-07 — soft money &amp; No Interest)</w:t>
-      </w:r>
-    </w:p>
-    <w:p>
-      <w:r>
-        <w:t>Çakışma 4A kararı: DOĞRU status Call Again. Parası olmasa bile yakın zamanda aranmak / maaş-timed callback istiyorsa Call Again (No Potential değil).</w:t>
-      </w:r>
-    </w:p>
-    <w:p>
-      <w:r>
-        <w:t>No Interest kuralları (net):</w:t>
-      </w:r>
-    </w:p>
-    <w:p>
-      <w:pPr>
-        <w:pStyle w:val="ListBullet"/>
-      </w:pPr>
-      <w:r>
-        <w:t>Doğrudan No Interest: yalnızca küfür/abuse + istemiyorum/not interested birlikteyse.</w:t>
-      </w:r>
-    </w:p>
-    <w:p>
-      <w:pPr>
-        <w:pStyle w:val="ListBullet"/>
-      </w:pPr>
-      <w:r>
-        <w:t>Diğer tüm istemiyorum / not interested / No Interest etiketleri: 1. gün = Recall (agent No Interest yazsa bile); 2. farklı gün = No Interest.</w:t>
-      </w:r>
-    </w:p>
-    <w:p>
-      <w:pPr>
-        <w:pStyle w:val="ListBullet"/>
-      </w:pPr>
-      <w:r>
-        <w:t>Recall sonrası 3 NA günü → No Interest kuralı ayrıca duruyor.</w:t>
-      </w:r>
-    </w:p>
-    <w:p>
-      <w:pPr>
-        <w:pStyle w:val="Heading2"/>
-      </w:pPr>
-      <w:r>
-        <w:t>7. Güncelleme — callback keyword false positive (çakışma D)</w:t>
-      </w:r>
-    </w:p>
-    <w:p>
-      <w:r>
-        <w:t>Sorun: ARRANGE/callback ailesi kör eşleşiyordu.</w:t>
-      </w:r>
-    </w:p>
-    <w:p>
-      <w:pPr>
-        <w:pStyle w:val="ListBullet"/>
-      </w:pPr>
-      <w:r>
-        <w:t>i will do it by myself (DIY red) → Call Again olmamalı → Recall</w:t>
-      </w:r>
-    </w:p>
-    <w:p>
-      <w:pPr>
-        <w:pStyle w:val="ListBullet"/>
-      </w:pPr>
-      <w:r>
-        <w:t>dont think im interested (negation) → Call Again olmamalı; eski call me back newest red’i ezmemeli → Recall</w:t>
-      </w:r>
-    </w:p>
-    <w:p>
-      <w:pPr>
-        <w:pStyle w:val="ListBullet"/>
-      </w:pPr>
-      <w:r>
-        <w:t>CB REJS → Call Again olmamalı; Recall de değil → No Answer / CRM NA</w:t>
-      </w:r>
-    </w:p>
-    <w:p>
-      <w:pPr>
-        <w:pStyle w:val="ListBullet"/>
-      </w:pPr>
-      <w:r>
-        <w:t>next month (+ money) → No Potential (önceki düzeltme)</w:t>
-      </w:r>
-    </w:p>
-    <w:p>
-      <w:r>
-        <w:t>Verifier deterministic guard’lar aynı aile için eklendi.</w:t>
-      </w:r>
-    </w:p>
-    <w:p>
-      <w:pPr>
-        <w:pStyle w:val="Heading2"/>
-      </w:pPr>
-      <w:r>
-        <w:t>8. Güncelleme — identity &gt; language (çakışma E)</w:t>
-      </w:r>
-    </w:p>
-    <w:p>
-      <w:r>
-        <w:t>Öncelik sırası: kimlik inkârı (im not Ahmad / wrong person) &gt; dil bariyeri (speak arabic / Mandarin). Aynı cümlede ikisi varsa Denied Registration.</w:t>
-      </w:r>
-    </w:p>
-    <w:p>
-      <w:pPr>
-        <w:pStyle w:val="ListBullet"/>
-      </w:pPr>
-      <w:r>
-        <w:t>third_party: yalnızca açık owner-transfer (registered by / someone else registered / this is his sons account). Help+translate+language → third_party yok; No Language veya Call Again kalır.</w:t>
-      </w:r>
-    </w:p>
-    <w:p>
-      <w:pPr>
-        <w:pStyle w:val="Heading2"/>
-      </w:pPr>
-      <w:r>
-        <w:t>9. Güncelleme — Denied vs Recall vs NP-no docs (çakışma F)</w:t>
-      </w:r>
-    </w:p>
-    <w:p>
-      <w:r>
-        <w:t>Öncelik: (1) no id/no documents/no bank → No Potential - no documents; (2) kimlik inkârı (im not &lt;name&gt;, not me, wrong person) → Denied Registration; (3) sadece didnt register → Recall.</w:t>
-      </w:r>
-    </w:p>
-    <w:p>
-      <w:r>
-        <w:t>denied_registration(1x) artık didnt register ile ateşlemez.</w:t>
+        <w:rPr>
+          <w:rFonts w:ascii="Calibri" w:hAnsi="Calibri" w:eastAsia="Calibri"/>
+          <w:b w:val="0"/>
+          <w:i w:val="0"/>
+          <w:sz w:val="22"/>
+        </w:rPr>
+        <w:t>Karışık / anlaşılmaz → Manual Check</w:t>
       </w:r>
     </w:p>
     <w:p>
@@ -960,489 +250,3136 @@
         <w:rPr>
           <w:rFonts w:ascii="Calibri" w:hAnsi="Calibri" w:eastAsia="Calibri"/>
           <w:b/>
+          <w:i w:val="0"/>
           <w:color w:val="1A365D"/>
-          <w:sz w:val="32"/>
+          <w:sz w:val="36"/>
         </w:rPr>
-        <w:t>10. Çelişki G — Wrong Number vs No Answer (telefon canlı)</w:t>
+        <w:t>2. Status sözlüğü — ne demek, ne zaman?</w:t>
       </w:r>
     </w:p>
     <w:p>
+      <w:pPr>
+        <w:pStyle w:val="Heading2"/>
+      </w:pPr>
+      <w:r>
+        <w:rPr>
+          <w:rFonts w:ascii="Calibri" w:hAnsi="Calibri" w:eastAsia="Calibri"/>
+          <w:b/>
+          <w:i w:val="0"/>
+          <w:color w:val="2C5282"/>
+          <w:sz w:val="28"/>
+        </w:rPr>
+        <w:t>2.1 Call Again — “Takip et, henüz ölmedi”</w:t>
+      </w:r>
+    </w:p>
+    <w:p>
+      <w:pPr>
+        <w:spacing w:after="120"/>
+      </w:pPr>
       <w:r>
         <w:rPr>
           <w:rFonts w:ascii="Calibri" w:hAnsi="Calibri" w:eastAsia="Calibri"/>
           <w:b w:val="0"/>
+          <w:i w:val="0"/>
+          <w:color w:val="444444"/>
           <w:sz w:val="22"/>
         </w:rPr>
-        <w:t>Kural (net): newest dialer satırı telefonun canlı olduğunu gösteriyorsa (ring / no answer / voice mail / DVM / unreachable) → Wrong Number üretme. Status No Answer kalır.</w:t>
+        <w:t>Müşteri kapıyı kapatmadı. Net bir devam / randevu / kısa vadeli para planı var.</w:t>
       </w:r>
     </w:p>
     <w:p>
+      <w:pPr>
+        <w:spacing w:after="120"/>
+      </w:pPr>
+      <w:r>
+        <w:rPr>
+          <w:rFonts w:ascii="Calibri" w:hAnsi="Calibri" w:eastAsia="Calibri"/>
+          <w:b/>
+          <w:i w:val="0"/>
+          <w:color w:val="1A365D"/>
+          <w:sz w:val="22"/>
+        </w:rPr>
+        <w:t>Koy:</w:t>
+      </w:r>
+    </w:p>
+    <w:p>
+      <w:pPr>
+        <w:pStyle w:val="ListBullet"/>
+        <w:spacing w:after="40"/>
+      </w:pPr>
       <w:r>
         <w:rPr>
           <w:rFonts w:ascii="Calibri" w:hAnsi="Calibri" w:eastAsia="Calibri"/>
           <w:b w:val="0"/>
+          <w:i w:val="0"/>
           <w:sz w:val="22"/>
         </w:rPr>
-        <w:t>Neden Wrong üretildi (ACC493190):</w:t>
+        <w:t>✓ call me later / call me tomorrow / call at 6pm / I’m busy, call back</w:t>
       </w:r>
     </w:p>
     <w:p>
       <w:pPr>
         <w:pStyle w:val="ListBullet"/>
+        <w:spacing w:after="40"/>
       </w:pPr>
       <w:r>
         <w:rPr>
           <w:rFonts w:ascii="Calibri" w:hAnsi="Calibri" w:eastAsia="Calibri"/>
           <w:b w:val="0"/>
+          <w:i w:val="0"/>
           <w:sz w:val="22"/>
         </w:rPr>
-        <w:t>Eski satır: Invalid email - CRM (techConfirmed yanlışlıkla tetiklenirdi — CRM kelimesi tek başına yetiyordu).</w:t>
+        <w:t>✓ no money NOW ama “until salary”, “will arrange funds”, “ask my friends”, “will get help and deposit”</w:t>
       </w:r>
     </w:p>
     <w:p>
       <w:pPr>
         <w:pStyle w:val="ListBullet"/>
+        <w:spacing w:after="40"/>
       </w:pPr>
       <w:r>
         <w:rPr>
           <w:rFonts w:ascii="Calibri" w:hAnsi="Calibri" w:eastAsia="Calibri"/>
           <w:b w:val="0"/>
+          <w:i w:val="0"/>
           <w:sz w:val="22"/>
         </w:rPr>
-        <w:t>Newest: No Answer 30s / rings → phoneAlive.</w:t>
+        <w:t>✓ pu said to call him later / still busy call later</w:t>
       </w:r>
     </w:p>
     <w:p>
       <w:pPr>
+        <w:spacing w:after="120"/>
+      </w:pPr>
+      <w:r>
+        <w:rPr>
+          <w:rFonts w:ascii="Calibri" w:hAnsi="Calibri" w:eastAsia="Calibri"/>
+          <w:b/>
+          <w:i w:val="0"/>
+          <w:color w:val="1A365D"/>
+          <w:sz w:val="22"/>
+        </w:rPr>
+        <w:t>Koyma:</w:t>
+      </w:r>
+    </w:p>
+    <w:p>
+      <w:pPr>
         <w:pStyle w:val="ListBullet"/>
+        <w:spacing w:after="40"/>
       </w:pPr>
       <w:r>
         <w:rPr>
           <w:rFonts w:ascii="Calibri" w:hAnsi="Calibri" w:eastAsia="Calibri"/>
           <w:b w:val="0"/>
+          <w:i w:val="0"/>
           <w:sz w:val="22"/>
         </w:rPr>
-        <w:t>Eski Memory Match: techConfirmed + softMoney yok → Wrong Number. Newest dialer-only koruması yoktu.</w:t>
+        <w:t>✗ next month / by October / in 4 months / don’t know when → bu No Potential</w:t>
       </w:r>
     </w:p>
     <w:p>
+      <w:pPr>
+        <w:pStyle w:val="ListBullet"/>
+        <w:spacing w:after="40"/>
+      </w:pPr>
       <w:r>
         <w:rPr>
           <w:rFonts w:ascii="Calibri" w:hAnsi="Calibri" w:eastAsia="Calibri"/>
           <w:b w:val="0"/>
+          <w:i w:val="0"/>
           <w:sz w:val="22"/>
         </w:rPr>
-        <w:t>Fix (deployed):</w:t>
+        <w:t>✗ cb:vm, cb na, call again rej, CALLED BACK PUHU → bunlar agent’ın kendi araması, müşteri CB değil</w:t>
       </w:r>
     </w:p>
     <w:p>
       <w:pPr>
         <w:pStyle w:val="ListBullet"/>
+        <w:spacing w:after="40"/>
       </w:pPr>
       <w:r>
         <w:rPr>
           <w:rFonts w:ascii="Calibri" w:hAnsi="Calibri" w:eastAsia="Calibri"/>
           <w:b w:val="0"/>
+          <w:i w:val="0"/>
           <w:sz w:val="22"/>
         </w:rPr>
-        <w:t>techConfirmed: bare crm / email/mail/gmail kaldırıldı; sadece gerçek tech sinyalleri (disconnected, out of service, wrong number, invalid number, …).</w:t>
+        <w:t>✗ i will do it by myself / dont think I’m interested → Recall</w:t>
       </w:r>
     </w:p>
     <w:p>
       <w:pPr>
         <w:pStyle w:val="ListBullet"/>
+        <w:spacing w:after="40"/>
       </w:pPr>
       <w:r>
         <w:rPr>
           <w:rFonts w:ascii="Calibri" w:hAnsi="Calibri" w:eastAsia="Calibri"/>
           <w:b w:val="0"/>
+          <w:i w:val="0"/>
           <w:sz w:val="22"/>
         </w:rPr>
-        <w:t>phoneAliveNewest: ring / no answer / voice mail / DVM / unreachable.</w:t>
+        <w:t>✗ CB REJS / cb reject → genelde No Answer kalır</w:t>
       </w:r>
     </w:p>
     <w:p>
       <w:pPr>
-        <w:pStyle w:val="ListBullet"/>
+        <w:pStyle w:val="Heading2"/>
+      </w:pPr>
+      <w:r>
+        <w:rPr>
+          <w:rFonts w:ascii="Calibri" w:hAnsi="Calibri" w:eastAsia="Calibri"/>
+          <w:b/>
+          <w:i w:val="0"/>
+          <w:color w:val="2C5282"/>
+          <w:sz w:val="28"/>
+        </w:rPr>
+        <w:t>2.2 Recall — “Bugün red / soğuk, yarın bir daha dene”</w:t>
+      </w:r>
+    </w:p>
+    <w:p>
+      <w:pPr>
+        <w:spacing w:after="120"/>
       </w:pPr>
       <w:r>
         <w:rPr>
           <w:rFonts w:ascii="Calibri" w:hAnsi="Calibri" w:eastAsia="Calibri"/>
           <w:b w:val="0"/>
+          <w:i w:val="0"/>
+          <w:color w:val="444444"/>
           <w:sz w:val="22"/>
         </w:rPr>
-        <w:t>Guard: phoneAliveNewest &amp;&amp; !hardWrong → Wrong Number adayı olsa bile No Answer'a düş.</w:t>
+        <w:t>Tek günde yumuşak veya net red var; henüz kalıcı No Interest değil.</w:t>
       </w:r>
     </w:p>
     <w:p>
       <w:pPr>
+        <w:spacing w:after="120"/>
+      </w:pPr>
+      <w:r>
+        <w:rPr>
+          <w:rFonts w:ascii="Calibri" w:hAnsi="Calibri" w:eastAsia="Calibri"/>
+          <w:b/>
+          <w:i w:val="0"/>
+          <w:color w:val="1A365D"/>
+          <w:sz w:val="22"/>
+        </w:rPr>
+        <w:t>Koy:</w:t>
+      </w:r>
+    </w:p>
+    <w:p>
+      <w:pPr>
         <w:pStyle w:val="ListBullet"/>
+        <w:spacing w:after="40"/>
       </w:pPr>
       <w:r>
         <w:rPr>
           <w:rFonts w:ascii="Calibri" w:hAnsi="Calibri" w:eastAsia="Calibri"/>
           <w:b w:val="0"/>
+          <w:i w:val="0"/>
           <w:sz w:val="22"/>
         </w:rPr>
-        <w:t>Harness: ACC493190 + Invalid email - CRM (No Answer).</w:t>
+        <w:t>✓ not interested (ilk gün) / doesnt want to proceed / leave me alone</w:t>
       </w:r>
     </w:p>
     <w:p>
       <w:pPr>
-        <w:pStyle w:val="Heading1"/>
+        <w:pStyle w:val="ListBullet"/>
+        <w:spacing w:after="40"/>
+      </w:pPr>
+      <w:r>
+        <w:rPr>
+          <w:rFonts w:ascii="Calibri" w:hAnsi="Calibri" w:eastAsia="Calibri"/>
+          <w:b w:val="0"/>
+          <w:i w:val="0"/>
+          <w:sz w:val="22"/>
+        </w:rPr>
+        <w:t>✓ dont need your help / i will do it by myself</w:t>
+      </w:r>
+    </w:p>
+    <w:p>
+      <w:pPr>
+        <w:pStyle w:val="ListBullet"/>
+        <w:spacing w:after="40"/>
+      </w:pPr>
+      <w:r>
+        <w:rPr>
+          <w:rFonts w:ascii="Calibri" w:hAnsi="Calibri" w:eastAsia="Calibri"/>
+          <w:b w:val="0"/>
+          <w:i w:val="0"/>
+          <w:sz w:val="22"/>
+        </w:rPr>
+        <w:t>✓ hung up after intro + red kokusu; “playing games”, “not serious” (tek gün)</w:t>
+      </w:r>
+    </w:p>
+    <w:p>
+      <w:pPr>
+        <w:pStyle w:val="ListBullet"/>
+        <w:spacing w:after="40"/>
+      </w:pPr>
+      <w:r>
+        <w:rPr>
+          <w:rFonts w:ascii="Calibri" w:hAnsi="Calibri" w:eastAsia="Calibri"/>
+          <w:b w:val="0"/>
+          <w:i w:val="0"/>
+          <w:sz w:val="22"/>
+        </w:rPr>
+        <w:t>✓ kayıt “ben yapmadım” ama “ben o kişi değilim” demiyor → Recall (Denied değil)</w:t>
+      </w:r>
+    </w:p>
+    <w:p>
+      <w:pPr>
+        <w:spacing w:after="120"/>
       </w:pPr>
       <w:r>
         <w:rPr>
           <w:rFonts w:ascii="Calibri" w:hAnsi="Calibri" w:eastAsia="Calibri"/>
           <w:b/>
+          <w:i w:val="0"/>
           <w:color w:val="1A365D"/>
-          <w:sz w:val="32"/>
+          <w:sz w:val="22"/>
         </w:rPr>
-        <w:t>11. Çelişki H — Verifier dar görev vs geniş beklenti</w:t>
+        <w:t>Koyma:</w:t>
       </w:r>
     </w:p>
     <w:p>
+      <w:pPr>
+        <w:pStyle w:val="ListBullet"/>
+        <w:spacing w:after="40"/>
+      </w:pPr>
       <w:r>
         <w:rPr>
           <w:rFonts w:ascii="Calibri" w:hAnsi="Calibri" w:eastAsia="Calibri"/>
           <w:b w:val="0"/>
+          <w:i w:val="0"/>
           <w:sz w:val="22"/>
         </w:rPr>
-        <w:t>Kural: Verifier yalnızca eşleşen keyword’ün cümle içinde doğru anlamda olup olmadığını denetler. Soft money vs hard money / Call Again vs No Potential politika savaşını yeniden tartmaz.</w:t>
+        <w:t>✗ İki ayrı günde red → No Interest</w:t>
       </w:r>
     </w:p>
     <w:p>
+      <w:pPr>
+        <w:pStyle w:val="ListBullet"/>
+        <w:spacing w:after="40"/>
+      </w:pPr>
       <w:r>
         <w:rPr>
           <w:rFonts w:ascii="Calibri" w:hAnsi="Calibri" w:eastAsia="Calibri"/>
           <w:b w:val="0"/>
+          <w:i w:val="0"/>
           <w:sz w:val="22"/>
         </w:rPr>
-        <w:t>Risk:</w:t>
+        <w:t>✗ Küfür + istemiyorum net kalıcı red → No Interest (doğrudan)</w:t>
       </w:r>
     </w:p>
     <w:p>
       <w:pPr>
         <w:pStyle w:val="ListBullet"/>
+        <w:spacing w:after="40"/>
       </w:pPr>
       <w:r>
         <w:rPr>
           <w:rFonts w:ascii="Calibri" w:hAnsi="Calibri" w:eastAsia="Calibri"/>
           <w:b w:val="0"/>
+          <w:i w:val="0"/>
           <w:sz w:val="22"/>
         </w:rPr>
-        <w:t>LLM agree bias: false CA (next month, hard money) üzerinde agree kalabilir.</w:t>
+        <w:t>✗ Aile yardım ediyor (oğul çeviri, kız kart foto) → third_party / Recall zorlaması yok; asıl cümleye bak</w:t>
       </w:r>
     </w:p>
     <w:p>
       <w:pPr>
-        <w:pStyle w:val="ListBullet"/>
+        <w:pStyle w:val="Heading2"/>
+      </w:pPr>
+      <w:r>
+        <w:rPr>
+          <w:rFonts w:ascii="Calibri" w:hAnsi="Calibri" w:eastAsia="Calibri"/>
+          <w:b/>
+          <w:i w:val="0"/>
+          <w:color w:val="2C5282"/>
+          <w:sz w:val="28"/>
+        </w:rPr>
+        <w:t>2.3 No Interest — “Kalıcı ilgisiz”</w:t>
+      </w:r>
+    </w:p>
+    <w:p>
+      <w:pPr>
+        <w:spacing w:after="120"/>
       </w:pPr>
       <w:r>
         <w:rPr>
           <w:rFonts w:ascii="Calibri" w:hAnsi="Calibri" w:eastAsia="Calibri"/>
           <w:b w:val="0"/>
+          <w:i w:val="0"/>
+          <w:color w:val="444444"/>
           <w:sz w:val="22"/>
         </w:rPr>
-        <w:t>LLM overreach: soft money CA’yi No Potential’a çevirebilir.</w:t>
+        <w:t>İki yoldan biri:</w:t>
       </w:r>
     </w:p>
     <w:p>
+      <w:pPr>
+        <w:pStyle w:val="ListNumber"/>
+        <w:spacing w:after="40"/>
+      </w:pPr>
       <w:r>
         <w:rPr>
           <w:rFonts w:ascii="Calibri" w:hAnsi="Calibri" w:eastAsia="Calibri"/>
           <w:b w:val="0"/>
+          <w:i w:val="0"/>
           <w:sz w:val="22"/>
         </w:rPr>
-        <w:t>Fix:</w:t>
+        <w:t>Red / not interested ifadesi iki farklı günde</w:t>
       </w:r>
     </w:p>
     <w:p>
       <w:pPr>
-        <w:pStyle w:val="ListBullet"/>
+        <w:pStyle w:val="ListNumber"/>
+        <w:spacing w:after="40"/>
       </w:pPr>
       <w:r>
         <w:rPr>
           <w:rFonts w:ascii="Calibri" w:hAnsi="Calibri" w:eastAsia="Calibri"/>
           <w:b w:val="0"/>
+          <w:i w:val="0"/>
           <w:sz w:val="22"/>
         </w:rPr>
-        <w:t>Prompt: “NOT a second status engine”; soft money + salary/arrange → AGREE if keyword not negated.</w:t>
+        <w:t>Küfür + açık “istemiyorum / ilgilenmiyorum” (doğrudan No Interest)</w:t>
       </w:r>
     </w:p>
     <w:p>
       <w:pPr>
-        <w:pStyle w:val="ListBullet"/>
+        <w:pStyle w:val="ListNumber"/>
+        <w:spacing w:after="40"/>
       </w:pPr>
       <w:r>
         <w:rPr>
           <w:rFonts w:ascii="Calibri" w:hAnsi="Calibri" w:eastAsia="Calibri"/>
           <w:b w:val="0"/>
+          <w:i w:val="0"/>
           <w:sz w:val="22"/>
         </w:rPr>
-        <w:t>Deterministic guards: next_month, hard_money_dead, soft_money_protect, negated/DIY/CB REJS.</w:t>
+        <w:t>Recall sonrası 3 ayrı günde hiç cevap yok (NA streak) → No Interest’e yükselt</w:t>
       </w:r>
     </w:p>
     <w:p>
       <w:pPr>
+        <w:spacing w:after="120"/>
+      </w:pPr>
+      <w:r>
+        <w:rPr>
+          <w:rFonts w:ascii="Calibri" w:hAnsi="Calibri" w:eastAsia="Calibri"/>
+          <w:b/>
+          <w:i w:val="0"/>
+          <w:color w:val="1A365D"/>
+          <w:sz w:val="22"/>
+        </w:rPr>
+        <w:t>Koyma:</w:t>
+      </w:r>
+    </w:p>
+    <w:p>
+      <w:pPr>
         <w:pStyle w:val="ListBullet"/>
+        <w:spacing w:after="40"/>
       </w:pPr>
       <w:r>
         <w:rPr>
           <w:rFonts w:ascii="Calibri" w:hAnsi="Calibri" w:eastAsia="Calibri"/>
           <w:b w:val="0"/>
+          <w:i w:val="0"/>
           <w:sz w:val="22"/>
         </w:rPr>
-        <w:t>Override block: blocked_soft_money_protect / blocked_hard_money_protect / blocked_false_callback_protect.</w:t>
+        <w:t>✗ Tek günde bir kez “not interested” → bu Recall</w:t>
       </w:r>
     </w:p>
     <w:p>
       <w:pPr>
         <w:pStyle w:val="ListBullet"/>
+        <w:spacing w:after="40"/>
       </w:pPr>
       <w:r>
         <w:rPr>
           <w:rFonts w:ascii="Calibri" w:hAnsi="Calibri" w:eastAsia="Calibri"/>
           <w:b w:val="0"/>
+          <w:i w:val="0"/>
           <w:sz w:val="22"/>
         </w:rPr>
-        <w:t>Harness: scripts/verifier_guard_harness.js (13 cases).</w:t>
+        <w:t>✗ Sadece hang-up (hu) → tek başına red sayılmaz</w:t>
       </w:r>
     </w:p>
     <w:p>
       <w:pPr>
-        <w:pStyle w:val="Heading1"/>
+        <w:pStyle w:val="Heading2"/>
       </w:pPr>
       <w:r>
         <w:rPr>
           <w:rFonts w:ascii="Calibri" w:hAnsi="Calibri" w:eastAsia="Calibri"/>
           <w:b/>
-          <w:color w:val="1A365D"/>
-          <w:sz w:val="32"/>
+          <w:i w:val="0"/>
+          <w:color w:val="2C5282"/>
+          <w:sz w:val="28"/>
         </w:rPr>
-        <w:t>12. Çelişki I — Sheet when_not_to_use boşluğu</w:t>
+        <w:t>2.4 No Potential — “Para/kapasite yolu kapalı”</w:t>
       </w:r>
     </w:p>
     <w:p>
+      <w:pPr>
+        <w:spacing w:after="120"/>
+      </w:pPr>
       <w:r>
         <w:rPr>
           <w:rFonts w:ascii="Calibri" w:hAnsi="Calibri" w:eastAsia="Calibri"/>
           <w:b w:val="0"/>
+          <w:i w:val="0"/>
+          <w:color w:val="444444"/>
           <w:sz w:val="22"/>
         </w:rPr>
-        <w:t>Sorun: Çoğu satırda when_not_to_use boş veya jenerik; negation / soft money / identity vs language Sheet’te yoktu. Motor+prompt telafi ediyordu → çift kaynaklı karmaşa.</w:t>
+        <w:t>Yatırım için para yok ve geri dönüş yolu yok (uzak, belirsiz veya vazgeçmiş).</w:t>
       </w:r>
     </w:p>
     <w:p>
+      <w:pPr>
+        <w:spacing w:after="120"/>
+      </w:pPr>
       <w:r>
         <w:rPr>
           <w:rFonts w:ascii="Calibri" w:hAnsi="Calibri" w:eastAsia="Calibri"/>
           <w:b/>
+          <w:i w:val="0"/>
+          <w:color w:val="1A365D"/>
           <w:sz w:val="22"/>
         </w:rPr>
-        <w:t>Fix:</w:t>
+        <w:t>Koy:</w:t>
       </w:r>
     </w:p>
     <w:p>
       <w:pPr>
         <w:pStyle w:val="ListBullet"/>
+        <w:spacing w:after="40"/>
       </w:pPr>
       <w:r>
         <w:rPr>
           <w:rFonts w:ascii="Calibri" w:hAnsi="Calibri" w:eastAsia="Calibri"/>
           <w:b w:val="0"/>
+          <w:i w:val="0"/>
           <w:sz w:val="22"/>
         </w:rPr>
-        <w:t>evals/rules_sheet.json: boş/zayıf avoid dolduruldu; [skip:negation|soft_money_plan|hard_money_dead|next_month_as_ca|identity_denial|language_only|bare_didnt_register|agent_cb|phone_alive] etiketleri.</w:t>
+        <w:t>✓ does not have the money / cant afford + next month / by October / in 4 months</w:t>
       </w:r>
     </w:p>
     <w:p>
       <w:pPr>
         <w:pStyle w:val="ListBullet"/>
+        <w:spacing w:after="40"/>
       </w:pPr>
       <w:r>
         <w:rPr>
           <w:rFonts w:ascii="Calibri" w:hAnsi="Calibri" w:eastAsia="Calibri"/>
           <w:b w:val="0"/>
+          <w:i w:val="0"/>
           <w:sz w:val="22"/>
         </w:rPr>
-        <w:t>Memory Match sheetAvoidBlocks(): Sheet satırı match olsa bile [skip:] koşulu varsa satır bastırılır (policy tek kaynak olmaktan çıkar).</w:t>
+        <w:t>✓ no starting capital + doesn’t know when / reply when ready</w:t>
       </w:r>
     </w:p>
     <w:p>
       <w:pPr>
         <w:pStyle w:val="ListBullet"/>
+        <w:spacing w:after="40"/>
       </w:pPr>
       <w:r>
         <w:rPr>
           <w:rFonts w:ascii="Calibri" w:hAnsi="Calibri" w:eastAsia="Calibri"/>
           <w:b w:val="0"/>
+          <w:i w:val="0"/>
           <w:sz w:val="22"/>
         </w:rPr>
-        <w:t>Build Verify Batches: when_not_to_use snippet 160 karaktere çıkarıldı (etiketler Verifier’a ulaşır).</w:t>
+        <w:t>✓ not serious / didn’t mean to invest / discontinue + no money</w:t>
       </w:r>
     </w:p>
     <w:p>
       <w:pPr>
         <w:pStyle w:val="ListBullet"/>
+        <w:spacing w:after="40"/>
       </w:pPr>
       <w:r>
         <w:rPr>
           <w:rFonts w:ascii="Calibri" w:hAnsi="Calibri" w:eastAsia="Calibri"/>
           <w:b w:val="0"/>
+          <w:i w:val="0"/>
           <w:sz w:val="22"/>
         </w:rPr>
-        <w:t>Canlı Google Sheet: evals/when_not_to_use_conflict_i.csv satırlarını CRM_AI_Rules when_not_to_use kolonuna yapıştır.</w:t>
+        <w:t>✓ capital affordable? no + hung up</w:t>
       </w:r>
     </w:p>
     <w:p>
       <w:pPr>
         <w:pStyle w:val="ListBullet"/>
+        <w:spacing w:after="40"/>
       </w:pPr>
       <w:r>
         <w:rPr>
           <w:rFonts w:ascii="Calibri" w:hAnsi="Calibri" w:eastAsia="Calibri"/>
           <w:b w:val="0"/>
+          <w:i w:val="0"/>
           <w:sz w:val="22"/>
         </w:rPr>
-        <w:t>Script: python3 scripts/fill_when_not_to_use.py</w:t>
+        <w:t>✓ telefon hiç açılmıyor, sadece email ile iletişim istiyor</w:t>
       </w:r>
     </w:p>
     <w:p>
       <w:pPr>
+        <w:spacing w:after="120"/>
+      </w:pPr>
+      <w:r>
+        <w:rPr>
+          <w:rFonts w:ascii="Calibri" w:hAnsi="Calibri" w:eastAsia="Calibri"/>
+          <w:b/>
+          <w:i w:val="0"/>
+          <w:color w:val="1A365D"/>
+          <w:sz w:val="22"/>
+        </w:rPr>
+        <w:t>Koyma (bunlar Call Again):</w:t>
+      </w:r>
+    </w:p>
+    <w:p>
+      <w:pPr>
         <w:pStyle w:val="ListBullet"/>
+        <w:spacing w:after="40"/>
       </w:pPr>
       <w:r>
         <w:rPr>
           <w:rFonts w:ascii="Calibri" w:hAnsi="Calibri" w:eastAsia="Calibri"/>
           <w:b w:val="0"/>
+          <w:i w:val="0"/>
           <w:sz w:val="22"/>
         </w:rPr>
-        <w:t>Harness: ACC-I-LANG-ID / ACC-I-SOFT-NP / ACC-I-NEXT-CA</w:t>
+        <w:t>✗ no money until salary in a few days / will start after salary</w:t>
       </w:r>
     </w:p>
     <w:p>
       <w:pPr>
-        <w:pStyle w:val="Heading1"/>
+        <w:pStyle w:val="ListBullet"/>
+        <w:spacing w:after="40"/>
+      </w:pPr>
+      <w:r>
+        <w:rPr>
+          <w:rFonts w:ascii="Calibri" w:hAnsi="Calibri" w:eastAsia="Calibri"/>
+          <w:b w:val="0"/>
+          <w:i w:val="0"/>
+          <w:sz w:val="22"/>
+        </w:rPr>
+        <w:t>✗ cant afford now but will get help and deposit</w:t>
+      </w:r>
+    </w:p>
+    <w:p>
+      <w:pPr>
+        <w:pStyle w:val="ListBullet"/>
+        <w:spacing w:after="40"/>
+      </w:pPr>
+      <w:r>
+        <w:rPr>
+          <w:rFonts w:ascii="Calibri" w:hAnsi="Calibri" w:eastAsia="Calibri"/>
+          <w:b w:val="0"/>
+          <w:i w:val="0"/>
+          <w:sz w:val="22"/>
+        </w:rPr>
+        <w:t>✗ dont have funds — give me time to source</w:t>
+      </w:r>
+    </w:p>
+    <w:p>
+      <w:pPr>
+        <w:pStyle w:val="Heading2"/>
       </w:pPr>
       <w:r>
         <w:rPr>
           <w:rFonts w:ascii="Calibri" w:hAnsi="Calibri" w:eastAsia="Calibri"/>
           <w:b/>
-          <w:color w:val="1A365D"/>
-          <w:sz w:val="32"/>
+          <w:i w:val="0"/>
+          <w:color w:val="2C5282"/>
+          <w:sz w:val="28"/>
         </w:rPr>
-        <w:t>13. Çelişki J — skipAI + eski Verifier kotası</w:t>
+        <w:t>2.5 No Potential - no documents — “Evrak engeli”</w:t>
       </w:r>
     </w:p>
     <w:p>
+      <w:pPr>
+        <w:spacing w:after="120"/>
+      </w:pPr>
       <w:r>
         <w:rPr>
           <w:rFonts w:ascii="Calibri" w:hAnsi="Calibri" w:eastAsia="Calibri"/>
           <w:b w:val="0"/>
+          <w:i w:val="0"/>
+          <w:color w:val="444444"/>
           <w:sz w:val="22"/>
         </w:rPr>
-        <w:t>Kural: Policy/Sheet hit → skipAI=true → AI Agent çalışmaz. Doğru sonuç önce Memory Match kalitesine bağlı.</w:t>
+        <w:t>Potansiyel yok çünkü ID / banka / POR yok. Genel No Potential’dan daha spesifik; varsa bunu seç.</w:t>
       </w:r>
     </w:p>
     <w:p>
+      <w:pPr>
+        <w:pStyle w:val="ListBullet"/>
+        <w:spacing w:after="40"/>
+      </w:pPr>
       <w:r>
         <w:rPr>
           <w:rFonts w:ascii="Calibri" w:hAnsi="Calibri" w:eastAsia="Calibri"/>
           <w:b w:val="0"/>
+          <w:i w:val="0"/>
           <w:sz w:val="22"/>
         </w:rPr>
-        <w:t>Eski risk: Verifier MAX kotası Wrong no_money satırlarını dışarıda bırakabiliyordu (düzeltildi: tüm Wrong girer).</w:t>
+        <w:t>✓ no id / no documents / no bank account / no POR</w:t>
       </w:r>
     </w:p>
     <w:p>
+      <w:pPr>
+        <w:pStyle w:val="ListBullet"/>
+        <w:spacing w:after="40"/>
+      </w:pPr>
       <w:r>
         <w:rPr>
           <w:rFonts w:ascii="Calibri" w:hAnsi="Calibri" w:eastAsia="Calibri"/>
           <w:b w:val="0"/>
+          <w:i w:val="0"/>
           <w:sz w:val="22"/>
         </w:rPr>
-        <w:t>Kalan risk: Correct ama kırılgan skipAI (money/callback/identity) de kotada düşebilirdi.</w:t>
+        <w:t>✗ Sadece “didnt register” → bu Recall; evrak değil</w:t>
       </w:r>
     </w:p>
     <w:p>
+      <w:pPr>
+        <w:pStyle w:val="Heading2"/>
+      </w:pPr>
       <w:r>
         <w:rPr>
           <w:rFonts w:ascii="Calibri" w:hAnsi="Calibri" w:eastAsia="Calibri"/>
           <w:b/>
-          <w:sz w:val="22"/>
+          <w:i w:val="0"/>
+          <w:color w:val="2C5282"/>
+          <w:sz w:val="28"/>
         </w:rPr>
-        <w:t>Fix:</w:t>
+        <w:t>2.6 No Answer 1-5 — “Telefon canlı, kimse yok”</w:t>
       </w:r>
     </w:p>
     <w:p>
       <w:pPr>
-        <w:pStyle w:val="ListBullet"/>
+        <w:spacing w:after="120"/>
       </w:pPr>
       <w:r>
         <w:rPr>
           <w:rFonts w:ascii="Calibri" w:hAnsi="Calibri" w:eastAsia="Calibri"/>
           <w:b w:val="0"/>
+          <w:i w:val="0"/>
+          <w:color w:val="444444"/>
           <w:sz w:val="22"/>
         </w:rPr>
-        <w:t>Build Verify Batches: ALL Wrong + ALL fragile skipAI Correct (money/callback/next_month/identity/DIY/CB REJS/phone_alive) uncapped.</w:t>
+        <w:t>Numara çalışıyor; ring / NA / VM / DVM / ndt / db. 1–5 deneme bandı.</w:t>
       </w:r>
     </w:p>
     <w:p>
       <w:pPr>
         <w:pStyle w:val="ListBullet"/>
+        <w:spacing w:after="40"/>
       </w:pPr>
       <w:r>
         <w:rPr>
           <w:rFonts w:ascii="Calibri" w:hAnsi="Calibri" w:eastAsia="Calibri"/>
           <w:b w:val="0"/>
+          <w:i w:val="0"/>
           <w:sz w:val="22"/>
         </w:rPr>
-        <w:t>Non-fragile Correct/Manual hâlâ MAX_OTHER=80.</w:t>
+        <w:t>✓ na, vm, dvm, ring, ndt, cnbr, currently busy (konuşma yoksa)</w:t>
       </w:r>
     </w:p>
     <w:p>
       <w:pPr>
         <w:pStyle w:val="ListBullet"/>
+        <w:spacing w:after="40"/>
       </w:pPr>
       <w:r>
         <w:rPr>
           <w:rFonts w:ascii="Calibri" w:hAnsi="Calibri" w:eastAsia="Calibri"/>
           <w:b w:val="0"/>
+          <w:i w:val="0"/>
           <w:sz w:val="22"/>
         </w:rPr>
-        <w:t>priorityScore: fragile +40.</w:t>
+        <w:t>✓ Invalid email olsa bile newest satır ring/NA/DVM ise → No Answer kalır (Wrong Number’a çekme)</w:t>
       </w:r>
     </w:p>
     <w:p>
       <w:pPr>
         <w:pStyle w:val="ListBullet"/>
+        <w:spacing w:after="40"/>
       </w:pPr>
       <w:r>
         <w:rPr>
           <w:rFonts w:ascii="Calibri" w:hAnsi="Calibri" w:eastAsia="Calibri"/>
           <w:b w:val="0"/>
+          <w:i w:val="0"/>
           <w:sz w:val="22"/>
         </w:rPr>
-        <w:t>Harness: scripts/verifier_quota_harness.js</w:t>
+        <w:t>✗ Müşteri “call me later” dediyse → Call Again</w:t>
       </w:r>
     </w:p>
     <w:p>
       <w:pPr>
         <w:pStyle w:val="ListBullet"/>
+        <w:spacing w:after="40"/>
       </w:pPr>
       <w:r>
         <w:rPr>
           <w:rFonts w:ascii="Calibri" w:hAnsi="Calibri" w:eastAsia="Calibri"/>
           <w:b w:val="0"/>
+          <w:i w:val="0"/>
           <w:sz w:val="22"/>
         </w:rPr>
-        <w:t>AI Agent yeniden açılmaz — ikinci bakış Verifier + deterministic guards (Conflict H).</w:t>
+        <w:t>✗ 5+ ayrı günde hep NA → No Answer 5 UP</w:t>
+      </w:r>
+    </w:p>
+    <w:p>
+      <w:pPr>
+        <w:pStyle w:val="Heading2"/>
+      </w:pPr>
+      <w:r>
+        <w:rPr>
+          <w:rFonts w:ascii="Calibri" w:hAnsi="Calibri" w:eastAsia="Calibri"/>
+          <w:b/>
+          <w:i w:val="0"/>
+          <w:color w:val="2C5282"/>
+          <w:sz w:val="28"/>
+        </w:rPr>
+        <w:t>2.7 No Answer 5 UP</w:t>
+      </w:r>
+    </w:p>
+    <w:p>
+      <w:pPr>
+        <w:spacing w:after="120"/>
+      </w:pPr>
+      <w:r>
+        <w:rPr>
+          <w:rFonts w:ascii="Calibri" w:hAnsi="Calibri" w:eastAsia="Calibri"/>
+          <w:b w:val="0"/>
+          <w:i w:val="0"/>
+          <w:color w:val="444444"/>
+          <w:sz w:val="22"/>
+        </w:rPr>
+        <w:t>5 veya daha fazla ayrı günde cevap yok. Mekanik yükseltme; Call Again’i de bu streak’te keser.</w:t>
+      </w:r>
+    </w:p>
+    <w:p>
+      <w:pPr>
+        <w:pStyle w:val="Heading2"/>
+      </w:pPr>
+      <w:r>
+        <w:rPr>
+          <w:rFonts w:ascii="Calibri" w:hAnsi="Calibri" w:eastAsia="Calibri"/>
+          <w:b/>
+          <w:i w:val="0"/>
+          <w:color w:val="2C5282"/>
+          <w:sz w:val="28"/>
+        </w:rPr>
+        <w:t>2.8 No Language — “Dil tutmuyor”</w:t>
+      </w:r>
+    </w:p>
+    <w:p>
+      <w:pPr>
+        <w:pStyle w:val="ListBullet"/>
+        <w:spacing w:after="40"/>
+      </w:pPr>
+      <w:r>
+        <w:rPr>
+          <w:rFonts w:ascii="Calibri" w:hAnsi="Calibri" w:eastAsia="Calibri"/>
+          <w:b w:val="0"/>
+          <w:i w:val="0"/>
+          <w:sz w:val="22"/>
+        </w:rPr>
+        <w:t>✓ Mandarin / Tamil / Arapça speaker, hard time to discuss in English/MY, translator lazım</w:t>
+      </w:r>
+    </w:p>
+    <w:p>
+      <w:pPr>
+        <w:pStyle w:val="ListBullet"/>
+        <w:spacing w:after="40"/>
+      </w:pPr>
+      <w:r>
+        <w:rPr>
+          <w:rFonts w:ascii="Calibri" w:hAnsi="Calibri" w:eastAsia="Calibri"/>
+          <w:b w:val="0"/>
+          <w:i w:val="0"/>
+          <w:sz w:val="22"/>
+        </w:rPr>
+        <w:t>✗ Aynı cümlede “im not Ahmad … speak Arabic” → önce kimlik: Denied Registration (identity &gt; language)</w:t>
+      </w:r>
+    </w:p>
+    <w:p>
+      <w:pPr>
+        <w:pStyle w:val="Heading2"/>
+      </w:pPr>
+      <w:r>
+        <w:rPr>
+          <w:rFonts w:ascii="Calibri" w:hAnsi="Calibri" w:eastAsia="Calibri"/>
+          <w:b/>
+          <w:i w:val="0"/>
+          <w:color w:val="2C5282"/>
+          <w:sz w:val="28"/>
+        </w:rPr>
+        <w:t>2.9 Denied Registration — “Ben kayıtlı kişi değilim”</w:t>
+      </w:r>
+    </w:p>
+    <w:p>
+      <w:pPr>
+        <w:spacing w:after="120"/>
+      </w:pPr>
+      <w:r>
+        <w:rPr>
+          <w:rFonts w:ascii="Calibri" w:hAnsi="Calibri" w:eastAsia="Calibri"/>
+          <w:b w:val="0"/>
+          <w:i w:val="0"/>
+          <w:color w:val="444444"/>
+          <w:sz w:val="22"/>
+        </w:rPr>
+        <w:t>Kimlik inkârı şart. Tek gün → Denied Registration. İkinci gün tekrar → Wrong Number or Email.</w:t>
+      </w:r>
+    </w:p>
+    <w:p>
+      <w:pPr>
+        <w:pStyle w:val="ListBullet"/>
+        <w:spacing w:after="40"/>
+      </w:pPr>
+      <w:r>
+        <w:rPr>
+          <w:rFonts w:ascii="Calibri" w:hAnsi="Calibri" w:eastAsia="Calibri"/>
+          <w:b w:val="0"/>
+          <w:i w:val="0"/>
+          <w:sz w:val="22"/>
+        </w:rPr>
+        <w:t>✓ im not Ahmad / this is not me / wrong person / someone registered with my number + kimlik reddi</w:t>
+      </w:r>
+    </w:p>
+    <w:p>
+      <w:pPr>
+        <w:pStyle w:val="ListBullet"/>
+        <w:spacing w:after="40"/>
+      </w:pPr>
+      <w:r>
+        <w:rPr>
+          <w:rFonts w:ascii="Calibri" w:hAnsi="Calibri" w:eastAsia="Calibri"/>
+          <w:b w:val="0"/>
+          <w:i w:val="0"/>
+          <w:sz w:val="22"/>
+        </w:rPr>
+        <w:t>✗ said I didnt register (kimlik yok) → Recall</w:t>
+      </w:r>
+    </w:p>
+    <w:p>
+      <w:pPr>
+        <w:pStyle w:val="ListBullet"/>
+        <w:spacing w:after="40"/>
+      </w:pPr>
+      <w:r>
+        <w:rPr>
+          <w:rFonts w:ascii="Calibri" w:hAnsi="Calibri" w:eastAsia="Calibri"/>
+          <w:b w:val="0"/>
+          <w:i w:val="0"/>
+          <w:sz w:val="22"/>
+        </w:rPr>
+        <w:t>✗ no id / no bank → No Potential - no documents</w:t>
+      </w:r>
+    </w:p>
+    <w:p>
+      <w:pPr>
+        <w:pStyle w:val="Heading2"/>
+      </w:pPr>
+      <w:r>
+        <w:rPr>
+          <w:rFonts w:ascii="Calibri" w:hAnsi="Calibri" w:eastAsia="Calibri"/>
+          <w:b/>
+          <w:i w:val="0"/>
+          <w:color w:val="2C5282"/>
+          <w:sz w:val="28"/>
+        </w:rPr>
+        <w:t>2.10 Wrong Number or Email — “Numara/email gerçekten yanlış”</w:t>
+      </w:r>
+    </w:p>
+    <w:p>
+      <w:pPr>
+        <w:pStyle w:val="ListBullet"/>
+        <w:spacing w:after="40"/>
+      </w:pPr>
+      <w:r>
+        <w:rPr>
+          <w:rFonts w:ascii="Calibri" w:hAnsi="Calibri" w:eastAsia="Calibri"/>
+          <w:b w:val="0"/>
+          <w:i w:val="0"/>
+          <w:sz w:val="22"/>
+        </w:rPr>
+        <w:t>✓ wrong number confirmed / number not in service / invalid number (telefon ölü)</w:t>
+      </w:r>
+    </w:p>
+    <w:p>
+      <w:pPr>
+        <w:pStyle w:val="ListBullet"/>
+        <w:spacing w:after="40"/>
+      </w:pPr>
+      <w:r>
+        <w:rPr>
+          <w:rFonts w:ascii="Calibri" w:hAnsi="Calibri" w:eastAsia="Calibri"/>
+          <w:b w:val="0"/>
+          <w:i w:val="0"/>
+          <w:sz w:val="22"/>
+        </w:rPr>
+        <w:t>✓ Kimlik inkârının ikinci günü</w:t>
+      </w:r>
+    </w:p>
+    <w:p>
+      <w:pPr>
+        <w:pStyle w:val="ListBullet"/>
+        <w:spacing w:after="40"/>
+      </w:pPr>
+      <w:r>
+        <w:rPr>
+          <w:rFonts w:ascii="Calibri" w:hAnsi="Calibri" w:eastAsia="Calibri"/>
+          <w:b w:val="0"/>
+          <w:i w:val="0"/>
+          <w:sz w:val="22"/>
+        </w:rPr>
+        <w:t>✗ Invalid email - CRM + newest ring/NA → No Answer (telefon canlı)</w:t>
+      </w:r>
+    </w:p>
+    <w:p>
+      <w:pPr>
+        <w:pStyle w:val="ListBullet"/>
+        <w:spacing w:after="40"/>
+      </w:pPr>
+      <w:r>
+        <w:rPr>
+          <w:rFonts w:ascii="Calibri" w:hAnsi="Calibri" w:eastAsia="Calibri"/>
+          <w:b w:val="0"/>
+          <w:i w:val="0"/>
+          <w:sz w:val="22"/>
+        </w:rPr>
+        <w:t>✗ Tek başına “CRM” kelimesi Wrong üretmez</w:t>
+      </w:r>
+    </w:p>
+    <w:p>
+      <w:pPr>
+        <w:pStyle w:val="Heading2"/>
+      </w:pPr>
+      <w:r>
+        <w:rPr>
+          <w:rFonts w:ascii="Calibri" w:hAnsi="Calibri" w:eastAsia="Calibri"/>
+          <w:b/>
+          <w:i w:val="0"/>
+          <w:color w:val="2C5282"/>
+          <w:sz w:val="28"/>
+        </w:rPr>
+        <w:t>2.11 Under 18 / Invalid Country</w:t>
+      </w:r>
+    </w:p>
+    <w:p>
+      <w:pPr>
+        <w:spacing w:after="120"/>
+      </w:pPr>
+      <w:r>
+        <w:rPr>
+          <w:rFonts w:ascii="Calibri" w:hAnsi="Calibri" w:eastAsia="Calibri"/>
+          <w:b w:val="0"/>
+          <w:i w:val="0"/>
+          <w:color w:val="444444"/>
+          <w:sz w:val="22"/>
+        </w:rPr>
+        <w:t>Yaş &lt;18 veya ülke/pazar geçersiz. Net sinyal varsa koy; tahmin etme.</w:t>
+      </w:r>
+    </w:p>
+    <w:p>
+      <w:pPr>
+        <w:pStyle w:val="Heading2"/>
+      </w:pPr>
+      <w:r>
+        <w:rPr>
+          <w:rFonts w:ascii="Calibri" w:hAnsi="Calibri" w:eastAsia="Calibri"/>
+          <w:b/>
+          <w:i w:val="0"/>
+          <w:color w:val="2C5282"/>
+          <w:sz w:val="28"/>
+        </w:rPr>
+        <w:t>2.12 Manual Check / Decline / Duplicate / DNC</w:t>
+      </w:r>
+    </w:p>
+    <w:p>
+      <w:pPr>
+        <w:spacing w:after="120"/>
+      </w:pPr>
+      <w:r>
+        <w:rPr>
+          <w:rFonts w:ascii="Calibri" w:hAnsi="Calibri" w:eastAsia="Calibri"/>
+          <w:b w:val="0"/>
+          <w:i w:val="0"/>
+          <w:color w:val="444444"/>
+          <w:sz w:val="22"/>
+        </w:rPr>
+        <w:t>Manual Check: karışık intent, hem kayıt hem red, net karar yok → insan baksın.</w:t>
+      </w:r>
+    </w:p>
+    <w:p>
+      <w:pPr>
+        <w:spacing w:after="120"/>
+      </w:pPr>
+      <w:r>
+        <w:rPr>
+          <w:rFonts w:ascii="Calibri" w:hAnsi="Calibri" w:eastAsia="Calibri"/>
+          <w:b w:val="0"/>
+          <w:i w:val="0"/>
+          <w:color w:val="444444"/>
+          <w:sz w:val="22"/>
+        </w:rPr>
+        <w:t>Decline / Duplicate / DNC: operasyonel; yorumdan otomatik uydurma. CRM’de bu status varsa Manual Check bandında bırak.</w:t>
+      </w:r>
+    </w:p>
+    <w:p>
+      <w:pPr>
+        <w:pStyle w:val="Heading1"/>
+      </w:pPr>
+      <w:r>
+        <w:rPr>
+          <w:rFonts w:ascii="Calibri" w:hAnsi="Calibri" w:eastAsia="Calibri"/>
+          <w:b/>
+          <w:i w:val="0"/>
+          <w:color w:val="1A365D"/>
+          <w:sz w:val="36"/>
+        </w:rPr>
+        <w:t>3. En çok karışan durumlar</w:t>
+      </w:r>
+    </w:p>
+    <w:p>
+      <w:pPr>
+        <w:pStyle w:val="Heading2"/>
+      </w:pPr>
+      <w:r>
+        <w:rPr>
+          <w:rFonts w:ascii="Calibri" w:hAnsi="Calibri" w:eastAsia="Calibri"/>
+          <w:b/>
+          <w:i w:val="0"/>
+          <w:color w:val="2C5282"/>
+          <w:sz w:val="28"/>
+        </w:rPr>
+        <w:t>3.1 Call Again mı, No Potential mı? (para)</w:t>
+      </w:r>
+    </w:p>
+    <w:p>
+      <w:pPr>
+        <w:spacing w:after="120"/>
+      </w:pPr>
+      <w:r>
+        <w:rPr>
+          <w:rFonts w:ascii="Calibri" w:hAnsi="Calibri" w:eastAsia="Calibri"/>
+          <w:b w:val="0"/>
+          <w:i w:val="0"/>
+          <w:color w:val="444444"/>
+          <w:sz w:val="22"/>
+        </w:rPr>
+        <w:t>Soru: “Parası yok — ama yakında bir yol var mı?”</w:t>
+      </w:r>
+    </w:p>
+    <w:p>
+      <w:pPr>
+        <w:pStyle w:val="ListBullet"/>
+        <w:spacing w:after="40"/>
+      </w:pPr>
+      <w:r>
+        <w:rPr>
+          <w:rFonts w:ascii="Calibri" w:hAnsi="Calibri" w:eastAsia="Calibri"/>
+          <w:b w:val="0"/>
+          <w:i w:val="0"/>
+          <w:sz w:val="22"/>
+        </w:rPr>
+        <w:t>Yakın plan (maaş günü, arrange, friends, will deposit soon) → Call Again</w:t>
+      </w:r>
+    </w:p>
+    <w:p>
+      <w:pPr>
+        <w:pStyle w:val="ListBullet"/>
+        <w:spacing w:after="40"/>
+      </w:pPr>
+      <w:r>
+        <w:rPr>
+          <w:rFonts w:ascii="Calibri" w:hAnsi="Calibri" w:eastAsia="Calibri"/>
+          <w:b w:val="0"/>
+          <w:i w:val="0"/>
+          <w:sz w:val="22"/>
+        </w:rPr>
+        <w:t>Uzak / belirsiz / vazgeçmiş (next month, October, not sure when, not serious) → No Potential</w:t>
+      </w:r>
+    </w:p>
+    <w:p>
+      <w:pPr>
+        <w:spacing w:after="120"/>
+      </w:pPr>
+      <w:r>
+        <w:rPr>
+          <w:rFonts w:ascii="Calibri" w:hAnsi="Calibri" w:eastAsia="Calibri"/>
+          <w:b w:val="0"/>
+          <w:i w:val="0"/>
+          <w:color w:val="444444"/>
+          <w:sz w:val="22"/>
+        </w:rPr>
+        <w:t>Örnek:</w:t>
+      </w:r>
+    </w:p>
+    <w:p>
+      <w:pPr>
+        <w:pStyle w:val="ListBullet"/>
+        <w:spacing w:after="40"/>
+      </w:pPr>
+      <w:r>
+        <w:rPr>
+          <w:rFonts w:ascii="Calibri" w:hAnsi="Calibri" w:eastAsia="Calibri"/>
+          <w:b w:val="0"/>
+          <w:i w:val="0"/>
+          <w:sz w:val="22"/>
+        </w:rPr>
+        <w:t>✓ “no money until salary then will start” → Call Again</w:t>
+      </w:r>
+    </w:p>
+    <w:p>
+      <w:pPr>
+        <w:pStyle w:val="ListBullet"/>
+        <w:spacing w:after="40"/>
+      </w:pPr>
+      <w:r>
+        <w:rPr>
+          <w:rFonts w:ascii="Calibri" w:hAnsi="Calibri" w:eastAsia="Calibri"/>
+          <w:b w:val="0"/>
+          <w:i w:val="0"/>
+          <w:sz w:val="22"/>
+        </w:rPr>
+        <w:t>✗ “does not have the money next month not sure” → No Potential</w:t>
+      </w:r>
+    </w:p>
+    <w:p>
+      <w:pPr>
+        <w:pStyle w:val="Heading2"/>
+      </w:pPr>
+      <w:r>
+        <w:rPr>
+          <w:rFonts w:ascii="Calibri" w:hAnsi="Calibri" w:eastAsia="Calibri"/>
+          <w:b/>
+          <w:i w:val="0"/>
+          <w:color w:val="2C5282"/>
+          <w:sz w:val="28"/>
+        </w:rPr>
+        <w:t>3.2 Call Again mı, Recall mı?</w:t>
+      </w:r>
+    </w:p>
+    <w:p>
+      <w:pPr>
+        <w:pStyle w:val="ListBullet"/>
+        <w:spacing w:after="40"/>
+      </w:pPr>
+      <w:r>
+        <w:rPr>
+          <w:rFonts w:ascii="Calibri" w:hAnsi="Calibri" w:eastAsia="Calibri"/>
+          <w:b w:val="0"/>
+          <w:i w:val="0"/>
+          <w:sz w:val="22"/>
+        </w:rPr>
+        <w:t>Müşteri “beni ara” / meşgul ama açık kapı → Call Again</w:t>
+      </w:r>
+    </w:p>
+    <w:p>
+      <w:pPr>
+        <w:pStyle w:val="ListBullet"/>
+        <w:spacing w:after="40"/>
+      </w:pPr>
+      <w:r>
+        <w:rPr>
+          <w:rFonts w:ascii="Calibri" w:hAnsi="Calibri" w:eastAsia="Calibri"/>
+          <w:b w:val="0"/>
+          <w:i w:val="0"/>
+          <w:sz w:val="22"/>
+        </w:rPr>
+        <w:t>Müşteri “istemiyorum / kendim yaparım / ilgilenmiyorum” → Recall</w:t>
+      </w:r>
+    </w:p>
+    <w:p>
+      <w:pPr>
+        <w:pStyle w:val="ListBullet"/>
+        <w:spacing w:after="40"/>
+      </w:pPr>
+      <w:r>
+        <w:rPr>
+          <w:rFonts w:ascii="Calibri" w:hAnsi="Calibri" w:eastAsia="Calibri"/>
+          <w:b w:val="0"/>
+          <w:i w:val="0"/>
+          <w:sz w:val="22"/>
+        </w:rPr>
+        <w:t>Agent cb:vm yazmış ama müşteri red demiş → Recall (agent notu Call Again yapmaz)</w:t>
+      </w:r>
+    </w:p>
+    <w:p>
+      <w:pPr>
+        <w:pStyle w:val="Heading2"/>
+      </w:pPr>
+      <w:r>
+        <w:rPr>
+          <w:rFonts w:ascii="Calibri" w:hAnsi="Calibri" w:eastAsia="Calibri"/>
+          <w:b/>
+          <w:i w:val="0"/>
+          <w:color w:val="2C5282"/>
+          <w:sz w:val="28"/>
+        </w:rPr>
+        <w:t>3.3 Recall mı, No Interest mı?</w:t>
+      </w:r>
+    </w:p>
+    <w:p>
+      <w:pPr>
+        <w:pStyle w:val="ListBullet"/>
+        <w:spacing w:after="40"/>
+      </w:pPr>
+      <w:r>
+        <w:rPr>
+          <w:rFonts w:ascii="Calibri" w:hAnsi="Calibri" w:eastAsia="Calibri"/>
+          <w:b w:val="0"/>
+          <w:i w:val="0"/>
+          <w:sz w:val="22"/>
+        </w:rPr>
+        <w:t>1. red günü → Recall</w:t>
+      </w:r>
+    </w:p>
+    <w:p>
+      <w:pPr>
+        <w:pStyle w:val="ListBullet"/>
+        <w:spacing w:after="40"/>
+      </w:pPr>
+      <w:r>
+        <w:rPr>
+          <w:rFonts w:ascii="Calibri" w:hAnsi="Calibri" w:eastAsia="Calibri"/>
+          <w:b w:val="0"/>
+          <w:i w:val="0"/>
+          <w:sz w:val="22"/>
+        </w:rPr>
+        <w:t>2. red günü (veya küfür+istemiyorum) → No Interest</w:t>
+      </w:r>
+    </w:p>
+    <w:p>
+      <w:pPr>
+        <w:pStyle w:val="Heading2"/>
+      </w:pPr>
+      <w:r>
+        <w:rPr>
+          <w:rFonts w:ascii="Calibri" w:hAnsi="Calibri" w:eastAsia="Calibri"/>
+          <w:b/>
+          <w:i w:val="0"/>
+          <w:color w:val="2C5282"/>
+          <w:sz w:val="28"/>
+        </w:rPr>
+        <w:t>3.4 No Answer mı, Wrong Number mı?</w:t>
+      </w:r>
+    </w:p>
+    <w:p>
+      <w:pPr>
+        <w:pStyle w:val="ListBullet"/>
+        <w:spacing w:after="40"/>
+      </w:pPr>
+      <w:r>
+        <w:rPr>
+          <w:rFonts w:ascii="Calibri" w:hAnsi="Calibri" w:eastAsia="Calibri"/>
+          <w:b w:val="0"/>
+          <w:i w:val="0"/>
+          <w:sz w:val="22"/>
+        </w:rPr>
+        <w:t>Telefon çalıyor / VM / NA → No Answer</w:t>
+      </w:r>
+    </w:p>
+    <w:p>
+      <w:pPr>
+        <w:pStyle w:val="ListBullet"/>
+        <w:spacing w:after="40"/>
+      </w:pPr>
+      <w:r>
+        <w:rPr>
+          <w:rFonts w:ascii="Calibri" w:hAnsi="Calibri" w:eastAsia="Calibri"/>
+          <w:b w:val="0"/>
+          <w:i w:val="0"/>
+          <w:sz w:val="22"/>
+        </w:rPr>
+        <w:t>Numara geçersiz / servis dışı / ikinci kimlik inkârı günü → Wrong Number</w:t>
+      </w:r>
+    </w:p>
+    <w:p>
+      <w:pPr>
+        <w:pStyle w:val="ListBullet"/>
+        <w:spacing w:after="40"/>
+      </w:pPr>
+      <w:r>
+        <w:rPr>
+          <w:rFonts w:ascii="Calibri" w:hAnsi="Calibri" w:eastAsia="Calibri"/>
+          <w:b w:val="0"/>
+          <w:i w:val="0"/>
+          <w:sz w:val="22"/>
+        </w:rPr>
+        <w:t>Eski satırda Invalid email, yenide ring → No Answer</w:t>
+      </w:r>
+    </w:p>
+    <w:p>
+      <w:pPr>
+        <w:pStyle w:val="Heading2"/>
+      </w:pPr>
+      <w:r>
+        <w:rPr>
+          <w:rFonts w:ascii="Calibri" w:hAnsi="Calibri" w:eastAsia="Calibri"/>
+          <w:b/>
+          <w:i w:val="0"/>
+          <w:color w:val="2C5282"/>
+          <w:sz w:val="28"/>
+        </w:rPr>
+        <w:t>3.5 No Language mı, Denied Registration mı?</w:t>
+      </w:r>
+    </w:p>
+    <w:p>
+      <w:pPr>
+        <w:pStyle w:val="ListBullet"/>
+        <w:spacing w:after="40"/>
+      </w:pPr>
+      <w:r>
+        <w:rPr>
+          <w:rFonts w:ascii="Calibri" w:hAnsi="Calibri" w:eastAsia="Calibri"/>
+          <w:b w:val="0"/>
+          <w:i w:val="0"/>
+          <w:sz w:val="22"/>
+        </w:rPr>
+        <w:t>Sadece dil → No Language</w:t>
+      </w:r>
+    </w:p>
+    <w:p>
+      <w:pPr>
+        <w:pStyle w:val="ListBullet"/>
+        <w:spacing w:after="40"/>
+      </w:pPr>
+      <w:r>
+        <w:rPr>
+          <w:rFonts w:ascii="Calibri" w:hAnsi="Calibri" w:eastAsia="Calibri"/>
+          <w:b w:val="0"/>
+          <w:i w:val="0"/>
+          <w:sz w:val="22"/>
+        </w:rPr>
+        <w:t>“Ben o değilim” (+ dil olsa bile) → Denied Registration</w:t>
+      </w:r>
+    </w:p>
+    <w:p>
+      <w:pPr>
+        <w:pStyle w:val="Heading2"/>
+      </w:pPr>
+      <w:r>
+        <w:rPr>
+          <w:rFonts w:ascii="Calibri" w:hAnsi="Calibri" w:eastAsia="Calibri"/>
+          <w:b/>
+          <w:i w:val="0"/>
+          <w:color w:val="2C5282"/>
+          <w:sz w:val="28"/>
+        </w:rPr>
+        <w:t>3.6 Denied Registration mı, Recall mı, NP-docs mı?</w:t>
+      </w:r>
+    </w:p>
+    <w:p>
+      <w:pPr>
+        <w:pStyle w:val="ListBullet"/>
+        <w:spacing w:after="40"/>
+      </w:pPr>
+      <w:r>
+        <w:rPr>
+          <w:rFonts w:ascii="Calibri" w:hAnsi="Calibri" w:eastAsia="Calibri"/>
+          <w:b w:val="0"/>
+          <w:i w:val="0"/>
+          <w:sz w:val="22"/>
+        </w:rPr>
+        <w:t>Kimlik inkârı → Denied</w:t>
+      </w:r>
+    </w:p>
+    <w:p>
+      <w:pPr>
+        <w:pStyle w:val="ListBullet"/>
+        <w:spacing w:after="40"/>
+      </w:pPr>
+      <w:r>
+        <w:rPr>
+          <w:rFonts w:ascii="Calibri" w:hAnsi="Calibri" w:eastAsia="Calibri"/>
+          <w:b w:val="0"/>
+          <w:i w:val="0"/>
+          <w:sz w:val="22"/>
+        </w:rPr>
+        <w:t>Bare “didnt register” → Recall</w:t>
+      </w:r>
+    </w:p>
+    <w:p>
+      <w:pPr>
+        <w:pStyle w:val="ListBullet"/>
+        <w:spacing w:after="40"/>
+      </w:pPr>
+      <w:r>
+        <w:rPr>
+          <w:rFonts w:ascii="Calibri" w:hAnsi="Calibri" w:eastAsia="Calibri"/>
+          <w:b w:val="0"/>
+          <w:i w:val="0"/>
+          <w:sz w:val="22"/>
+        </w:rPr>
+        <w:t>no id / no documents / no bank → No Potential - no documents</w:t>
+      </w:r>
+    </w:p>
+    <w:p>
+      <w:pPr>
+        <w:pStyle w:val="Heading1"/>
+      </w:pPr>
+      <w:r>
+        <w:rPr>
+          <w:rFonts w:ascii="Calibri" w:hAnsi="Calibri" w:eastAsia="Calibri"/>
+          <w:b/>
+          <w:i w:val="0"/>
+          <w:color w:val="1A365D"/>
+          <w:sz w:val="36"/>
+        </w:rPr>
+        <w:t>4. Agent notu ≠ müşteri sözü</w:t>
+      </w:r>
+    </w:p>
+    <w:p>
+      <w:pPr>
+        <w:spacing w:after="120"/>
+      </w:pPr>
+      <w:r>
+        <w:rPr>
+          <w:rFonts w:ascii="Calibri" w:hAnsi="Calibri" w:eastAsia="Calibri"/>
+          <w:b w:val="0"/>
+          <w:i w:val="0"/>
+          <w:color w:val="444444"/>
+          <w:sz w:val="22"/>
+        </w:rPr>
+        <w:t>Şunlar agent’ın kendi arama kaydıdır. Müşteri “beni ara” demiş sayılmaz:</w:t>
+      </w:r>
+    </w:p>
+    <w:p>
+      <w:pPr>
+        <w:pStyle w:val="ListBullet"/>
+        <w:spacing w:after="40"/>
+      </w:pPr>
+      <w:r>
+        <w:rPr>
+          <w:rFonts w:ascii="Calibri" w:hAnsi="Calibri" w:eastAsia="Calibri"/>
+          <w:b w:val="0"/>
+          <w:i w:val="0"/>
+          <w:sz w:val="22"/>
+        </w:rPr>
+        <w:t>cb : vm  /  cb na  /  cb ndt  /  cb rej  /  call again rej</w:t>
+      </w:r>
+    </w:p>
+    <w:p>
+      <w:pPr>
+        <w:pStyle w:val="ListBullet"/>
+        <w:spacing w:after="40"/>
+      </w:pPr>
+      <w:r>
+        <w:rPr>
+          <w:rFonts w:ascii="Calibri" w:hAnsi="Calibri" w:eastAsia="Calibri"/>
+          <w:b w:val="0"/>
+          <w:i w:val="0"/>
+          <w:sz w:val="22"/>
+        </w:rPr>
+        <w:t>CALLED BACK PUHU  /  when I tried to cb she rejected</w:t>
+      </w:r>
+    </w:p>
+    <w:p>
+      <w:pPr>
+        <w:pStyle w:val="ListBullet"/>
+        <w:spacing w:after="40"/>
+      </w:pPr>
+      <w:r>
+        <w:rPr>
+          <w:rFonts w:ascii="Calibri" w:hAnsi="Calibri" w:eastAsia="Calibri"/>
+          <w:b w:val="0"/>
+          <w:i w:val="0"/>
+          <w:sz w:val="22"/>
+        </w:rPr>
+        <w:t>I said I would hang up and call back</w:t>
+      </w:r>
+    </w:p>
+    <w:p>
+      <w:pPr>
+        <w:spacing w:after="120"/>
+      </w:pPr>
+      <w:r>
+        <w:rPr>
+          <w:rFonts w:ascii="Calibri" w:hAnsi="Calibri" w:eastAsia="Calibri"/>
+          <w:b w:val="0"/>
+          <w:i w:val="0"/>
+          <w:color w:val="444444"/>
+          <w:sz w:val="22"/>
+        </w:rPr>
+        <w:t>Ne yapmalısın? Bu notları silip düşün: geriye müşteri ne demiş? O cümle status’u belirler.</w:t>
+      </w:r>
+    </w:p>
+    <w:p>
+      <w:pPr>
+        <w:pStyle w:val="Heading1"/>
+      </w:pPr>
+      <w:r>
+        <w:rPr>
+          <w:rFonts w:ascii="Calibri" w:hAnsi="Calibri" w:eastAsia="Calibri"/>
+          <w:b/>
+          <w:i w:val="0"/>
+          <w:color w:val="1A365D"/>
+          <w:sz w:val="36"/>
+        </w:rPr>
+        <w:t>5. Yorum okuma alışkanlığı</w:t>
+      </w:r>
+    </w:p>
+    <w:p>
+      <w:pPr>
+        <w:pStyle w:val="ListNumber"/>
+        <w:spacing w:after="40"/>
+      </w:pPr>
+      <w:r>
+        <w:rPr>
+          <w:rFonts w:ascii="Calibri" w:hAnsi="Calibri" w:eastAsia="Calibri"/>
+          <w:b w:val="0"/>
+          <w:i w:val="0"/>
+          <w:sz w:val="22"/>
+        </w:rPr>
+        <w:t>En yeni anlamlı satırı bul (email subject / In Progress / tek başına status etiketi değil).</w:t>
+      </w:r>
+    </w:p>
+    <w:p>
+      <w:pPr>
+        <w:pStyle w:val="ListNumber"/>
+        <w:spacing w:after="40"/>
+      </w:pPr>
+      <w:r>
+        <w:rPr>
+          <w:rFonts w:ascii="Calibri" w:hAnsi="Calibri" w:eastAsia="Calibri"/>
+          <w:b w:val="0"/>
+          <w:i w:val="0"/>
+          <w:sz w:val="22"/>
+        </w:rPr>
+        <w:t>Agent dial notunu ayıkla.</w:t>
+      </w:r>
+    </w:p>
+    <w:p>
+      <w:pPr>
+        <w:pStyle w:val="ListNumber"/>
+        <w:spacing w:after="40"/>
+      </w:pPr>
+      <w:r>
+        <w:rPr>
+          <w:rFonts w:ascii="Calibri" w:hAnsi="Calibri" w:eastAsia="Calibri"/>
+          <w:b w:val="0"/>
+          <w:i w:val="0"/>
+          <w:sz w:val="22"/>
+        </w:rPr>
+        <w:t>Öncelik ağacını uygula (bölüm 1).</w:t>
+      </w:r>
+    </w:p>
+    <w:p>
+      <w:pPr>
+        <w:pStyle w:val="ListNumber"/>
+        <w:spacing w:after="40"/>
+      </w:pPr>
+      <w:r>
+        <w:rPr>
+          <w:rFonts w:ascii="Calibri" w:hAnsi="Calibri" w:eastAsia="Calibri"/>
+          <w:b w:val="0"/>
+          <w:i w:val="0"/>
+          <w:sz w:val="22"/>
+        </w:rPr>
+        <w:t>Şüphen varsa: Manual Check — uydurma status koyma.</w:t>
+      </w:r>
+    </w:p>
+    <w:p>
+      <w:pPr>
+        <w:pStyle w:val="ListNumber"/>
+        <w:spacing w:after="40"/>
+      </w:pPr>
+      <w:r>
+        <w:rPr>
+          <w:rFonts w:ascii="Calibri" w:hAnsi="Calibri" w:eastAsia="Calibri"/>
+          <w:b w:val="0"/>
+          <w:i w:val="0"/>
+          <w:sz w:val="22"/>
+        </w:rPr>
+        <w:t>CRM’de zaten doğru bir nihai status varsa ve yeni yorum çelişmiyorsa değiştirme.</w:t>
+      </w:r>
+    </w:p>
+    <w:p>
+      <w:pPr>
+        <w:pStyle w:val="Heading1"/>
+      </w:pPr>
+      <w:r>
+        <w:rPr>
+          <w:rFonts w:ascii="Calibri" w:hAnsi="Calibri" w:eastAsia="Calibri"/>
+          <w:b/>
+          <w:i w:val="0"/>
+          <w:color w:val="1A365D"/>
+          <w:sz w:val="36"/>
+        </w:rPr>
+        <w:t>6. Cep kartı (özet tablo)</w:t>
+      </w:r>
+    </w:p>
+    <w:tbl>
+      <w:tblPr>
+        <w:tblStyle w:val="TableGrid"/>
+        <w:tblW w:type="auto" w:w="0"/>
+        <w:tblLook w:firstColumn="1" w:firstRow="1" w:lastColumn="0" w:lastRow="0" w:noHBand="0" w:noVBand="1" w:val="04A0"/>
+      </w:tblPr>
+      <w:tblGrid>
+        <w:gridCol w:w="3324"/>
+        <w:gridCol w:w="3324"/>
+        <w:gridCol w:w="3324"/>
+      </w:tblGrid>
+      <w:tr>
+        <w:tc>
+          <w:tcPr>
+            <w:tcW w:type="dxa" w:w="3324"/>
+          </w:tcPr>
+          <w:p>
+            <w:r>
+              <w:rPr>
+                <w:rFonts w:ascii="Calibri" w:hAnsi="Calibri" w:eastAsia="Calibri"/>
+                <w:b/>
+                <w:i w:val="0"/>
+                <w:color w:val="1A365D"/>
+                <w:sz w:val="20"/>
+              </w:rPr>
+              <w:t>Gördüğün sinyal</w:t>
+            </w:r>
+          </w:p>
+        </w:tc>
+        <w:tc>
+          <w:tcPr>
+            <w:tcW w:type="dxa" w:w="3324"/>
+          </w:tcPr>
+          <w:p>
+            <w:r>
+              <w:rPr>
+                <w:rFonts w:ascii="Calibri" w:hAnsi="Calibri" w:eastAsia="Calibri"/>
+                <w:b/>
+                <w:i w:val="0"/>
+                <w:color w:val="1A365D"/>
+                <w:sz w:val="20"/>
+              </w:rPr>
+              <w:t>Status</w:t>
+            </w:r>
+          </w:p>
+        </w:tc>
+        <w:tc>
+          <w:tcPr>
+            <w:tcW w:type="dxa" w:w="3324"/>
+          </w:tcPr>
+          <w:p>
+            <w:r>
+              <w:rPr>
+                <w:rFonts w:ascii="Calibri" w:hAnsi="Calibri" w:eastAsia="Calibri"/>
+                <w:b/>
+                <w:i w:val="0"/>
+                <w:color w:val="1A365D"/>
+                <w:sz w:val="20"/>
+              </w:rPr>
+              <w:t>Dikkat</w:t>
+            </w:r>
+          </w:p>
+        </w:tc>
+      </w:tr>
+      <w:tr>
+        <w:tc>
+          <w:tcPr>
+            <w:tcW w:type="dxa" w:w="3324"/>
+          </w:tcPr>
+          <w:p>
+            <w:r>
+              <w:rPr>
+                <w:rFonts w:ascii="Calibri" w:hAnsi="Calibri" w:eastAsia="Calibri"/>
+                <w:b w:val="0"/>
+                <w:i w:val="0"/>
+                <w:sz w:val="18"/>
+              </w:rPr>
+              <w:t>call me later / busy call back</w:t>
+            </w:r>
+          </w:p>
+        </w:tc>
+        <w:tc>
+          <w:tcPr>
+            <w:tcW w:type="dxa" w:w="3324"/>
+          </w:tcPr>
+          <w:p>
+            <w:r>
+              <w:rPr>
+                <w:rFonts w:ascii="Calibri" w:hAnsi="Calibri" w:eastAsia="Calibri"/>
+                <w:b w:val="0"/>
+                <w:i w:val="0"/>
+                <w:sz w:val="18"/>
+              </w:rPr>
+              <w:t>Call Again</w:t>
+            </w:r>
+          </w:p>
+        </w:tc>
+        <w:tc>
+          <w:tcPr>
+            <w:tcW w:type="dxa" w:w="3324"/>
+          </w:tcPr>
+          <w:p>
+            <w:r>
+              <w:rPr>
+                <w:rFonts w:ascii="Calibri" w:hAnsi="Calibri" w:eastAsia="Calibri"/>
+                <w:b w:val="0"/>
+                <w:i w:val="0"/>
+                <w:sz w:val="18"/>
+              </w:rPr>
+              <w:t>Agent cb:vm değil</w:t>
+            </w:r>
+          </w:p>
+        </w:tc>
+      </w:tr>
+      <w:tr>
+        <w:tc>
+          <w:tcPr>
+            <w:tcW w:type="dxa" w:w="3324"/>
+          </w:tcPr>
+          <w:p>
+            <w:r>
+              <w:rPr>
+                <w:rFonts w:ascii="Calibri" w:hAnsi="Calibri" w:eastAsia="Calibri"/>
+                <w:b w:val="0"/>
+                <w:i w:val="0"/>
+                <w:sz w:val="18"/>
+              </w:rPr>
+              <w:t>no money + salary soon / arrange</w:t>
+            </w:r>
+          </w:p>
+        </w:tc>
+        <w:tc>
+          <w:tcPr>
+            <w:tcW w:type="dxa" w:w="3324"/>
+          </w:tcPr>
+          <w:p>
+            <w:r>
+              <w:rPr>
+                <w:rFonts w:ascii="Calibri" w:hAnsi="Calibri" w:eastAsia="Calibri"/>
+                <w:b w:val="0"/>
+                <w:i w:val="0"/>
+                <w:sz w:val="18"/>
+              </w:rPr>
+              <w:t>Call Again</w:t>
+            </w:r>
+          </w:p>
+        </w:tc>
+        <w:tc>
+          <w:tcPr>
+            <w:tcW w:type="dxa" w:w="3324"/>
+          </w:tcPr>
+          <w:p>
+            <w:r>
+              <w:rPr>
+                <w:rFonts w:ascii="Calibri" w:hAnsi="Calibri" w:eastAsia="Calibri"/>
+                <w:b w:val="0"/>
+                <w:i w:val="0"/>
+                <w:sz w:val="18"/>
+              </w:rPr>
+              <w:t>Soft money</w:t>
+            </w:r>
+          </w:p>
+        </w:tc>
+      </w:tr>
+      <w:tr>
+        <w:tc>
+          <w:tcPr>
+            <w:tcW w:type="dxa" w:w="3324"/>
+          </w:tcPr>
+          <w:p>
+            <w:r>
+              <w:rPr>
+                <w:rFonts w:ascii="Calibri" w:hAnsi="Calibri" w:eastAsia="Calibri"/>
+                <w:b w:val="0"/>
+                <w:i w:val="0"/>
+                <w:sz w:val="18"/>
+              </w:rPr>
+              <w:t>no money + next month / October</w:t>
+            </w:r>
+          </w:p>
+        </w:tc>
+        <w:tc>
+          <w:tcPr>
+            <w:tcW w:type="dxa" w:w="3324"/>
+          </w:tcPr>
+          <w:p>
+            <w:r>
+              <w:rPr>
+                <w:rFonts w:ascii="Calibri" w:hAnsi="Calibri" w:eastAsia="Calibri"/>
+                <w:b w:val="0"/>
+                <w:i w:val="0"/>
+                <w:sz w:val="18"/>
+              </w:rPr>
+              <w:t>No Potential</w:t>
+            </w:r>
+          </w:p>
+        </w:tc>
+        <w:tc>
+          <w:tcPr>
+            <w:tcW w:type="dxa" w:w="3324"/>
+          </w:tcPr>
+          <w:p>
+            <w:r>
+              <w:rPr>
+                <w:rFonts w:ascii="Calibri" w:hAnsi="Calibri" w:eastAsia="Calibri"/>
+                <w:b w:val="0"/>
+                <w:i w:val="0"/>
+                <w:sz w:val="18"/>
+              </w:rPr>
+              <w:t>Hard / distant</w:t>
+            </w:r>
+          </w:p>
+        </w:tc>
+      </w:tr>
+      <w:tr>
+        <w:tc>
+          <w:tcPr>
+            <w:tcW w:type="dxa" w:w="3324"/>
+          </w:tcPr>
+          <w:p>
+            <w:r>
+              <w:rPr>
+                <w:rFonts w:ascii="Calibri" w:hAnsi="Calibri" w:eastAsia="Calibri"/>
+                <w:b w:val="0"/>
+                <w:i w:val="0"/>
+                <w:sz w:val="18"/>
+              </w:rPr>
+              <w:t>not interested (1. gün)</w:t>
+            </w:r>
+          </w:p>
+        </w:tc>
+        <w:tc>
+          <w:tcPr>
+            <w:tcW w:type="dxa" w:w="3324"/>
+          </w:tcPr>
+          <w:p>
+            <w:r>
+              <w:rPr>
+                <w:rFonts w:ascii="Calibri" w:hAnsi="Calibri" w:eastAsia="Calibri"/>
+                <w:b w:val="0"/>
+                <w:i w:val="0"/>
+                <w:sz w:val="18"/>
+              </w:rPr>
+              <w:t>Recall</w:t>
+            </w:r>
+          </w:p>
+        </w:tc>
+        <w:tc>
+          <w:tcPr>
+            <w:tcW w:type="dxa" w:w="3324"/>
+          </w:tcPr>
+          <w:p>
+            <w:r>
+              <w:rPr>
+                <w:rFonts w:ascii="Calibri" w:hAnsi="Calibri" w:eastAsia="Calibri"/>
+                <w:b w:val="0"/>
+                <w:i w:val="0"/>
+                <w:sz w:val="18"/>
+              </w:rPr>
+              <w:t>2. gün → No Interest</w:t>
+            </w:r>
+          </w:p>
+        </w:tc>
+      </w:tr>
+      <w:tr>
+        <w:tc>
+          <w:tcPr>
+            <w:tcW w:type="dxa" w:w="3324"/>
+          </w:tcPr>
+          <w:p>
+            <w:r>
+              <w:rPr>
+                <w:rFonts w:ascii="Calibri" w:hAnsi="Calibri" w:eastAsia="Calibri"/>
+                <w:b w:val="0"/>
+                <w:i w:val="0"/>
+                <w:sz w:val="18"/>
+              </w:rPr>
+              <w:t>curse + istemiyorum</w:t>
+            </w:r>
+          </w:p>
+        </w:tc>
+        <w:tc>
+          <w:tcPr>
+            <w:tcW w:type="dxa" w:w="3324"/>
+          </w:tcPr>
+          <w:p>
+            <w:r>
+              <w:rPr>
+                <w:rFonts w:ascii="Calibri" w:hAnsi="Calibri" w:eastAsia="Calibri"/>
+                <w:b w:val="0"/>
+                <w:i w:val="0"/>
+                <w:sz w:val="18"/>
+              </w:rPr>
+              <w:t>No Interest</w:t>
+            </w:r>
+          </w:p>
+        </w:tc>
+        <w:tc>
+          <w:tcPr>
+            <w:tcW w:type="dxa" w:w="3324"/>
+          </w:tcPr>
+          <w:p>
+            <w:r>
+              <w:rPr>
+                <w:rFonts w:ascii="Calibri" w:hAnsi="Calibri" w:eastAsia="Calibri"/>
+                <w:b w:val="0"/>
+                <w:i w:val="0"/>
+                <w:sz w:val="18"/>
+              </w:rPr>
+              <w:t>Doğrudan</w:t>
+            </w:r>
+          </w:p>
+        </w:tc>
+      </w:tr>
+      <w:tr>
+        <w:tc>
+          <w:tcPr>
+            <w:tcW w:type="dxa" w:w="3324"/>
+          </w:tcPr>
+          <w:p>
+            <w:r>
+              <w:rPr>
+                <w:rFonts w:ascii="Calibri" w:hAnsi="Calibri" w:eastAsia="Calibri"/>
+                <w:b w:val="0"/>
+                <w:i w:val="0"/>
+                <w:sz w:val="18"/>
+              </w:rPr>
+              <w:t>im not [name] / wrong person</w:t>
+            </w:r>
+          </w:p>
+        </w:tc>
+        <w:tc>
+          <w:tcPr>
+            <w:tcW w:type="dxa" w:w="3324"/>
+          </w:tcPr>
+          <w:p>
+            <w:r>
+              <w:rPr>
+                <w:rFonts w:ascii="Calibri" w:hAnsi="Calibri" w:eastAsia="Calibri"/>
+                <w:b w:val="0"/>
+                <w:i w:val="0"/>
+                <w:sz w:val="18"/>
+              </w:rPr>
+              <w:t>Denied Registration</w:t>
+            </w:r>
+          </w:p>
+        </w:tc>
+        <w:tc>
+          <w:tcPr>
+            <w:tcW w:type="dxa" w:w="3324"/>
+          </w:tcPr>
+          <w:p>
+            <w:r>
+              <w:rPr>
+                <w:rFonts w:ascii="Calibri" w:hAnsi="Calibri" w:eastAsia="Calibri"/>
+                <w:b w:val="0"/>
+                <w:i w:val="0"/>
+                <w:sz w:val="18"/>
+              </w:rPr>
+              <w:t>Dil olsa bile</w:t>
+            </w:r>
+          </w:p>
+        </w:tc>
+      </w:tr>
+      <w:tr>
+        <w:tc>
+          <w:tcPr>
+            <w:tcW w:type="dxa" w:w="3324"/>
+          </w:tcPr>
+          <w:p>
+            <w:r>
+              <w:rPr>
+                <w:rFonts w:ascii="Calibri" w:hAnsi="Calibri" w:eastAsia="Calibri"/>
+                <w:b w:val="0"/>
+                <w:i w:val="0"/>
+                <w:sz w:val="18"/>
+              </w:rPr>
+              <w:t>Mandarin / no English (kimlik yok)</w:t>
+            </w:r>
+          </w:p>
+        </w:tc>
+        <w:tc>
+          <w:tcPr>
+            <w:tcW w:type="dxa" w:w="3324"/>
+          </w:tcPr>
+          <w:p>
+            <w:r>
+              <w:rPr>
+                <w:rFonts w:ascii="Calibri" w:hAnsi="Calibri" w:eastAsia="Calibri"/>
+                <w:b w:val="0"/>
+                <w:i w:val="0"/>
+                <w:sz w:val="18"/>
+              </w:rPr>
+              <w:t>No Language</w:t>
+            </w:r>
+          </w:p>
+        </w:tc>
+        <w:tc>
+          <w:tcPr>
+            <w:tcW w:type="dxa" w:w="3324"/>
+          </w:tcPr>
+          <w:p>
+            <w:r>
+              <w:rPr>
+                <w:rFonts w:ascii="Calibri" w:hAnsi="Calibri" w:eastAsia="Calibri"/>
+                <w:b w:val="0"/>
+                <w:i w:val="0"/>
+                <w:sz w:val="18"/>
+              </w:rPr>
+              <w:t>identity &gt; language</w:t>
+            </w:r>
+          </w:p>
+        </w:tc>
+      </w:tr>
+      <w:tr>
+        <w:tc>
+          <w:tcPr>
+            <w:tcW w:type="dxa" w:w="3324"/>
+          </w:tcPr>
+          <w:p>
+            <w:r>
+              <w:rPr>
+                <w:rFonts w:ascii="Calibri" w:hAnsi="Calibri" w:eastAsia="Calibri"/>
+                <w:b w:val="0"/>
+                <w:i w:val="0"/>
+                <w:sz w:val="18"/>
+              </w:rPr>
+              <w:t>didnt register (kimlik yok)</w:t>
+            </w:r>
+          </w:p>
+        </w:tc>
+        <w:tc>
+          <w:tcPr>
+            <w:tcW w:type="dxa" w:w="3324"/>
+          </w:tcPr>
+          <w:p>
+            <w:r>
+              <w:rPr>
+                <w:rFonts w:ascii="Calibri" w:hAnsi="Calibri" w:eastAsia="Calibri"/>
+                <w:b w:val="0"/>
+                <w:i w:val="0"/>
+                <w:sz w:val="18"/>
+              </w:rPr>
+              <w:t>Recall</w:t>
+            </w:r>
+          </w:p>
+        </w:tc>
+        <w:tc>
+          <w:tcPr>
+            <w:tcW w:type="dxa" w:w="3324"/>
+          </w:tcPr>
+          <w:p>
+            <w:r>
+              <w:rPr>
+                <w:rFonts w:ascii="Calibri" w:hAnsi="Calibri" w:eastAsia="Calibri"/>
+                <w:b w:val="0"/>
+                <w:i w:val="0"/>
+                <w:sz w:val="18"/>
+              </w:rPr>
+              <w:t>Denied değil</w:t>
+            </w:r>
+          </w:p>
+        </w:tc>
+      </w:tr>
+      <w:tr>
+        <w:tc>
+          <w:tcPr>
+            <w:tcW w:type="dxa" w:w="3324"/>
+          </w:tcPr>
+          <w:p>
+            <w:r>
+              <w:rPr>
+                <w:rFonts w:ascii="Calibri" w:hAnsi="Calibri" w:eastAsia="Calibri"/>
+                <w:b w:val="0"/>
+                <w:i w:val="0"/>
+                <w:sz w:val="18"/>
+              </w:rPr>
+              <w:t>no id / no bank / no POR</w:t>
+            </w:r>
+          </w:p>
+        </w:tc>
+        <w:tc>
+          <w:tcPr>
+            <w:tcW w:type="dxa" w:w="3324"/>
+          </w:tcPr>
+          <w:p>
+            <w:r>
+              <w:rPr>
+                <w:rFonts w:ascii="Calibri" w:hAnsi="Calibri" w:eastAsia="Calibri"/>
+                <w:b w:val="0"/>
+                <w:i w:val="0"/>
+                <w:sz w:val="18"/>
+              </w:rPr>
+              <w:t>No Potential - no documents</w:t>
+            </w:r>
+          </w:p>
+        </w:tc>
+        <w:tc>
+          <w:tcPr>
+            <w:tcW w:type="dxa" w:w="3324"/>
+          </w:tcPr>
+          <w:p>
+            <w:r>
+              <w:rPr>
+                <w:rFonts w:ascii="Calibri" w:hAnsi="Calibri" w:eastAsia="Calibri"/>
+                <w:b w:val="0"/>
+                <w:i w:val="0"/>
+                <w:sz w:val="18"/>
+              </w:rPr>
+            </w:r>
+          </w:p>
+        </w:tc>
+      </w:tr>
+      <w:tr>
+        <w:tc>
+          <w:tcPr>
+            <w:tcW w:type="dxa" w:w="3324"/>
+          </w:tcPr>
+          <w:p>
+            <w:r>
+              <w:rPr>
+                <w:rFonts w:ascii="Calibri" w:hAnsi="Calibri" w:eastAsia="Calibri"/>
+                <w:b w:val="0"/>
+                <w:i w:val="0"/>
+                <w:sz w:val="18"/>
+              </w:rPr>
+              <w:t>na / vm / dvm / ring</w:t>
+            </w:r>
+          </w:p>
+        </w:tc>
+        <w:tc>
+          <w:tcPr>
+            <w:tcW w:type="dxa" w:w="3324"/>
+          </w:tcPr>
+          <w:p>
+            <w:r>
+              <w:rPr>
+                <w:rFonts w:ascii="Calibri" w:hAnsi="Calibri" w:eastAsia="Calibri"/>
+                <w:b w:val="0"/>
+                <w:i w:val="0"/>
+                <w:sz w:val="18"/>
+              </w:rPr>
+              <w:t>No Answer 1-5</w:t>
+            </w:r>
+          </w:p>
+        </w:tc>
+        <w:tc>
+          <w:tcPr>
+            <w:tcW w:type="dxa" w:w="3324"/>
+          </w:tcPr>
+          <w:p>
+            <w:r>
+              <w:rPr>
+                <w:rFonts w:ascii="Calibri" w:hAnsi="Calibri" w:eastAsia="Calibri"/>
+                <w:b w:val="0"/>
+                <w:i w:val="0"/>
+                <w:sz w:val="18"/>
+              </w:rPr>
+              <w:t>5+ gün → 5 UP</w:t>
+            </w:r>
+          </w:p>
+        </w:tc>
+      </w:tr>
+      <w:tr>
+        <w:tc>
+          <w:tcPr>
+            <w:tcW w:type="dxa" w:w="3324"/>
+          </w:tcPr>
+          <w:p>
+            <w:r>
+              <w:rPr>
+                <w:rFonts w:ascii="Calibri" w:hAnsi="Calibri" w:eastAsia="Calibri"/>
+                <w:b w:val="0"/>
+                <w:i w:val="0"/>
+                <w:sz w:val="18"/>
+              </w:rPr>
+              <w:t>invalid email + ring/NA</w:t>
+            </w:r>
+          </w:p>
+        </w:tc>
+        <w:tc>
+          <w:tcPr>
+            <w:tcW w:type="dxa" w:w="3324"/>
+          </w:tcPr>
+          <w:p>
+            <w:r>
+              <w:rPr>
+                <w:rFonts w:ascii="Calibri" w:hAnsi="Calibri" w:eastAsia="Calibri"/>
+                <w:b w:val="0"/>
+                <w:i w:val="0"/>
+                <w:sz w:val="18"/>
+              </w:rPr>
+              <w:t>No Answer 1-5</w:t>
+            </w:r>
+          </w:p>
+        </w:tc>
+        <w:tc>
+          <w:tcPr>
+            <w:tcW w:type="dxa" w:w="3324"/>
+          </w:tcPr>
+          <w:p>
+            <w:r>
+              <w:rPr>
+                <w:rFonts w:ascii="Calibri" w:hAnsi="Calibri" w:eastAsia="Calibri"/>
+                <w:b w:val="0"/>
+                <w:i w:val="0"/>
+                <w:sz w:val="18"/>
+              </w:rPr>
+              <w:t>Wrong Number değil</w:t>
+            </w:r>
+          </w:p>
+        </w:tc>
+      </w:tr>
+      <w:tr>
+        <w:tc>
+          <w:tcPr>
+            <w:tcW w:type="dxa" w:w="3324"/>
+          </w:tcPr>
+          <w:p>
+            <w:r>
+              <w:rPr>
+                <w:rFonts w:ascii="Calibri" w:hAnsi="Calibri" w:eastAsia="Calibri"/>
+                <w:b w:val="0"/>
+                <w:i w:val="0"/>
+                <w:sz w:val="18"/>
+              </w:rPr>
+              <w:t>i will do it by myself</w:t>
+            </w:r>
+          </w:p>
+        </w:tc>
+        <w:tc>
+          <w:tcPr>
+            <w:tcW w:type="dxa" w:w="3324"/>
+          </w:tcPr>
+          <w:p>
+            <w:r>
+              <w:rPr>
+                <w:rFonts w:ascii="Calibri" w:hAnsi="Calibri" w:eastAsia="Calibri"/>
+                <w:b w:val="0"/>
+                <w:i w:val="0"/>
+                <w:sz w:val="18"/>
+              </w:rPr>
+              <w:t>Recall</w:t>
+            </w:r>
+          </w:p>
+        </w:tc>
+        <w:tc>
+          <w:tcPr>
+            <w:tcW w:type="dxa" w:w="3324"/>
+          </w:tcPr>
+          <w:p>
+            <w:r>
+              <w:rPr>
+                <w:rFonts w:ascii="Calibri" w:hAnsi="Calibri" w:eastAsia="Calibri"/>
+                <w:b w:val="0"/>
+                <w:i w:val="0"/>
+                <w:sz w:val="18"/>
+              </w:rPr>
+              <w:t>Call Again değil</w:t>
+            </w:r>
+          </w:p>
+        </w:tc>
+      </w:tr>
+      <w:tr>
+        <w:tc>
+          <w:tcPr>
+            <w:tcW w:type="dxa" w:w="3324"/>
+          </w:tcPr>
+          <w:p>
+            <w:r>
+              <w:rPr>
+                <w:rFonts w:ascii="Calibri" w:hAnsi="Calibri" w:eastAsia="Calibri"/>
+                <w:b w:val="0"/>
+                <w:i w:val="0"/>
+                <w:sz w:val="18"/>
+              </w:rPr>
+              <w:t>CB REJS</w:t>
+            </w:r>
+          </w:p>
+        </w:tc>
+        <w:tc>
+          <w:tcPr>
+            <w:tcW w:type="dxa" w:w="3324"/>
+          </w:tcPr>
+          <w:p>
+            <w:r>
+              <w:rPr>
+                <w:rFonts w:ascii="Calibri" w:hAnsi="Calibri" w:eastAsia="Calibri"/>
+                <w:b w:val="0"/>
+                <w:i w:val="0"/>
+                <w:sz w:val="18"/>
+              </w:rPr>
+              <w:t>No Answer (genelde)</w:t>
+            </w:r>
+          </w:p>
+        </w:tc>
+        <w:tc>
+          <w:tcPr>
+            <w:tcW w:type="dxa" w:w="3324"/>
+          </w:tcPr>
+          <w:p>
+            <w:r>
+              <w:rPr>
+                <w:rFonts w:ascii="Calibri" w:hAnsi="Calibri" w:eastAsia="Calibri"/>
+                <w:b w:val="0"/>
+                <w:i w:val="0"/>
+                <w:sz w:val="18"/>
+              </w:rPr>
+              <w:t>Callback değil</w:t>
+            </w:r>
+          </w:p>
+        </w:tc>
+      </w:tr>
+      <w:tr>
+        <w:tc>
+          <w:tcPr>
+            <w:tcW w:type="dxa" w:w="3324"/>
+          </w:tcPr>
+          <w:p>
+            <w:r>
+              <w:rPr>
+                <w:rFonts w:ascii="Calibri" w:hAnsi="Calibri" w:eastAsia="Calibri"/>
+                <w:b w:val="0"/>
+                <w:i w:val="0"/>
+                <w:sz w:val="18"/>
+              </w:rPr>
+              <w:t>karışık / emin değilim</w:t>
+            </w:r>
+          </w:p>
+        </w:tc>
+        <w:tc>
+          <w:tcPr>
+            <w:tcW w:type="dxa" w:w="3324"/>
+          </w:tcPr>
+          <w:p>
+            <w:r>
+              <w:rPr>
+                <w:rFonts w:ascii="Calibri" w:hAnsi="Calibri" w:eastAsia="Calibri"/>
+                <w:b w:val="0"/>
+                <w:i w:val="0"/>
+                <w:sz w:val="18"/>
+              </w:rPr>
+              <w:t>Manual Check</w:t>
+            </w:r>
+          </w:p>
+        </w:tc>
+        <w:tc>
+          <w:tcPr>
+            <w:tcW w:type="dxa" w:w="3324"/>
+          </w:tcPr>
+          <w:p>
+            <w:r>
+              <w:rPr>
+                <w:rFonts w:ascii="Calibri" w:hAnsi="Calibri" w:eastAsia="Calibri"/>
+                <w:b w:val="0"/>
+                <w:i w:val="0"/>
+                <w:sz w:val="18"/>
+              </w:rPr>
+              <w:t>Uydurma</w:t>
+            </w:r>
+          </w:p>
+        </w:tc>
+      </w:tr>
+    </w:tbl>
+    <w:p/>
+    <w:p>
+      <w:pPr>
+        <w:pStyle w:val="Heading1"/>
+      </w:pPr>
+      <w:r>
+        <w:rPr>
+          <w:rFonts w:ascii="Calibri" w:hAnsi="Calibri" w:eastAsia="Calibri"/>
+          <w:b/>
+          <w:i w:val="0"/>
+          <w:color w:val="1A365D"/>
+          <w:sz w:val="36"/>
+        </w:rPr>
+        <w:t>7. Mini senaryolar (alıştırma)</w:t>
+      </w:r>
+    </w:p>
+    <w:p>
+      <w:pPr>
+        <w:spacing w:after="120"/>
+      </w:pPr>
+      <w:r>
+        <w:rPr>
+          <w:rFonts w:ascii="Calibri" w:hAnsi="Calibri" w:eastAsia="Calibri"/>
+          <w:b/>
+          <w:i w:val="0"/>
+          <w:color w:val="1A365D"/>
+          <w:sz w:val="22"/>
+        </w:rPr>
+        <w:t>Senaryo A</w:t>
+      </w:r>
+    </w:p>
+    <w:p>
+      <w:pPr>
+        <w:spacing w:after="120"/>
+      </w:pPr>
+      <w:r>
+        <w:rPr>
+          <w:rFonts w:ascii="Calibri" w:hAnsi="Calibri" w:eastAsia="Calibri"/>
+          <w:b w:val="0"/>
+          <w:i/>
+          <w:color w:val="444444"/>
+          <w:sz w:val="22"/>
+        </w:rPr>
+        <w:t>Yorum: “pu said to call him later hu”</w:t>
+      </w:r>
+    </w:p>
+    <w:p>
+      <w:pPr>
+        <w:spacing w:after="120"/>
+      </w:pPr>
+      <w:r>
+        <w:rPr>
+          <w:rFonts w:ascii="Calibri" w:hAnsi="Calibri" w:eastAsia="Calibri"/>
+          <w:b w:val="0"/>
+          <w:i w:val="0"/>
+          <w:color w:val="444444"/>
+          <w:sz w:val="22"/>
+        </w:rPr>
+        <w:t>Cevap: Call Again — Müşteri net CB istedi.</w:t>
+      </w:r>
+    </w:p>
+    <w:p>
+      <w:pPr>
+        <w:spacing w:after="120"/>
+      </w:pPr>
+      <w:r>
+        <w:rPr>
+          <w:rFonts w:ascii="Calibri" w:hAnsi="Calibri" w:eastAsia="Calibri"/>
+          <w:b/>
+          <w:i w:val="0"/>
+          <w:color w:val="1A365D"/>
+          <w:sz w:val="22"/>
+        </w:rPr>
+        <w:t>Senaryo B</w:t>
+      </w:r>
+    </w:p>
+    <w:p>
+      <w:pPr>
+        <w:spacing w:after="120"/>
+      </w:pPr>
+      <w:r>
+        <w:rPr>
+          <w:rFonts w:ascii="Calibri" w:hAnsi="Calibri" w:eastAsia="Calibri"/>
+          <w:b w:val="0"/>
+          <w:i/>
+          <w:color w:val="444444"/>
+          <w:sz w:val="22"/>
+        </w:rPr>
+        <w:t>Yorum: “does not have the money next month not sure”</w:t>
+      </w:r>
+    </w:p>
+    <w:p>
+      <w:pPr>
+        <w:spacing w:after="120"/>
+      </w:pPr>
+      <w:r>
+        <w:rPr>
+          <w:rFonts w:ascii="Calibri" w:hAnsi="Calibri" w:eastAsia="Calibri"/>
+          <w:b w:val="0"/>
+          <w:i w:val="0"/>
+          <w:color w:val="444444"/>
+          <w:sz w:val="22"/>
+        </w:rPr>
+        <w:t>Cevap: No Potential — Uzak + belirsiz para.</w:t>
+      </w:r>
+    </w:p>
+    <w:p>
+      <w:pPr>
+        <w:spacing w:after="120"/>
+      </w:pPr>
+      <w:r>
+        <w:rPr>
+          <w:rFonts w:ascii="Calibri" w:hAnsi="Calibri" w:eastAsia="Calibri"/>
+          <w:b/>
+          <w:i w:val="0"/>
+          <w:color w:val="1A365D"/>
+          <w:sz w:val="22"/>
+        </w:rPr>
+        <w:t>Senaryo C</w:t>
+      </w:r>
+    </w:p>
+    <w:p>
+      <w:pPr>
+        <w:spacing w:after="120"/>
+      </w:pPr>
+      <w:r>
+        <w:rPr>
+          <w:rFonts w:ascii="Calibri" w:hAnsi="Calibri" w:eastAsia="Calibri"/>
+          <w:b w:val="0"/>
+          <w:i/>
+          <w:color w:val="444444"/>
+          <w:sz w:val="22"/>
+        </w:rPr>
+        <w:t>Yorum: “no money until salary in a few days then will start”</w:t>
+      </w:r>
+    </w:p>
+    <w:p>
+      <w:pPr>
+        <w:spacing w:after="120"/>
+      </w:pPr>
+      <w:r>
+        <w:rPr>
+          <w:rFonts w:ascii="Calibri" w:hAnsi="Calibri" w:eastAsia="Calibri"/>
+          <w:b w:val="0"/>
+          <w:i w:val="0"/>
+          <w:color w:val="444444"/>
+          <w:sz w:val="22"/>
+        </w:rPr>
+        <w:t>Cevap: Call Again — Soft money + maaş planı.</w:t>
+      </w:r>
+    </w:p>
+    <w:p>
+      <w:pPr>
+        <w:spacing w:after="120"/>
+      </w:pPr>
+      <w:r>
+        <w:rPr>
+          <w:rFonts w:ascii="Calibri" w:hAnsi="Calibri" w:eastAsia="Calibri"/>
+          <w:b/>
+          <w:i w:val="0"/>
+          <w:color w:val="1A365D"/>
+          <w:sz w:val="22"/>
+        </w:rPr>
+        <w:t>Senaryo D</w:t>
+      </w:r>
+    </w:p>
+    <w:p>
+      <w:pPr>
+        <w:spacing w:after="120"/>
+      </w:pPr>
+      <w:r>
+        <w:rPr>
+          <w:rFonts w:ascii="Calibri" w:hAnsi="Calibri" w:eastAsia="Calibri"/>
+          <w:b w:val="0"/>
+          <w:i/>
+          <w:color w:val="444444"/>
+          <w:sz w:val="22"/>
+        </w:rPr>
+        <w:t>Yorum: “not interested (bugün ilk kez)”</w:t>
+      </w:r>
+    </w:p>
+    <w:p>
+      <w:pPr>
+        <w:spacing w:after="120"/>
+      </w:pPr>
+      <w:r>
+        <w:rPr>
+          <w:rFonts w:ascii="Calibri" w:hAnsi="Calibri" w:eastAsia="Calibri"/>
+          <w:b w:val="0"/>
+          <w:i w:val="0"/>
+          <w:color w:val="444444"/>
+          <w:sz w:val="22"/>
+        </w:rPr>
+        <w:t>Cevap: Recall — Tek gün red.</w:t>
+      </w:r>
+    </w:p>
+    <w:p>
+      <w:pPr>
+        <w:spacing w:after="120"/>
+      </w:pPr>
+      <w:r>
+        <w:rPr>
+          <w:rFonts w:ascii="Calibri" w:hAnsi="Calibri" w:eastAsia="Calibri"/>
+          <w:b/>
+          <w:i w:val="0"/>
+          <w:color w:val="1A365D"/>
+          <w:sz w:val="22"/>
+        </w:rPr>
+        <w:t>Senaryo E</w:t>
+      </w:r>
+    </w:p>
+    <w:p>
+      <w:pPr>
+        <w:spacing w:after="120"/>
+      </w:pPr>
+      <w:r>
+        <w:rPr>
+          <w:rFonts w:ascii="Calibri" w:hAnsi="Calibri" w:eastAsia="Calibri"/>
+          <w:b w:val="0"/>
+          <w:i/>
+          <w:color w:val="444444"/>
+          <w:sz w:val="22"/>
+        </w:rPr>
+        <w:t>Yorum: “im not Ahmad please speak Arabic”</w:t>
+      </w:r>
+    </w:p>
+    <w:p>
+      <w:pPr>
+        <w:spacing w:after="120"/>
+      </w:pPr>
+      <w:r>
+        <w:rPr>
+          <w:rFonts w:ascii="Calibri" w:hAnsi="Calibri" w:eastAsia="Calibri"/>
+          <w:b w:val="0"/>
+          <w:i w:val="0"/>
+          <w:color w:val="444444"/>
+          <w:sz w:val="22"/>
+        </w:rPr>
+        <w:t>Cevap: Denied Registration — Kimlik &gt; dil.</w:t>
+      </w:r>
+    </w:p>
+    <w:p>
+      <w:pPr>
+        <w:spacing w:after="120"/>
+      </w:pPr>
+      <w:r>
+        <w:rPr>
+          <w:rFonts w:ascii="Calibri" w:hAnsi="Calibri" w:eastAsia="Calibri"/>
+          <w:b/>
+          <w:i w:val="0"/>
+          <w:color w:val="1A365D"/>
+          <w:sz w:val="22"/>
+        </w:rPr>
+        <w:t>Senaryo F</w:t>
+      </w:r>
+    </w:p>
+    <w:p>
+      <w:pPr>
+        <w:spacing w:after="120"/>
+      </w:pPr>
+      <w:r>
+        <w:rPr>
+          <w:rFonts w:ascii="Calibri" w:hAnsi="Calibri" w:eastAsia="Calibri"/>
+          <w:b w:val="0"/>
+          <w:i/>
+          <w:color w:val="444444"/>
+          <w:sz w:val="22"/>
+        </w:rPr>
+        <w:t>Yorum: “said i didnt register”</w:t>
+      </w:r>
+    </w:p>
+    <w:p>
+      <w:pPr>
+        <w:spacing w:after="120"/>
+      </w:pPr>
+      <w:r>
+        <w:rPr>
+          <w:rFonts w:ascii="Calibri" w:hAnsi="Calibri" w:eastAsia="Calibri"/>
+          <w:b w:val="0"/>
+          <w:i w:val="0"/>
+          <w:color w:val="444444"/>
+          <w:sz w:val="22"/>
+        </w:rPr>
+        <w:t>Cevap: Recall — Kimlik inkârı yok.</w:t>
+      </w:r>
+    </w:p>
+    <w:p>
+      <w:pPr>
+        <w:spacing w:after="120"/>
+      </w:pPr>
+      <w:r>
+        <w:rPr>
+          <w:rFonts w:ascii="Calibri" w:hAnsi="Calibri" w:eastAsia="Calibri"/>
+          <w:b/>
+          <w:i w:val="0"/>
+          <w:color w:val="1A365D"/>
+          <w:sz w:val="22"/>
+        </w:rPr>
+        <w:t>Senaryo G</w:t>
+      </w:r>
+    </w:p>
+    <w:p>
+      <w:pPr>
+        <w:spacing w:after="120"/>
+      </w:pPr>
+      <w:r>
+        <w:rPr>
+          <w:rFonts w:ascii="Calibri" w:hAnsi="Calibri" w:eastAsia="Calibri"/>
+          <w:b w:val="0"/>
+          <w:i/>
+          <w:color w:val="444444"/>
+          <w:sz w:val="22"/>
+        </w:rPr>
+        <w:t>Yorum: “Invalid email - CRM  …  (yeni) ring, dvm”</w:t>
+      </w:r>
+    </w:p>
+    <w:p>
+      <w:pPr>
+        <w:spacing w:after="120"/>
+      </w:pPr>
+      <w:r>
+        <w:rPr>
+          <w:rFonts w:ascii="Calibri" w:hAnsi="Calibri" w:eastAsia="Calibri"/>
+          <w:b w:val="0"/>
+          <w:i w:val="0"/>
+          <w:color w:val="444444"/>
+          <w:sz w:val="22"/>
+        </w:rPr>
+        <w:t>Cevap: No Answer 1-5 — Telefon canlı.</w:t>
+      </w:r>
+    </w:p>
+    <w:p>
+      <w:pPr>
+        <w:spacing w:after="120"/>
+      </w:pPr>
+      <w:r>
+        <w:rPr>
+          <w:rFonts w:ascii="Calibri" w:hAnsi="Calibri" w:eastAsia="Calibri"/>
+          <w:b/>
+          <w:i w:val="0"/>
+          <w:color w:val="1A365D"/>
+          <w:sz w:val="22"/>
+        </w:rPr>
+        <w:t>Senaryo H</w:t>
+      </w:r>
+    </w:p>
+    <w:p>
+      <w:pPr>
+        <w:spacing w:after="120"/>
+      </w:pPr>
+      <w:r>
+        <w:rPr>
+          <w:rFonts w:ascii="Calibri" w:hAnsi="Calibri" w:eastAsia="Calibri"/>
+          <w:b w:val="0"/>
+          <w:i/>
+          <w:color w:val="444444"/>
+          <w:sz w:val="22"/>
+        </w:rPr>
+        <w:t>Yorum: “i will do it by myself”</w:t>
+      </w:r>
+    </w:p>
+    <w:p>
+      <w:pPr>
+        <w:spacing w:after="120"/>
+      </w:pPr>
+      <w:r>
+        <w:rPr>
+          <w:rFonts w:ascii="Calibri" w:hAnsi="Calibri" w:eastAsia="Calibri"/>
+          <w:b w:val="0"/>
+          <w:i w:val="0"/>
+          <w:color w:val="444444"/>
+          <w:sz w:val="22"/>
+        </w:rPr>
+        <w:t>Cevap: Recall — DIY ≠ callback.</w:t>
+      </w:r>
+    </w:p>
+    <w:p>
+      <w:pPr>
+        <w:spacing w:after="120"/>
+      </w:pPr>
+      <w:r>
+        <w:rPr>
+          <w:rFonts w:ascii="Calibri" w:hAnsi="Calibri" w:eastAsia="Calibri"/>
+          <w:b/>
+          <w:i w:val="0"/>
+          <w:color w:val="1A365D"/>
+          <w:sz w:val="22"/>
+        </w:rPr>
+        <w:t>Senaryo I</w:t>
+      </w:r>
+    </w:p>
+    <w:p>
+      <w:pPr>
+        <w:spacing w:after="120"/>
+      </w:pPr>
+      <w:r>
+        <w:rPr>
+          <w:rFonts w:ascii="Calibri" w:hAnsi="Calibri" w:eastAsia="Calibri"/>
+          <w:b w:val="0"/>
+          <w:i/>
+          <w:color w:val="444444"/>
+          <w:sz w:val="22"/>
+        </w:rPr>
+        <w:t>Yorum: “cb : vm   +   never reg and hung up”</w:t>
+      </w:r>
+    </w:p>
+    <w:p>
+      <w:pPr>
+        <w:spacing w:after="120"/>
+      </w:pPr>
+      <w:r>
+        <w:rPr>
+          <w:rFonts w:ascii="Calibri" w:hAnsi="Calibri" w:eastAsia="Calibri"/>
+          <w:b w:val="0"/>
+          <w:i w:val="0"/>
+          <w:color w:val="444444"/>
+          <w:sz w:val="22"/>
+        </w:rPr>
+        <w:t>Cevap: Recall — Agent cb yok sayılır.</w:t>
+      </w:r>
+    </w:p>
+    <w:p>
+      <w:pPr>
+        <w:spacing w:after="120"/>
+      </w:pPr>
+      <w:r>
+        <w:rPr>
+          <w:rFonts w:ascii="Calibri" w:hAnsi="Calibri" w:eastAsia="Calibri"/>
+          <w:b/>
+          <w:i w:val="0"/>
+          <w:color w:val="1A365D"/>
+          <w:sz w:val="22"/>
+        </w:rPr>
+        <w:t>Senaryo J</w:t>
+      </w:r>
+    </w:p>
+    <w:p>
+      <w:pPr>
+        <w:spacing w:after="120"/>
+      </w:pPr>
+      <w:r>
+        <w:rPr>
+          <w:rFonts w:ascii="Calibri" w:hAnsi="Calibri" w:eastAsia="Calibri"/>
+          <w:b w:val="0"/>
+          <w:i/>
+          <w:color w:val="444444"/>
+          <w:sz w:val="22"/>
+        </w:rPr>
+        <w:t>Yorum: “cant afford now but will get help and deposit”</w:t>
+      </w:r>
+    </w:p>
+    <w:p>
+      <w:pPr>
+        <w:spacing w:after="120"/>
+      </w:pPr>
+      <w:r>
+        <w:rPr>
+          <w:rFonts w:ascii="Calibri" w:hAnsi="Calibri" w:eastAsia="Calibri"/>
+          <w:b w:val="0"/>
+          <w:i w:val="0"/>
+          <w:color w:val="444444"/>
+          <w:sz w:val="22"/>
+        </w:rPr>
+        <w:t>Cevap: Call Again — Yakın yardım planı.</w:t>
+      </w:r>
+    </w:p>
+    <w:p>
+      <w:pPr>
+        <w:pStyle w:val="Heading1"/>
+      </w:pPr>
+      <w:r>
+        <w:rPr>
+          <w:rFonts w:ascii="Calibri" w:hAnsi="Calibri" w:eastAsia="Calibri"/>
+          <w:b/>
+          <w:i w:val="0"/>
+          <w:color w:val="1A365D"/>
+          <w:sz w:val="36"/>
+        </w:rPr>
+        <w:t>8. Sık yapılan hatalar</w:t>
+      </w:r>
+    </w:p>
+    <w:p>
+      <w:pPr>
+        <w:pStyle w:val="ListBullet"/>
+        <w:spacing w:after="40"/>
+      </w:pPr>
+      <w:r>
+        <w:rPr>
+          <w:rFonts w:ascii="Calibri" w:hAnsi="Calibri" w:eastAsia="Calibri"/>
+          <w:b w:val="0"/>
+          <w:i w:val="0"/>
+          <w:sz w:val="22"/>
+        </w:rPr>
+        <w:t>✗ next month’u Call Again yapmak</w:t>
+      </w:r>
+    </w:p>
+    <w:p>
+      <w:pPr>
+        <w:pStyle w:val="ListBullet"/>
+        <w:spacing w:after="40"/>
+      </w:pPr>
+      <w:r>
+        <w:rPr>
+          <w:rFonts w:ascii="Calibri" w:hAnsi="Calibri" w:eastAsia="Calibri"/>
+          <w:b w:val="0"/>
+          <w:i w:val="0"/>
+          <w:sz w:val="22"/>
+        </w:rPr>
+        <w:t>✗ Agent cb:vm görünce Call Again yapmak</w:t>
+      </w:r>
+    </w:p>
+    <w:p>
+      <w:pPr>
+        <w:pStyle w:val="ListBullet"/>
+        <w:spacing w:after="40"/>
+      </w:pPr>
+      <w:r>
+        <w:rPr>
+          <w:rFonts w:ascii="Calibri" w:hAnsi="Calibri" w:eastAsia="Calibri"/>
+          <w:b w:val="0"/>
+          <w:i w:val="0"/>
+          <w:sz w:val="22"/>
+        </w:rPr>
+        <w:t>✗ Tek “not interested” ile No Interest basmak</w:t>
+      </w:r>
+    </w:p>
+    <w:p>
+      <w:pPr>
+        <w:pStyle w:val="ListBullet"/>
+        <w:spacing w:after="40"/>
+      </w:pPr>
+      <w:r>
+        <w:rPr>
+          <w:rFonts w:ascii="Calibri" w:hAnsi="Calibri" w:eastAsia="Calibri"/>
+          <w:b w:val="0"/>
+          <w:i w:val="0"/>
+          <w:sz w:val="22"/>
+        </w:rPr>
+        <w:t>✗ didnt register = Denied Registration sanmak</w:t>
+      </w:r>
+    </w:p>
+    <w:p>
+      <w:pPr>
+        <w:pStyle w:val="ListBullet"/>
+        <w:spacing w:after="40"/>
+      </w:pPr>
+      <w:r>
+        <w:rPr>
+          <w:rFonts w:ascii="Calibri" w:hAnsi="Calibri" w:eastAsia="Calibri"/>
+          <w:b w:val="0"/>
+          <w:i w:val="0"/>
+          <w:sz w:val="22"/>
+        </w:rPr>
+        <w:t>✗ Invalid email = Wrong Number (telefon ring iken)</w:t>
+      </w:r>
+    </w:p>
+    <w:p>
+      <w:pPr>
+        <w:pStyle w:val="ListBullet"/>
+        <w:spacing w:after="40"/>
+      </w:pPr>
+      <w:r>
+        <w:rPr>
+          <w:rFonts w:ascii="Calibri" w:hAnsi="Calibri" w:eastAsia="Calibri"/>
+          <w:b w:val="0"/>
+          <w:i w:val="0"/>
+          <w:sz w:val="22"/>
+        </w:rPr>
+        <w:t>✗ Aile çeviri/kart yardımını third_party / Wrong saymak</w:t>
+      </w:r>
+    </w:p>
+    <w:p>
+      <w:pPr>
+        <w:pStyle w:val="ListBullet"/>
+        <w:spacing w:after="40"/>
+      </w:pPr>
+      <w:r>
+        <w:rPr>
+          <w:rFonts w:ascii="Calibri" w:hAnsi="Calibri" w:eastAsia="Calibri"/>
+          <w:b w:val="0"/>
+          <w:i w:val="0"/>
+          <w:sz w:val="22"/>
+        </w:rPr>
+        <w:t>✗ Soft money + maaş planını No Potential yapmak</w:t>
+      </w:r>
+    </w:p>
+    <w:p>
+      <w:pPr>
+        <w:pStyle w:val="ListBullet"/>
+        <w:spacing w:after="40"/>
+      </w:pPr>
+      <w:r>
+        <w:rPr>
+          <w:rFonts w:ascii="Calibri" w:hAnsi="Calibri" w:eastAsia="Calibri"/>
+          <w:b w:val="0"/>
+          <w:i w:val="0"/>
+          <w:sz w:val="22"/>
+        </w:rPr>
+        <w:t>✗ Emin değilken rastgele status uydurmak (Manual Check kullan)</w:t>
+      </w:r>
+    </w:p>
+    <w:p>
+      <w:pPr>
+        <w:pStyle w:val="Heading1"/>
+      </w:pPr>
+      <w:r>
+        <w:rPr>
+          <w:rFonts w:ascii="Calibri" w:hAnsi="Calibri" w:eastAsia="Calibri"/>
+          <w:b/>
+          <w:i w:val="0"/>
+          <w:color w:val="1A365D"/>
+          <w:sz w:val="36"/>
+        </w:rPr>
+        <w:t>9. Kısa sistem notu (bilmen yeterli)</w:t>
+      </w:r>
+    </w:p>
+    <w:p>
+      <w:pPr>
+        <w:spacing w:after="120"/>
+      </w:pPr>
+      <w:r>
+        <w:rPr>
+          <w:rFonts w:ascii="Calibri" w:hAnsi="Calibri" w:eastAsia="Calibri"/>
+          <w:b w:val="0"/>
+          <w:i w:val="0"/>
+          <w:color w:val="444444"/>
+          <w:sz w:val="22"/>
+        </w:rPr>
+        <w:t>Telegram’a Excel atınca sistem öneri status üretir; sen Excel’i kontrol edip CRM’e elle girersin. Sistem CRM’e yazmaz.</w:t>
+      </w:r>
+    </w:p>
+    <w:p>
+      <w:pPr>
+        <w:pStyle w:val="ListBullet"/>
+        <w:spacing w:after="40"/>
+      </w:pPr>
+      <w:r>
+        <w:rPr>
+          <w:rFonts w:ascii="Calibri" w:hAnsi="Calibri" w:eastAsia="Calibri"/>
+          <w:b w:val="0"/>
+          <w:i w:val="0"/>
+          <w:sz w:val="22"/>
+        </w:rPr>
+        <w:t>Öneri çoğunlukla Memory Match kurallarından gelir (Sheet + politika).</w:t>
+      </w:r>
+    </w:p>
+    <w:p>
+      <w:pPr>
+        <w:pStyle w:val="ListBullet"/>
+        <w:spacing w:after="40"/>
+      </w:pPr>
+      <w:r>
+        <w:rPr>
+          <w:rFonts w:ascii="Calibri" w:hAnsi="Calibri" w:eastAsia="Calibri"/>
+          <w:b w:val="0"/>
+          <w:i w:val="0"/>
+          <w:sz w:val="22"/>
+        </w:rPr>
+        <w:t>Belirsiz kalanlar AI’ya gider; Verifier cümle bağlamını kontrol eder.</w:t>
+      </w:r>
+    </w:p>
+    <w:p>
+      <w:pPr>
+        <w:pStyle w:val="ListBullet"/>
+        <w:spacing w:after="40"/>
+      </w:pPr>
+      <w:r>
+        <w:rPr>
+          <w:rFonts w:ascii="Calibri" w:hAnsi="Calibri" w:eastAsia="Calibri"/>
+          <w:b w:val="0"/>
+          <w:i w:val="0"/>
+          <w:sz w:val="22"/>
+        </w:rPr>
+        <w:t>Senin işin: öneriyi bu kılavuza göre doğrula; Wrong görünenleri özellikle para / CB / kimlik ailelerinde oku.</w:t>
+      </w:r>
+    </w:p>
+    <w:p>
+      <w:pPr>
+        <w:spacing w:after="120"/>
+      </w:pPr>
+      <w:r>
+        <w:rPr>
+          <w:rFonts w:ascii="Calibri" w:hAnsi="Calibri" w:eastAsia="Calibri"/>
+          <w:b w:val="0"/>
+          <w:i/>
+          <w:color w:val="444444"/>
+          <w:sz w:val="18"/>
+        </w:rPr>
+        <w:t>Son güncelleme: Eylül 2026 — Call Again / Recall / No Potential / No Answer / Denied / Language kuralları güncel iş kararlarıyla hizalı.</w:t>
       </w:r>
     </w:p>
     <w:sectPr>
       <w:pgSz w:w="12240" w:h="15840"/>
-      <w:pgMar w:top="1440" w:right="1800" w:bottom="1440" w:left="1800" w:header="720" w:footer="720" w:gutter="0"/>
+      <w:pgMar w:top="1020" w:right="1134" w:bottom="1020" w:left="1134" w:header="720" w:footer="720" w:gutter="0"/>
       <w:cols w:space="720"/>
       <w:docGrid w:linePitch="360"/>
     </w:sectPr>
@@ -1813,10 +3750,6 @@
     <w:name w:val="Normal"/>
     <w:qFormat/>
     <w:rsid w:val="00FC693F"/>
-    <w:rPr>
-      <w:rFonts w:ascii="Calibri" w:hAnsi="Calibri"/>
-      <w:sz w:val="22"/>
-    </w:rPr>
   </w:style>
   <w:style w:type="paragraph" w:styleId="Header">
     <w:name w:val="header"/>

--- a/docs/CRM-Status-Rehberi.docx
+++ b/docs/CRM-Status-Rehberi.docx
@@ -333,6 +333,17 @@
       </w:r>
     </w:p>
     <w:p>
+      <w:r>
+        <w:rPr>
+          <w:rFonts w:ascii="Calibri" w:hAnsi="Calibri" w:eastAsia="Calibri"/>
+          <w:b w:val="0"/>
+          <w:i w:val="0"/>
+          <w:sz w:val="22"/>
+        </w:rPr>
+        <w:t>✓ dont need your help / i will do it by myself (red yok) — kendi yatıracak, yardım istemiyor → Call Again</w:t>
+      </w:r>
+    </w:p>
+    <w:p>
       <w:pPr>
         <w:pStyle w:val="ListBullet"/>
         <w:spacing w:after="40"/>
@@ -404,7 +415,7 @@
           <w:i w:val="0"/>
           <w:sz w:val="22"/>
         </w:rPr>
-        <w:t>✗ i will do it by myself / dont think I’m interested → Recall</w:t>
+        <w:t>✗ dont think I’m interested → Recall (DIY değil)</w:t>
       </w:r>
     </w:p>
     <w:p>
@@ -494,7 +505,7 @@
           <w:i w:val="0"/>
           <w:sz w:val="22"/>
         </w:rPr>
-        <w:t>✓ dont need your help / i will do it by myself</w:t>
+        <w:t>✓ not interested (ilk gün) / doesnt want to proceed / leave me alone</w:t>
       </w:r>
     </w:p>
     <w:p>

--- a/docs/CRM-Status-Rehberi.docx
+++ b/docs/CRM-Status-Rehberi.docx
@@ -3065,12 +3065,9 @@
       <w:r>
         <w:rPr>
           <w:rFonts w:ascii="Calibri" w:hAnsi="Calibri" w:eastAsia="Calibri"/>
-          <w:b w:val="0"/>
-          <w:i w:val="0"/>
-          <w:color w:val="444444"/>
           <w:sz w:val="22"/>
         </w:rPr>
-        <w:t>Cevap: Recall — DIY ≠ callback.</w:t>
+        <w:t>Cevap: Call Again — kendi yatırmak istiyor, yardım/aranmak istemiyor.</w:t>
       </w:r>
     </w:p>
     <w:p>

--- a/docs/CRM-Status-Rehberi.docx
+++ b/docs/CRM-Status-Rehberi.docx
@@ -1085,12 +1085,10 @@
       <w:r>
         <w:rPr>
           <w:rFonts w:ascii="Calibri" w:hAnsi="Calibri" w:eastAsia="Calibri"/>
-          <w:b/>
-          <w:i w:val="0"/>
-          <w:color w:val="2C5282"/>
-          <w:sz w:val="28"/>
+          <w:b w:val="0"/>
+          <w:sz w:val="22"/>
         </w:rPr>
-        <w:t>2.8 No Language — “Dil tutmuyor”</w:t>
+        <w:t>Dil tutmuyor ve o dilde masa/çalışan yoksa No Language. Arapça gibi raporda masası olan dilde müşteri o agent’a aktarılır → Call Again.</w:t>
       </w:r>
     </w:p>
     <w:p>
@@ -1102,10 +1100,19 @@
         <w:rPr>
           <w:rFonts w:ascii="Calibri" w:hAnsi="Calibri" w:eastAsia="Calibri"/>
           <w:b w:val="0"/>
-          <w:i w:val="0"/>
           <w:sz w:val="22"/>
         </w:rPr>
-        <w:t>✓ Mandarin / Tamil / Arapça speaker, hard time to discuss in English/MY, translator lazım</w:t>
+        <w:t>✓ Mandarin / Tamil / hard time English (aktarım masası yok) → No Language</w:t>
+      </w:r>
+    </w:p>
+    <w:p>
+      <w:r>
+        <w:rPr>
+          <w:rFonts w:ascii="Calibri" w:hAnsi="Calibri" w:eastAsia="Calibri"/>
+          <w:b w:val="0"/>
+          <w:sz w:val="22"/>
+        </w:rPr>
+        <w:t>✓ arabic speaker / fluent in arabic (Arap ülkeleri masası var) → Call Again (aktarım)</w:t>
       </w:r>
     </w:p>
     <w:p>

--- a/docs/CRM-Status-Rehberi.docx
+++ b/docs/CRM-Status-Rehberi.docx
@@ -14,7 +14,7 @@
           <w:color w:val="1A365D"/>
           <w:sz w:val="44"/>
         </w:rPr>
-        <w:t>CRM Status Eğitim Kılavuzu</w:t>
+        <w:t>Statuses and Rules</w:t>
       </w:r>
     </w:p>
     <w:p>
@@ -27,234 +27,24 @@
           <w:b w:val="0"/>
           <w:i/>
           <w:color w:val="2C5282"/>
-          <w:sz w:val="26"/>
+          <w:sz w:val="24"/>
         </w:rPr>
-        <w:t>Ne olunca hangi status? — Agent / reviewer el kitabı</w:t>
+        <w:t>CRM Lead Status Handbook — Our System Rules</w:t>
       </w:r>
     </w:p>
     <w:p>
       <w:pPr>
-        <w:spacing w:after="120"/>
+        <w:spacing w:after="80"/>
       </w:pPr>
       <w:r>
         <w:rPr>
           <w:rFonts w:ascii="Calibri" w:hAnsi="Calibri" w:eastAsia="Calibri"/>
           <w:b w:val="0"/>
           <w:i w:val="0"/>
-          <w:color w:val="444444"/>
+          <w:color w:val="333333"/>
           <w:sz w:val="22"/>
         </w:rPr>
-        <w:t>Bu rehber, CRM’e status girerken doğru kararı vermen için yazıldı. Teknik sistem detayı değil; yorum satırını okuyup “bu lead’e ne koyarım?” sorusuna cevap verir.</w:t>
-      </w:r>
-    </w:p>
-    <w:p>
-      <w:pPr>
-        <w:spacing w:after="120"/>
-      </w:pPr>
-      <w:r>
-        <w:rPr>
-          <w:rFonts w:ascii="Calibri" w:hAnsi="Calibri" w:eastAsia="Calibri"/>
-          <w:b w:val="0"/>
-          <w:i w:val="0"/>
-          <w:color w:val="444444"/>
-          <w:sz w:val="22"/>
-        </w:rPr>
-        <w:t>Kural: En yeni anlamlı müşteri cümlesine bak. Agent’ın kendi arama notunu (cb:vm, cb na, call again rej) müşteri talebi sanma.</w:t>
-      </w:r>
-    </w:p>
-    <w:p>
-      <w:pPr>
-        <w:pStyle w:val="Heading1"/>
-      </w:pPr>
-      <w:r>
-        <w:rPr>
-          <w:rFonts w:ascii="Calibri" w:hAnsi="Calibri" w:eastAsia="Calibri"/>
-          <w:b/>
-          <w:i w:val="0"/>
-          <w:color w:val="1A365D"/>
-          <w:sz w:val="36"/>
-        </w:rPr>
-        <w:t>1. Önce bu sırayla bak (öncelik ağacı)</w:t>
-      </w:r>
-    </w:p>
-    <w:p>
-      <w:pPr>
-        <w:spacing w:after="120"/>
-      </w:pPr>
-      <w:r>
-        <w:rPr>
-          <w:rFonts w:ascii="Calibri" w:hAnsi="Calibri" w:eastAsia="Calibri"/>
-          <w:b w:val="0"/>
-          <w:i w:val="0"/>
-          <w:color w:val="444444"/>
-          <w:sz w:val="22"/>
-        </w:rPr>
-        <w:t>Aşağıdaki liste yukarıdan aşağıdır. Üstteki durum varsa alttakine bakma.</w:t>
-      </w:r>
-    </w:p>
-    <w:p>
-      <w:pPr>
-        <w:pStyle w:val="ListNumber"/>
-        <w:spacing w:after="40"/>
-      </w:pPr>
-      <w:r>
-        <w:rPr>
-          <w:rFonts w:ascii="Calibri" w:hAnsi="Calibri" w:eastAsia="Calibri"/>
-          <w:b w:val="0"/>
-          <w:i w:val="0"/>
-          <w:sz w:val="22"/>
-        </w:rPr>
-        <w:t>Kimlik inkârı var mı? (“ben Ahmad değilim”, “wrong person”, “this is not me”) → Denied Registration</w:t>
-      </w:r>
-    </w:p>
-    <w:p>
-      <w:pPr>
-        <w:pStyle w:val="ListNumber"/>
-        <w:spacing w:after="40"/>
-      </w:pPr>
-      <w:r>
-        <w:rPr>
-          <w:rFonts w:ascii="Calibri" w:hAnsi="Calibri" w:eastAsia="Calibri"/>
-          <w:b w:val="0"/>
-          <w:i w:val="0"/>
-          <w:sz w:val="22"/>
-        </w:rPr>
-        <w:t>Dil bariyeri var mı? (Mandarin / Arapça / “hard time to discuss in English”) ve kimlik inkârı YOK → No Language</w:t>
-      </w:r>
-    </w:p>
-    <w:p>
-      <w:pPr>
-        <w:pStyle w:val="ListNumber"/>
-        <w:spacing w:after="40"/>
-      </w:pPr>
-      <w:r>
-        <w:rPr>
-          <w:rFonts w:ascii="Calibri" w:hAnsi="Calibri" w:eastAsia="Calibri"/>
-          <w:b w:val="0"/>
-          <w:i w:val="0"/>
-          <w:sz w:val="22"/>
-        </w:rPr>
-        <w:t>18 yaş altı / geçersiz ülke → Under 18 / Invalid Country</w:t>
-      </w:r>
-    </w:p>
-    <w:p>
-      <w:pPr>
-        <w:pStyle w:val="ListNumber"/>
-        <w:spacing w:after="40"/>
-      </w:pPr>
-      <w:r>
-        <w:rPr>
-          <w:rFonts w:ascii="Calibri" w:hAnsi="Calibri" w:eastAsia="Calibri"/>
-          <w:b w:val="0"/>
-          <w:i w:val="0"/>
-          <w:sz w:val="22"/>
-        </w:rPr>
-        <w:t>Para yok + uzak/belirsiz/çıkış (next month, by October, not serious, discontinue) → No Potential</w:t>
-      </w:r>
-    </w:p>
-    <w:p>
-      <w:pPr>
-        <w:pStyle w:val="ListNumber"/>
-        <w:spacing w:after="40"/>
-      </w:pPr>
-      <w:r>
-        <w:rPr>
-          <w:rFonts w:ascii="Calibri" w:hAnsi="Calibri" w:eastAsia="Calibri"/>
-          <w:b w:val="0"/>
-          <w:i w:val="0"/>
-          <w:sz w:val="22"/>
-        </w:rPr>
-        <w:t>Para yok AMA yakın plan (maaş yakında, arrange funds, arkadaştan yardım) → Call Again</w:t>
-      </w:r>
-    </w:p>
-    <w:p>
-      <w:pPr>
-        <w:pStyle w:val="ListNumber"/>
-        <w:spacing w:after="40"/>
-      </w:pPr>
-      <w:r>
-        <w:rPr>
-          <w:rFonts w:ascii="Calibri" w:hAnsi="Calibri" w:eastAsia="Calibri"/>
-          <w:b w:val="0"/>
-          <w:i w:val="0"/>
-          <w:sz w:val="22"/>
-        </w:rPr>
-        <w:t>Evrak/ID/banka yok → No Potential - no documents</w:t>
-      </w:r>
-    </w:p>
-    <w:p>
-      <w:pPr>
-        <w:pStyle w:val="ListNumber"/>
-        <w:spacing w:after="40"/>
-      </w:pPr>
-      <w:r>
-        <w:rPr>
-          <w:rFonts w:ascii="Calibri" w:hAnsi="Calibri" w:eastAsia="Calibri"/>
-          <w:b w:val="0"/>
-          <w:i w:val="0"/>
-          <w:sz w:val="22"/>
-        </w:rPr>
-        <w:t>En yeni cümlede net red (“not interested”, “dont want”, “scam”) → Recall (1. gün) veya No Interest (2. gün)</w:t>
-      </w:r>
-    </w:p>
-    <w:p>
-      <w:pPr>
-        <w:pStyle w:val="ListNumber"/>
-        <w:spacing w:after="40"/>
-      </w:pPr>
-      <w:r>
-        <w:rPr>
-          <w:rFonts w:ascii="Calibri" w:hAnsi="Calibri" w:eastAsia="Calibri"/>
-          <w:b w:val="0"/>
-          <w:i w:val="0"/>
-          <w:sz w:val="22"/>
-        </w:rPr>
-        <w:t>Müşteri net geri arama istedi (“call me at 6”, “call tomorrow”, “I’m busy call later”) → Call Again</w:t>
-      </w:r>
-    </w:p>
-    <w:p>
-      <w:pPr>
-        <w:pStyle w:val="ListNumber"/>
-        <w:spacing w:after="40"/>
-      </w:pPr>
-      <w:r>
-        <w:rPr>
-          <w:rFonts w:ascii="Calibri" w:hAnsi="Calibri" w:eastAsia="Calibri"/>
-          <w:b w:val="0"/>
-          <w:i w:val="0"/>
-          <w:sz w:val="22"/>
-        </w:rPr>
-        <w:t>Sadece çalma / VM / NA / ring / dvm → No Answer 1-5 (5+ ayrı gün → No Answer 5 UP)</w:t>
-      </w:r>
-    </w:p>
-    <w:p>
-      <w:pPr>
-        <w:pStyle w:val="ListNumber"/>
-        <w:spacing w:after="40"/>
-      </w:pPr>
-      <w:r>
-        <w:rPr>
-          <w:rFonts w:ascii="Calibri" w:hAnsi="Calibri" w:eastAsia="Calibri"/>
-          <w:b w:val="0"/>
-          <w:i w:val="0"/>
-          <w:sz w:val="22"/>
-        </w:rPr>
-        <w:t>Karışık / anlaşılmaz → Manual Check</w:t>
-      </w:r>
-    </w:p>
-    <w:p>
-      <w:pPr>
-        <w:pStyle w:val="Heading1"/>
-      </w:pPr>
-      <w:r>
-        <w:rPr>
-          <w:rFonts w:ascii="Calibri" w:hAnsi="Calibri" w:eastAsia="Calibri"/>
-          <w:b/>
-          <w:i w:val="0"/>
-          <w:color w:val="1A365D"/>
-          <w:sz w:val="36"/>
-        </w:rPr>
-        <w:t>2. Status sözlüğü — ne demek, ne zaman?</w:t>
+        <w:t>This handbook matches our Memory Match / Verifier rules. After every call: English comment + status from the newest meaningful customer sentence. Agent dial notes are not customer callbacks.</w:t>
       </w:r>
     </w:p>
     <w:p>
@@ -267,170 +57,137 @@
           <w:b/>
           <w:i w:val="0"/>
           <w:color w:val="2C5282"/>
-          <w:sz w:val="28"/>
+          <w:sz w:val="26"/>
         </w:rPr>
-        <w:t>2.1 Call Again — “Takip et, henüz ölmedi”</w:t>
+        <w:t>---- COMMENTS</w:t>
       </w:r>
     </w:p>
     <w:p>
       <w:pPr>
-        <w:spacing w:after="120"/>
+        <w:pStyle w:val="ListBullet"/>
+        <w:spacing w:after="20"/>
       </w:pPr>
       <w:r>
         <w:rPr>
           <w:rFonts w:ascii="Calibri" w:hAnsi="Calibri" w:eastAsia="Calibri"/>
           <w:b w:val="0"/>
           <w:i w:val="0"/>
-          <w:color w:val="444444"/>
+          <w:color w:val="333333"/>
           <w:sz w:val="22"/>
         </w:rPr>
-        <w:t>Müşteri kapıyı kapatmadı. Net bir devam / randevu / kısa vadeli para planı var.</w:t>
+        <w:t>Put a comment right after you finish the call.</w:t>
       </w:r>
     </w:p>
     <w:p>
       <w:pPr>
-        <w:spacing w:after="120"/>
-      </w:pPr>
-      <w:r>
-        <w:rPr>
-          <w:rFonts w:ascii="Calibri" w:hAnsi="Calibri" w:eastAsia="Calibri"/>
-          <w:b/>
-          <w:i w:val="0"/>
-          <w:color w:val="1A365D"/>
-          <w:sz w:val="22"/>
-        </w:rPr>
-        <w:t>Koy:</w:t>
-      </w:r>
-    </w:p>
-    <w:p>
-      <w:pPr>
         <w:pStyle w:val="ListBullet"/>
-        <w:spacing w:after="40"/>
+        <w:spacing w:after="20"/>
       </w:pPr>
       <w:r>
         <w:rPr>
           <w:rFonts w:ascii="Calibri" w:hAnsi="Calibri" w:eastAsia="Calibri"/>
           <w:b w:val="0"/>
           <w:i w:val="0"/>
+          <w:color w:val="333333"/>
           <w:sz w:val="22"/>
         </w:rPr>
-        <w:t>✓ call me later / call me tomorrow / call at 6pm / I’m busy, call back</w:t>
+        <w:t>Comments only in English (ask TL / translate if needed).</w:t>
       </w:r>
     </w:p>
     <w:p>
       <w:pPr>
         <w:pStyle w:val="ListBullet"/>
-        <w:spacing w:after="40"/>
+        <w:spacing w:after="20"/>
       </w:pPr>
       <w:r>
         <w:rPr>
           <w:rFonts w:ascii="Calibri" w:hAnsi="Calibri" w:eastAsia="Calibri"/>
           <w:b w:val="0"/>
           <w:i w:val="0"/>
+          <w:color w:val="333333"/>
           <w:sz w:val="22"/>
         </w:rPr>
-        <w:t>✓ no money NOW ama “until salary”, “will arrange funds”, “ask my friends”, “will get help and deposit”</w:t>
+        <w:t>Include meaningful details — not “We talk”, “No interest”, bare “NA”.</w:t>
       </w:r>
     </w:p>
     <w:p>
+      <w:pPr>
+        <w:pStyle w:val="ListBullet"/>
+        <w:spacing w:after="20"/>
+      </w:pPr>
       <w:r>
         <w:rPr>
           <w:rFonts w:ascii="Calibri" w:hAnsi="Calibri" w:eastAsia="Calibri"/>
           <w:b w:val="0"/>
           <w:i w:val="0"/>
+          <w:color w:val="333333"/>
           <w:sz w:val="22"/>
         </w:rPr>
-        <w:t>✓ dont need your help / i will do it by myself (red yok) — kendi yatıracak, yardım istemiyor → Call Again</w:t>
+        <w:t>Wrong ringing: write how it sounds (beeping / no route / no ring / DVM).</w:t>
       </w:r>
     </w:p>
     <w:p>
       <w:pPr>
         <w:pStyle w:val="ListBullet"/>
-        <w:spacing w:after="40"/>
+        <w:spacing w:after="20"/>
       </w:pPr>
       <w:r>
         <w:rPr>
           <w:rFonts w:ascii="Calibri" w:hAnsi="Calibri" w:eastAsia="Calibri"/>
           <w:b w:val="0"/>
           <w:i w:val="0"/>
+          <w:color w:val="333333"/>
           <w:sz w:val="22"/>
         </w:rPr>
-        <w:t>✓ pu said to call him later / still busy call later</w:t>
+        <w:t>Official tone only — no slang or insults.</w:t>
       </w:r>
     </w:p>
     <w:p>
       <w:pPr>
-        <w:spacing w:after="120"/>
-      </w:pPr>
-      <w:r>
-        <w:rPr>
-          <w:rFonts w:ascii="Calibri" w:hAnsi="Calibri" w:eastAsia="Calibri"/>
-          <w:b/>
-          <w:i w:val="0"/>
-          <w:color w:val="1A365D"/>
-          <w:sz w:val="22"/>
-        </w:rPr>
-        <w:t>Koyma:</w:t>
-      </w:r>
-    </w:p>
-    <w:p>
-      <w:pPr>
         <w:pStyle w:val="ListBullet"/>
-        <w:spacing w:after="40"/>
+        <w:spacing w:after="20"/>
       </w:pPr>
       <w:r>
         <w:rPr>
           <w:rFonts w:ascii="Calibri" w:hAnsi="Calibri" w:eastAsia="Calibri"/>
           <w:b w:val="0"/>
           <w:i w:val="0"/>
+          <w:color w:val="333333"/>
           <w:sz w:val="22"/>
         </w:rPr>
-        <w:t>✗ next month / by October / in 4 months / don’t know when → bu No Potential</w:t>
+        <w:t>Mail-only contact: paste mails translated to English.</w:t>
       </w:r>
     </w:p>
     <w:p>
       <w:pPr>
         <w:pStyle w:val="ListBullet"/>
-        <w:spacing w:after="40"/>
+        <w:spacing w:after="20"/>
       </w:pPr>
       <w:r>
         <w:rPr>
           <w:rFonts w:ascii="Calibri" w:hAnsi="Calibri" w:eastAsia="Calibri"/>
           <w:b w:val="0"/>
           <w:i w:val="0"/>
+          <w:color w:val="333333"/>
           <w:sz w:val="22"/>
         </w:rPr>
-        <w:t>✗ cb:vm, cb na, call again rej, CALLED BACK PUHU → bunlar agent’ın kendi araması, müşteri CB değil</w:t>
+        <w:t>Do not leave the status name as the only comment. Explain why.</w:t>
       </w:r>
     </w:p>
     <w:p>
       <w:pPr>
         <w:pStyle w:val="ListBullet"/>
-        <w:spacing w:after="40"/>
+        <w:spacing w:after="20"/>
       </w:pPr>
       <w:r>
         <w:rPr>
           <w:rFonts w:ascii="Calibri" w:hAnsi="Calibri" w:eastAsia="Calibri"/>
           <w:b w:val="0"/>
           <w:i w:val="0"/>
+          <w:color w:val="333333"/>
           <w:sz w:val="22"/>
         </w:rPr>
-        <w:t>✗ dont think I’m interested → Recall (DIY değil)</w:t>
-      </w:r>
-    </w:p>
-    <w:p>
-      <w:pPr>
-        <w:pStyle w:val="ListBullet"/>
-        <w:spacing w:after="40"/>
-      </w:pPr>
-      <w:r>
-        <w:rPr>
-          <w:rFonts w:ascii="Calibri" w:hAnsi="Calibri" w:eastAsia="Calibri"/>
-          <w:b w:val="0"/>
-          <w:i w:val="0"/>
-          <w:sz w:val="22"/>
-        </w:rPr>
-        <w:t>✗ CB REJS / cb reject → genelde No Answer kalır</w:t>
+        <w:t>Do not add a TASK if you did not talk to the client.</w:t>
       </w:r>
     </w:p>
     <w:p>
@@ -443,159 +200,150 @@
           <w:b/>
           <w:i w:val="0"/>
           <w:color w:val="2C5282"/>
-          <w:sz w:val="28"/>
+          <w:sz w:val="26"/>
         </w:rPr>
-        <w:t>2.2 Recall — “Bugün red / soğuk, yarın bir daha dene”</w:t>
+        <w:t>---- NO ANSWER 1-5 / 5 UP</w:t>
       </w:r>
     </w:p>
     <w:p>
       <w:pPr>
-        <w:spacing w:after="120"/>
+        <w:spacing w:after="80"/>
+      </w:pPr>
+      <w:r>
+        <w:rPr>
+          <w:rFonts w:ascii="Calibri" w:hAnsi="Calibri" w:eastAsia="Calibri"/>
+          <w:b/>
+          <w:i w:val="0"/>
+          <w:color w:val="333333"/>
+          <w:sz w:val="22"/>
+        </w:rPr>
+        <w:t>No Answer 1-5 — phone alive, no real conversation:</w:t>
+      </w:r>
+    </w:p>
+    <w:p>
+      <w:pPr>
+        <w:pStyle w:val="ListBullet"/>
+        <w:spacing w:after="20"/>
       </w:pPr>
       <w:r>
         <w:rPr>
           <w:rFonts w:ascii="Calibri" w:hAnsi="Calibri" w:eastAsia="Calibri"/>
           <w:b w:val="0"/>
           <w:i w:val="0"/>
-          <w:color w:val="444444"/>
+          <w:color w:val="333333"/>
           <w:sz w:val="22"/>
         </w:rPr>
-        <w:t>Tek günde yumuşak veya net red var; henüz kalıcı No Interest değil.</w:t>
+        <w:t>Didn’t pick up; pickup but no talk; hung up immediately during/after intro.</w:t>
       </w:r>
     </w:p>
     <w:p>
       <w:pPr>
-        <w:spacing w:after="120"/>
+        <w:pStyle w:val="ListBullet"/>
+        <w:spacing w:after="20"/>
+      </w:pPr>
+      <w:r>
+        <w:rPr>
+          <w:rFonts w:ascii="Calibri" w:hAnsi="Calibri" w:eastAsia="Calibri"/>
+          <w:b w:val="0"/>
+          <w:i w:val="0"/>
+          <w:color w:val="333333"/>
+          <w:sz w:val="22"/>
+        </w:rPr>
+        <w:t>Dialer-only: na / vm / dvm / ring / ndt / db / cnbr / currently busy (no talk).</w:t>
+      </w:r>
+    </w:p>
+    <w:p>
+      <w:pPr>
+        <w:pStyle w:val="ListBullet"/>
+        <w:spacing w:after="20"/>
+      </w:pPr>
+      <w:r>
+        <w:rPr>
+          <w:rFonts w:ascii="Calibri" w:hAnsi="Calibri" w:eastAsia="Calibri"/>
+          <w:b w:val="0"/>
+          <w:i w:val="0"/>
+          <w:color w:val="333333"/>
+          <w:sz w:val="22"/>
+        </w:rPr>
+        <w:t>HU with no conversation → No Answer, NOT Call Again.</w:t>
+      </w:r>
+    </w:p>
+    <w:p>
+      <w:pPr>
+        <w:spacing w:after="80"/>
       </w:pPr>
       <w:r>
         <w:rPr>
           <w:rFonts w:ascii="Calibri" w:hAnsi="Calibri" w:eastAsia="Calibri"/>
           <w:b/>
           <w:i w:val="0"/>
-          <w:color w:val="1A365D"/>
+          <w:color w:val="333333"/>
           <w:sz w:val="22"/>
         </w:rPr>
-        <w:t>Koy:</w:t>
+        <w:t>No Answer 5 UP — 5+ distinct days of no-answer / no real conversation.</w:t>
       </w:r>
     </w:p>
     <w:p>
       <w:pPr>
+        <w:spacing w:after="80"/>
+      </w:pPr>
+      <w:r>
+        <w:rPr>
+          <w:rFonts w:ascii="Calibri" w:hAnsi="Calibri" w:eastAsia="Calibri"/>
+          <w:b/>
+          <w:i w:val="0"/>
+          <w:color w:val="333333"/>
+          <w:sz w:val="22"/>
+        </w:rPr>
+        <w:t>System guards:</w:t>
+      </w:r>
+    </w:p>
+    <w:p>
+      <w:pPr>
         <w:pStyle w:val="ListBullet"/>
-        <w:spacing w:after="40"/>
+        <w:spacing w:after="20"/>
       </w:pPr>
       <w:r>
         <w:rPr>
           <w:rFonts w:ascii="Calibri" w:hAnsi="Calibri" w:eastAsia="Calibri"/>
           <w:b w:val="0"/>
           <w:i w:val="0"/>
+          <w:color w:val="333333"/>
           <w:sz w:val="22"/>
         </w:rPr>
-        <w:t>✓ not interested (ilk gün) / doesnt want to proceed / leave me alone</w:t>
+        <w:t>Invalid email + newest ring/NA/VM/DVM → keep No Answer (not Wrong Number).</w:t>
       </w:r>
     </w:p>
     <w:p>
       <w:pPr>
         <w:pStyle w:val="ListBullet"/>
-        <w:spacing w:after="40"/>
+        <w:spacing w:after="20"/>
       </w:pPr>
       <w:r>
         <w:rPr>
           <w:rFonts w:ascii="Calibri" w:hAnsi="Calibri" w:eastAsia="Calibri"/>
           <w:b w:val="0"/>
           <w:i w:val="0"/>
+          <w:color w:val="333333"/>
           <w:sz w:val="22"/>
         </w:rPr>
-        <w:t>✓ not interested (ilk gün) / doesnt want to proceed / leave me alone</w:t>
+        <w:t>CB REJS / cb reject alone → usually No Answer (not Call Again).</w:t>
       </w:r>
     </w:p>
     <w:p>
       <w:pPr>
         <w:pStyle w:val="ListBullet"/>
-        <w:spacing w:after="40"/>
+        <w:spacing w:after="20"/>
       </w:pPr>
       <w:r>
         <w:rPr>
           <w:rFonts w:ascii="Calibri" w:hAnsi="Calibri" w:eastAsia="Calibri"/>
           <w:b w:val="0"/>
           <w:i w:val="0"/>
+          <w:color w:val="333333"/>
           <w:sz w:val="22"/>
         </w:rPr>
-        <w:t>✓ hung up after intro + red kokusu; “playing games”, “not serious” (tek gün)</w:t>
-      </w:r>
-    </w:p>
-    <w:p>
-      <w:pPr>
-        <w:pStyle w:val="ListBullet"/>
-        <w:spacing w:after="40"/>
-      </w:pPr>
-      <w:r>
-        <w:rPr>
-          <w:rFonts w:ascii="Calibri" w:hAnsi="Calibri" w:eastAsia="Calibri"/>
-          <w:b w:val="0"/>
-          <w:i w:val="0"/>
-          <w:sz w:val="22"/>
-        </w:rPr>
-        <w:t>✓ kayıt “ben yapmadım” ama “ben o kişi değilim” demiyor → Recall (Denied değil)</w:t>
-      </w:r>
-    </w:p>
-    <w:p>
-      <w:pPr>
-        <w:spacing w:after="120"/>
-      </w:pPr>
-      <w:r>
-        <w:rPr>
-          <w:rFonts w:ascii="Calibri" w:hAnsi="Calibri" w:eastAsia="Calibri"/>
-          <w:b/>
-          <w:i w:val="0"/>
-          <w:color w:val="1A365D"/>
-          <w:sz w:val="22"/>
-        </w:rPr>
-        <w:t>Koyma:</w:t>
-      </w:r>
-    </w:p>
-    <w:p>
-      <w:pPr>
-        <w:pStyle w:val="ListBullet"/>
-        <w:spacing w:after="40"/>
-      </w:pPr>
-      <w:r>
-        <w:rPr>
-          <w:rFonts w:ascii="Calibri" w:hAnsi="Calibri" w:eastAsia="Calibri"/>
-          <w:b w:val="0"/>
-          <w:i w:val="0"/>
-          <w:sz w:val="22"/>
-        </w:rPr>
-        <w:t>✗ İki ayrı günde red → No Interest</w:t>
-      </w:r>
-    </w:p>
-    <w:p>
-      <w:pPr>
-        <w:pStyle w:val="ListBullet"/>
-        <w:spacing w:after="40"/>
-      </w:pPr>
-      <w:r>
-        <w:rPr>
-          <w:rFonts w:ascii="Calibri" w:hAnsi="Calibri" w:eastAsia="Calibri"/>
-          <w:b w:val="0"/>
-          <w:i w:val="0"/>
-          <w:sz w:val="22"/>
-        </w:rPr>
-        <w:t>✗ Küfür + istemiyorum net kalıcı red → No Interest (doğrudan)</w:t>
-      </w:r>
-    </w:p>
-    <w:p>
-      <w:pPr>
-        <w:pStyle w:val="ListBullet"/>
-        <w:spacing w:after="40"/>
-      </w:pPr>
-      <w:r>
-        <w:rPr>
-          <w:rFonts w:ascii="Calibri" w:hAnsi="Calibri" w:eastAsia="Calibri"/>
-          <w:b w:val="0"/>
-          <w:i w:val="0"/>
-          <w:sz w:val="22"/>
-        </w:rPr>
-        <w:t>✗ Aile yardım ediyor (oğul çeviri, kız kart foto) → third_party / Recall zorlaması yok; asıl cümleye bak</w:t>
+        <w:t>Agent notes cb:vm / cb na / call again rej are YOUR redials — do not upgrade to Call Again.</w:t>
       </w:r>
     </w:p>
     <w:p>
@@ -608,114 +356,229 @@
           <w:b/>
           <w:i w:val="0"/>
           <w:color w:val="2C5282"/>
-          <w:sz w:val="28"/>
+          <w:sz w:val="26"/>
         </w:rPr>
-        <w:t>2.3 No Interest — “Kalıcı ilgisiz”</w:t>
+        <w:t>---- CALL AGAIN</w:t>
       </w:r>
     </w:p>
     <w:p>
       <w:pPr>
-        <w:spacing w:after="120"/>
+        <w:spacing w:after="80"/>
+      </w:pPr>
+      <w:r>
+        <w:rPr>
+          <w:rFonts w:ascii="Calibri" w:hAnsi="Calibri" w:eastAsia="Calibri"/>
+          <w:b/>
+          <w:i w:val="0"/>
+          <w:color w:val="333333"/>
+          <w:sz w:val="22"/>
+        </w:rPr>
+        <w:t>Real conversation or clear customer ask to be called; lead still workable.</w:t>
+      </w:r>
+    </w:p>
+    <w:p>
+      <w:pPr>
+        <w:spacing w:after="80"/>
+      </w:pPr>
+      <w:r>
+        <w:rPr>
+          <w:rFonts w:ascii="Calibri" w:hAnsi="Calibri" w:eastAsia="Calibri"/>
+          <w:b/>
+          <w:i w:val="0"/>
+          <w:color w:val="333333"/>
+          <w:sz w:val="22"/>
+        </w:rPr>
+        <w:t>Put Call Again when:</w:t>
+      </w:r>
+    </w:p>
+    <w:p>
+      <w:pPr>
+        <w:pStyle w:val="ListBullet"/>
+        <w:spacing w:after="20"/>
       </w:pPr>
       <w:r>
         <w:rPr>
           <w:rFonts w:ascii="Calibri" w:hAnsi="Calibri" w:eastAsia="Calibri"/>
           <w:b w:val="0"/>
           <w:i w:val="0"/>
-          <w:color w:val="444444"/>
+          <w:color w:val="333333"/>
           <w:sz w:val="22"/>
         </w:rPr>
-        <w:t>İki yoldan biri:</w:t>
+        <w:t>Busy / rush / call me later / tomorrow / at a time.</w:t>
       </w:r>
     </w:p>
     <w:p>
       <w:pPr>
-        <w:pStyle w:val="ListNumber"/>
-        <w:spacing w:after="40"/>
+        <w:pStyle w:val="ListBullet"/>
+        <w:spacing w:after="20"/>
       </w:pPr>
       <w:r>
         <w:rPr>
           <w:rFonts w:ascii="Calibri" w:hAnsi="Calibri" w:eastAsia="Calibri"/>
           <w:b w:val="0"/>
           <w:i w:val="0"/>
+          <w:color w:val="333333"/>
           <w:sz w:val="22"/>
         </w:rPr>
-        <w:t>Red / not interested ifadesi iki farklı günde</w:t>
+        <w:t>Someone PU: client not here right now (short real talk).</w:t>
       </w:r>
     </w:p>
     <w:p>
       <w:pPr>
-        <w:pStyle w:val="ListNumber"/>
-        <w:spacing w:after="40"/>
+        <w:pStyle w:val="ListBullet"/>
+        <w:spacing w:after="20"/>
       </w:pPr>
       <w:r>
         <w:rPr>
           <w:rFonts w:ascii="Calibri" w:hAnsi="Calibri" w:eastAsia="Calibri"/>
           <w:b w:val="0"/>
           <w:i w:val="0"/>
+          <w:color w:val="333333"/>
           <w:sz w:val="22"/>
         </w:rPr>
-        <w:t>Küfür + açık “istemiyorum / ilgilenmiyorum” (doğrudan No Interest)</w:t>
+        <w:t>Interested but no money YET + near plan: salary soon, arrange funds, ask friends, will get help and deposit.</w:t>
       </w:r>
     </w:p>
     <w:p>
       <w:pPr>
-        <w:pStyle w:val="ListNumber"/>
-        <w:spacing w:after="40"/>
+        <w:pStyle w:val="ListBullet"/>
+        <w:spacing w:after="20"/>
       </w:pPr>
       <w:r>
         <w:rPr>
           <w:rFonts w:ascii="Calibri" w:hAnsi="Calibri" w:eastAsia="Calibri"/>
           <w:b w:val="0"/>
           <w:i w:val="0"/>
+          <w:color w:val="333333"/>
           <w:sz w:val="22"/>
         </w:rPr>
-        <w:t>Recall sonrası 3 ayrı günde hiç cevap yok (NA streak) → No Interest’e yükselt</w:t>
+        <w:t>DIY self-serve: dont need your help / i will do it by myself (still wants to invest) → Call Again.</w:t>
       </w:r>
     </w:p>
     <w:p>
       <w:pPr>
-        <w:spacing w:after="120"/>
+        <w:pStyle w:val="ListBullet"/>
+        <w:spacing w:after="20"/>
+      </w:pPr>
+      <w:r>
+        <w:rPr>
+          <w:rFonts w:ascii="Calibri" w:hAnsi="Calibri" w:eastAsia="Calibri"/>
+          <w:b w:val="0"/>
+          <w:i w:val="0"/>
+          <w:color w:val="333333"/>
+          <w:sz w:val="22"/>
+        </w:rPr>
+        <w:t>Arabic desk transfer: arabic speaker / fluent in arabic → Call Again (not No Language).</w:t>
+      </w:r>
+    </w:p>
+    <w:p>
+      <w:pPr>
+        <w:pStyle w:val="ListBullet"/>
+        <w:spacing w:after="20"/>
+      </w:pPr>
+      <w:r>
+        <w:rPr>
+          <w:rFonts w:ascii="Calibri" w:hAnsi="Calibri" w:eastAsia="Calibri"/>
+          <w:b w:val="0"/>
+          <w:i w:val="0"/>
+          <w:color w:val="333333"/>
+          <w:sz w:val="22"/>
+        </w:rPr>
+        <w:t>Concrete customer callback / appointment (note IST vs local).</w:t>
+      </w:r>
+    </w:p>
+    <w:p>
+      <w:pPr>
+        <w:spacing w:after="80"/>
       </w:pPr>
       <w:r>
         <w:rPr>
           <w:rFonts w:ascii="Calibri" w:hAnsi="Calibri" w:eastAsia="Calibri"/>
           <w:b/>
           <w:i w:val="0"/>
-          <w:color w:val="1A365D"/>
+          <w:color w:val="333333"/>
           <w:sz w:val="22"/>
         </w:rPr>
-        <w:t>Koyma:</w:t>
+        <w:t>Do NOT put Call Again when:</w:t>
       </w:r>
     </w:p>
     <w:p>
       <w:pPr>
         <w:pStyle w:val="ListBullet"/>
-        <w:spacing w:after="40"/>
+        <w:spacing w:after="20"/>
       </w:pPr>
       <w:r>
         <w:rPr>
           <w:rFonts w:ascii="Calibri" w:hAnsi="Calibri" w:eastAsia="Calibri"/>
           <w:b w:val="0"/>
           <w:i w:val="0"/>
+          <w:color w:val="333333"/>
           <w:sz w:val="22"/>
         </w:rPr>
-        <w:t>✗ Tek günde bir kez “not interested” → bu Recall</w:t>
+        <w:t>HU with no conversation → No Answer.</w:t>
       </w:r>
     </w:p>
     <w:p>
       <w:pPr>
         <w:pStyle w:val="ListBullet"/>
-        <w:spacing w:after="40"/>
+        <w:spacing w:after="20"/>
       </w:pPr>
       <w:r>
         <w:rPr>
           <w:rFonts w:ascii="Calibri" w:hAnsi="Calibri" w:eastAsia="Calibri"/>
           <w:b w:val="0"/>
           <w:i w:val="0"/>
+          <w:color w:val="333333"/>
           <w:sz w:val="22"/>
         </w:rPr>
-        <w:t>✗ Sadece hang-up (hu) → tek başına red sayılmaz</w:t>
+        <w:t>Only agent dial noise → keep NA / prior outcome.</w:t>
+      </w:r>
+    </w:p>
+    <w:p>
+      <w:pPr>
+        <w:pStyle w:val="ListBullet"/>
+        <w:spacing w:after="20"/>
+      </w:pPr>
+      <w:r>
+        <w:rPr>
+          <w:rFonts w:ascii="Calibri" w:hAnsi="Calibri" w:eastAsia="Calibri"/>
+          <w:b w:val="0"/>
+          <w:i w:val="0"/>
+          <w:color w:val="333333"/>
+          <w:sz w:val="22"/>
+        </w:rPr>
+        <w:t>next month / by October / in 4 months / dont know when + no near plan → No Potential.</w:t>
+      </w:r>
+    </w:p>
+    <w:p>
+      <w:pPr>
+        <w:pStyle w:val="ListBullet"/>
+        <w:spacing w:after="20"/>
+      </w:pPr>
+      <w:r>
+        <w:rPr>
+          <w:rFonts w:ascii="Calibri" w:hAnsi="Calibri" w:eastAsia="Calibri"/>
+          <w:b w:val="0"/>
+          <w:i w:val="0"/>
+          <w:color w:val="333333"/>
+          <w:sz w:val="22"/>
+        </w:rPr>
+        <w:t>dont think I’m interested (first soft refuse) → Recall.</w:t>
+      </w:r>
+    </w:p>
+    <w:p>
+      <w:pPr>
+        <w:spacing w:after="80"/>
+      </w:pPr>
+      <w:r>
+        <w:rPr>
+          <w:rFonts w:ascii="Calibri" w:hAnsi="Calibri" w:eastAsia="Calibri"/>
+          <w:b/>
+          <w:i w:val="0"/>
+          <w:color w:val="333333"/>
+          <w:sz w:val="22"/>
+        </w:rPr>
+        <w:t>If you truly spoke and no harder final status fits → Call Again. It cannot be No Answer.</w:t>
       </w:r>
     </w:p>
     <w:p>
@@ -728,174 +591,89 @@
           <w:b/>
           <w:i w:val="0"/>
           <w:color w:val="2C5282"/>
-          <w:sz w:val="28"/>
+          <w:sz w:val="26"/>
         </w:rPr>
-        <w:t>2.4 No Potential — “Para/kapasite yolu kapalı”</w:t>
+        <w:t>---- APPOINTMENT</w:t>
       </w:r>
     </w:p>
     <w:p>
       <w:pPr>
-        <w:spacing w:after="120"/>
+        <w:pStyle w:val="ListBullet"/>
+        <w:spacing w:after="20"/>
       </w:pPr>
       <w:r>
         <w:rPr>
           <w:rFonts w:ascii="Calibri" w:hAnsi="Calibri" w:eastAsia="Calibri"/>
           <w:b w:val="0"/>
           <w:i w:val="0"/>
-          <w:color w:val="444444"/>
+          <w:color w:val="333333"/>
           <w:sz w:val="22"/>
         </w:rPr>
-        <w:t>Yatırım için para yok ve geri dönüş yolu yok (uzak, belirsiz veya vazgeçmiş).</w:t>
+        <w:t>Call exactly when the client asked.</w:t>
       </w:r>
     </w:p>
     <w:p>
       <w:pPr>
-        <w:spacing w:after="120"/>
-      </w:pPr>
-      <w:r>
-        <w:rPr>
-          <w:rFonts w:ascii="Calibri" w:hAnsi="Calibri" w:eastAsia="Calibri"/>
-          <w:b/>
-          <w:i w:val="0"/>
-          <w:color w:val="1A365D"/>
-          <w:sz w:val="22"/>
-        </w:rPr>
-        <w:t>Koy:</w:t>
-      </w:r>
-    </w:p>
-    <w:p>
-      <w:pPr>
         <w:pStyle w:val="ListBullet"/>
-        <w:spacing w:after="40"/>
+        <w:spacing w:after="20"/>
       </w:pPr>
       <w:r>
         <w:rPr>
           <w:rFonts w:ascii="Calibri" w:hAnsi="Calibri" w:eastAsia="Calibri"/>
           <w:b w:val="0"/>
           <w:i w:val="0"/>
+          <w:color w:val="333333"/>
           <w:sz w:val="22"/>
         </w:rPr>
-        <w:t>✓ does not have the money / cant afford + next month / by October / in 4 months</w:t>
+        <w:t>Date only → call that day at different hours.</w:t>
       </w:r>
     </w:p>
     <w:p>
       <w:pPr>
         <w:pStyle w:val="ListBullet"/>
-        <w:spacing w:after="40"/>
+        <w:spacing w:after="20"/>
       </w:pPr>
       <w:r>
         <w:rPr>
           <w:rFonts w:ascii="Calibri" w:hAnsi="Calibri" w:eastAsia="Calibri"/>
           <w:b w:val="0"/>
           <w:i w:val="0"/>
+          <w:color w:val="333333"/>
           <w:sz w:val="22"/>
         </w:rPr>
-        <w:t>✓ no starting capital + doesn’t know when / reply when ready</w:t>
+        <w:t>Exact time → within ~15 min, several tries that hour.</w:t>
       </w:r>
     </w:p>
     <w:p>
       <w:pPr>
         <w:pStyle w:val="ListBullet"/>
-        <w:spacing w:after="40"/>
+        <w:spacing w:after="20"/>
       </w:pPr>
       <w:r>
         <w:rPr>
           <w:rFonts w:ascii="Calibri" w:hAnsi="Calibri" w:eastAsia="Calibri"/>
           <w:b w:val="0"/>
           <w:i w:val="0"/>
+          <w:color w:val="333333"/>
           <w:sz w:val="22"/>
         </w:rPr>
-        <w:t>✓ not serious / didn’t mean to invest / discontinue + no money</w:t>
+        <w:t>Vague “I’ll text when ready” → still try within about a week; usually Call Again.</w:t>
       </w:r>
     </w:p>
     <w:p>
       <w:pPr>
         <w:pStyle w:val="ListBullet"/>
-        <w:spacing w:after="40"/>
+        <w:spacing w:after="20"/>
       </w:pPr>
       <w:r>
         <w:rPr>
           <w:rFonts w:ascii="Calibri" w:hAnsi="Calibri" w:eastAsia="Calibri"/>
           <w:b w:val="0"/>
           <w:i w:val="0"/>
+          <w:color w:val="333333"/>
           <w:sz w:val="22"/>
         </w:rPr>
-        <w:t>✓ capital affordable? no + hung up</w:t>
-      </w:r>
-    </w:p>
-    <w:p>
-      <w:pPr>
-        <w:pStyle w:val="ListBullet"/>
-        <w:spacing w:after="40"/>
-      </w:pPr>
-      <w:r>
-        <w:rPr>
-          <w:rFonts w:ascii="Calibri" w:hAnsi="Calibri" w:eastAsia="Calibri"/>
-          <w:b w:val="0"/>
-          <w:i w:val="0"/>
-          <w:sz w:val="22"/>
-        </w:rPr>
-        <w:t>✓ telefon hiç açılmıyor, sadece email ile iletişim istiyor</w:t>
-      </w:r>
-    </w:p>
-    <w:p>
-      <w:pPr>
-        <w:spacing w:after="120"/>
-      </w:pPr>
-      <w:r>
-        <w:rPr>
-          <w:rFonts w:ascii="Calibri" w:hAnsi="Calibri" w:eastAsia="Calibri"/>
-          <w:b/>
-          <w:i w:val="0"/>
-          <w:color w:val="1A365D"/>
-          <w:sz w:val="22"/>
-        </w:rPr>
-        <w:t>Koyma (bunlar Call Again):</w:t>
-      </w:r>
-    </w:p>
-    <w:p>
-      <w:pPr>
-        <w:pStyle w:val="ListBullet"/>
-        <w:spacing w:after="40"/>
-      </w:pPr>
-      <w:r>
-        <w:rPr>
-          <w:rFonts w:ascii="Calibri" w:hAnsi="Calibri" w:eastAsia="Calibri"/>
-          <w:b w:val="0"/>
-          <w:i w:val="0"/>
-          <w:sz w:val="22"/>
-        </w:rPr>
-        <w:t>✗ no money until salary in a few days / will start after salary</w:t>
-      </w:r>
-    </w:p>
-    <w:p>
-      <w:pPr>
-        <w:pStyle w:val="ListBullet"/>
-        <w:spacing w:after="40"/>
-      </w:pPr>
-      <w:r>
-        <w:rPr>
-          <w:rFonts w:ascii="Calibri" w:hAnsi="Calibri" w:eastAsia="Calibri"/>
-          <w:b w:val="0"/>
-          <w:i w:val="0"/>
-          <w:sz w:val="22"/>
-        </w:rPr>
-        <w:t>✗ cant afford now but will get help and deposit</w:t>
-      </w:r>
-    </w:p>
-    <w:p>
-      <w:pPr>
-        <w:pStyle w:val="ListBullet"/>
-        <w:spacing w:after="40"/>
-      </w:pPr>
-      <w:r>
-        <w:rPr>
-          <w:rFonts w:ascii="Calibri" w:hAnsi="Calibri" w:eastAsia="Calibri"/>
-          <w:b w:val="0"/>
-          <w:i w:val="0"/>
-          <w:sz w:val="22"/>
-        </w:rPr>
-        <w:t>✗ dont have funds — give me time to source</w:t>
+        <w:t>Add appointment day/time (IST/local) in comment/task after the call.</w:t>
       </w:r>
     </w:p>
     <w:p>
@@ -908,54 +686,57 @@
           <w:b/>
           <w:i w:val="0"/>
           <w:color w:val="2C5282"/>
-          <w:sz w:val="28"/>
+          <w:sz w:val="26"/>
         </w:rPr>
-        <w:t>2.5 No Potential - no documents — “Evrak engeli”</w:t>
+        <w:t>---- POTENTIAL</w:t>
       </w:r>
     </w:p>
     <w:p>
       <w:pPr>
-        <w:spacing w:after="120"/>
+        <w:pStyle w:val="ListBullet"/>
+        <w:spacing w:after="20"/>
       </w:pPr>
       <w:r>
         <w:rPr>
           <w:rFonts w:ascii="Calibri" w:hAnsi="Calibri" w:eastAsia="Calibri"/>
           <w:b w:val="0"/>
           <w:i w:val="0"/>
-          <w:color w:val="444444"/>
+          <w:color w:val="333333"/>
           <w:sz w:val="22"/>
         </w:rPr>
-        <w:t>Potansiyel yok çünkü ID / banka / POR yok. Genel No Potential’dan daha spesifik; varsa bunu seç.</w:t>
+        <w:t>Only with FTD agreement (date/time better) AND full or partial KYC.</w:t>
       </w:r>
     </w:p>
     <w:p>
       <w:pPr>
         <w:pStyle w:val="ListBullet"/>
-        <w:spacing w:after="40"/>
+        <w:spacing w:after="20"/>
       </w:pPr>
       <w:r>
         <w:rPr>
           <w:rFonts w:ascii="Calibri" w:hAnsi="Calibri" w:eastAsia="Calibri"/>
           <w:b w:val="0"/>
           <w:i w:val="0"/>
+          <w:color w:val="333333"/>
           <w:sz w:val="22"/>
         </w:rPr>
-        <w:t>✓ no id / no documents / no bank account / no POR</w:t>
+        <w:t>Bot often flags bare Potential as Manual Check — humans apply ops rules.</w:t>
       </w:r>
     </w:p>
     <w:p>
       <w:pPr>
         <w:pStyle w:val="ListBullet"/>
-        <w:spacing w:after="40"/>
+        <w:spacing w:after="20"/>
       </w:pPr>
       <w:r>
         <w:rPr>
           <w:rFonts w:ascii="Calibri" w:hAnsi="Calibri" w:eastAsia="Calibri"/>
           <w:b w:val="0"/>
           <w:i w:val="0"/>
+          <w:color w:val="333333"/>
           <w:sz w:val="22"/>
         </w:rPr>
-        <w:t>✗ Sadece “didnt register” → bu Recall; evrak değil</w:t>
+        <w:t>Later “not interested” → Recall, then No Interest if still refuses.</w:t>
       </w:r>
     </w:p>
     <w:p>
@@ -968,84 +749,151 @@
           <w:b/>
           <w:i w:val="0"/>
           <w:color w:val="2C5282"/>
-          <w:sz w:val="28"/>
+          <w:sz w:val="26"/>
         </w:rPr>
-        <w:t>2.6 No Answer 1-5 — “Telefon canlı, kimse yok”</w:t>
+        <w:t>---- RECALL</w:t>
       </w:r>
     </w:p>
     <w:p>
       <w:pPr>
-        <w:spacing w:after="120"/>
+        <w:spacing w:after="80"/>
+      </w:pPr>
+      <w:r>
+        <w:rPr>
+          <w:rFonts w:ascii="Calibri" w:hAnsi="Calibri" w:eastAsia="Calibri"/>
+          <w:b/>
+          <w:i w:val="0"/>
+          <w:color w:val="333333"/>
+          <w:sz w:val="22"/>
+        </w:rPr>
+        <w:t>First refusal / soft cold day — follow up next day.</w:t>
+      </w:r>
+    </w:p>
+    <w:p>
+      <w:pPr>
+        <w:pStyle w:val="ListBullet"/>
+        <w:spacing w:after="20"/>
       </w:pPr>
       <w:r>
         <w:rPr>
           <w:rFonts w:ascii="Calibri" w:hAnsi="Calibri" w:eastAsia="Calibri"/>
           <w:b w:val="0"/>
           <w:i w:val="0"/>
-          <w:color w:val="444444"/>
+          <w:color w:val="333333"/>
           <w:sz w:val="22"/>
         </w:rPr>
-        <w:t>Numara çalışıyor; ring / NA / VM / DVM / ndt / db. 1–5 deneme bandı.</w:t>
+        <w:t>not interested / doesn’t want (first day).</w:t>
       </w:r>
     </w:p>
     <w:p>
       <w:pPr>
         <w:pStyle w:val="ListBullet"/>
-        <w:spacing w:after="40"/>
+        <w:spacing w:after="20"/>
       </w:pPr>
       <w:r>
         <w:rPr>
           <w:rFonts w:ascii="Calibri" w:hAnsi="Calibri" w:eastAsia="Calibri"/>
           <w:b w:val="0"/>
           <w:i w:val="0"/>
+          <w:color w:val="333333"/>
           <w:sz w:val="22"/>
         </w:rPr>
-        <w:t>✓ na, vm, dvm, ring, ndt, cnbr, currently busy (konuşma yoksa)</w:t>
+        <w:t>dont think I’m interested.</w:t>
       </w:r>
     </w:p>
     <w:p>
       <w:pPr>
         <w:pStyle w:val="ListBullet"/>
-        <w:spacing w:after="40"/>
+        <w:spacing w:after="20"/>
       </w:pPr>
       <w:r>
         <w:rPr>
           <w:rFonts w:ascii="Calibri" w:hAnsi="Calibri" w:eastAsia="Calibri"/>
           <w:b w:val="0"/>
           <w:i w:val="0"/>
+          <w:color w:val="333333"/>
           <w:sz w:val="22"/>
         </w:rPr>
-        <w:t>✓ Invalid email olsa bile newest satır ring/NA/DVM ise → No Answer kalır (Wrong Number’a çekme)</w:t>
+        <w:t>Bare didnt register without identity denial (“not me”).</w:t>
       </w:r>
     </w:p>
     <w:p>
       <w:pPr>
         <w:pStyle w:val="ListBullet"/>
-        <w:spacing w:after="40"/>
+        <w:spacing w:after="20"/>
       </w:pPr>
       <w:r>
         <w:rPr>
           <w:rFonts w:ascii="Calibri" w:hAnsi="Calibri" w:eastAsia="Calibri"/>
           <w:b w:val="0"/>
           <w:i w:val="0"/>
+          <w:color w:val="333333"/>
           <w:sz w:val="22"/>
         </w:rPr>
-        <w:t>✗ Müşteri “call me later” dediyse → Call Again</w:t>
+        <w:t>Comment: Client not interested — follow-up next day (+ reason).</w:t>
       </w:r>
     </w:p>
     <w:p>
       <w:pPr>
+        <w:spacing w:after="80"/>
+      </w:pPr>
+      <w:r>
+        <w:rPr>
+          <w:rFonts w:ascii="Calibri" w:hAnsi="Calibri" w:eastAsia="Calibri"/>
+          <w:b/>
+          <w:i w:val="0"/>
+          <w:color w:val="333333"/>
+          <w:sz w:val="22"/>
+        </w:rPr>
+        <w:t>Not Recall:</w:t>
+      </w:r>
+    </w:p>
+    <w:p>
+      <w:pPr>
         <w:pStyle w:val="ListBullet"/>
-        <w:spacing w:after="40"/>
+        <w:spacing w:after="20"/>
       </w:pPr>
       <w:r>
         <w:rPr>
           <w:rFonts w:ascii="Calibri" w:hAnsi="Calibri" w:eastAsia="Calibri"/>
           <w:b w:val="0"/>
           <w:i w:val="0"/>
+          <w:color w:val="333333"/>
           <w:sz w:val="22"/>
         </w:rPr>
-        <w:t>✗ 5+ ayrı günde hep NA → No Answer 5 UP</w:t>
+        <w:t>DIY / dont need your help with no refuse → Call Again.</w:t>
+      </w:r>
+    </w:p>
+    <w:p>
+      <w:pPr>
+        <w:pStyle w:val="ListBullet"/>
+        <w:spacing w:after="20"/>
+      </w:pPr>
+      <w:r>
+        <w:rPr>
+          <w:rFonts w:ascii="Calibri" w:hAnsi="Calibri" w:eastAsia="Calibri"/>
+          <w:b w:val="0"/>
+          <w:i w:val="0"/>
+          <w:color w:val="333333"/>
+          <w:sz w:val="22"/>
+        </w:rPr>
+        <w:t>Two refusal days → No Interest.</w:t>
+      </w:r>
+    </w:p>
+    <w:p>
+      <w:pPr>
+        <w:pStyle w:val="ListBullet"/>
+        <w:spacing w:after="20"/>
+      </w:pPr>
+      <w:r>
+        <w:rPr>
+          <w:rFonts w:ascii="Calibri" w:hAnsi="Calibri" w:eastAsia="Calibri"/>
+          <w:b w:val="0"/>
+          <w:i w:val="0"/>
+          <w:color w:val="333333"/>
+          <w:sz w:val="22"/>
+        </w:rPr>
+        <w:t>Identity denial → Denied Registration.</w:t>
       </w:r>
     </w:p>
     <w:p>
@@ -1058,76 +906,120 @@
           <w:b/>
           <w:i w:val="0"/>
           <w:color w:val="2C5282"/>
-          <w:sz w:val="28"/>
+          <w:sz w:val="26"/>
         </w:rPr>
-        <w:t>2.7 No Answer 5 UP</w:t>
+        <w:t>---- NO INTEREST</w:t>
       </w:r>
     </w:p>
     <w:p>
       <w:pPr>
-        <w:spacing w:after="120"/>
+        <w:spacing w:after="80"/>
+      </w:pPr>
+      <w:r>
+        <w:rPr>
+          <w:rFonts w:ascii="Calibri" w:hAnsi="Calibri" w:eastAsia="Calibri"/>
+          <w:b/>
+          <w:i w:val="0"/>
+          <w:color w:val="333333"/>
+          <w:sz w:val="22"/>
+        </w:rPr>
+        <w:t>Lasting refusal. Push first.</w:t>
+      </w:r>
+    </w:p>
+    <w:p>
+      <w:pPr>
+        <w:pStyle w:val="ListBullet"/>
+        <w:spacing w:after="20"/>
       </w:pPr>
       <w:r>
         <w:rPr>
           <w:rFonts w:ascii="Calibri" w:hAnsi="Calibri" w:eastAsia="Calibri"/>
           <w:b w:val="0"/>
           <w:i w:val="0"/>
-          <w:color w:val="444444"/>
+          <w:color w:val="333333"/>
           <w:sz w:val="22"/>
         </w:rPr>
-        <w:t>5 veya daha fazla ayrı günde cevap yok. Mekanik yükseltme; Call Again’i de bu streak’te keser.</w:t>
+        <w:t>Refusal on two different days, OR</w:t>
       </w:r>
     </w:p>
     <w:p>
       <w:pPr>
-        <w:pStyle w:val="Heading2"/>
-      </w:pPr>
-      <w:r>
-        <w:rPr>
-          <w:rFonts w:ascii="Calibri" w:hAnsi="Calibri" w:eastAsia="Calibri"/>
-          <w:b w:val="0"/>
-          <w:sz w:val="22"/>
-        </w:rPr>
-        <w:t>Dil tutmuyor ve o dilde masa/çalışan yoksa No Language. Arapça gibi raporda masası olan dilde müşteri o agent’a aktarılır → Call Again.</w:t>
-      </w:r>
-    </w:p>
-    <w:p>
-      <w:pPr>
         <w:pStyle w:val="ListBullet"/>
-        <w:spacing w:after="40"/>
-      </w:pPr>
-      <w:r>
-        <w:rPr>
-          <w:rFonts w:ascii="Calibri" w:hAnsi="Calibri" w:eastAsia="Calibri"/>
-          <w:b w:val="0"/>
-          <w:sz w:val="22"/>
-        </w:rPr>
-        <w:t>✓ Mandarin / Tamil / hard time English (aktarım masası yok) → No Language</w:t>
-      </w:r>
-    </w:p>
-    <w:p>
-      <w:r>
-        <w:rPr>
-          <w:rFonts w:ascii="Calibri" w:hAnsi="Calibri" w:eastAsia="Calibri"/>
-          <w:b w:val="0"/>
-          <w:sz w:val="22"/>
-        </w:rPr>
-        <w:t>✓ arabic speaker / fluent in arabic (Arap ülkeleri masası var) → Call Again (aktarım)</w:t>
-      </w:r>
-    </w:p>
-    <w:p>
-      <w:pPr>
-        <w:pStyle w:val="ListBullet"/>
-        <w:spacing w:after="40"/>
+        <w:spacing w:after="20"/>
       </w:pPr>
       <w:r>
         <w:rPr>
           <w:rFonts w:ascii="Calibri" w:hAnsi="Calibri" w:eastAsia="Calibri"/>
           <w:b w:val="0"/>
           <w:i w:val="0"/>
+          <w:color w:val="333333"/>
           <w:sz w:val="22"/>
         </w:rPr>
-        <w:t>✗ Aynı cümlede “im not Ahmad … speak Arabic” → önce kimlik: Denied Registration (identity &gt; language)</w:t>
+        <w:t>Curse / scream / abusive + clear don’t want, OR</w:t>
+      </w:r>
+    </w:p>
+    <w:p>
+      <w:pPr>
+        <w:pStyle w:val="ListBullet"/>
+        <w:spacing w:after="20"/>
+      </w:pPr>
+      <w:r>
+        <w:rPr>
+          <w:rFonts w:ascii="Calibri" w:hAnsi="Calibri" w:eastAsia="Calibri"/>
+          <w:b w:val="0"/>
+          <w:i w:val="0"/>
+          <w:color w:val="333333"/>
+          <w:sz w:val="22"/>
+        </w:rPr>
+        <w:t>After Recall, 3 distinct NA days, OR</w:t>
+      </w:r>
+    </w:p>
+    <w:p>
+      <w:pPr>
+        <w:pStyle w:val="ListBullet"/>
+        <w:spacing w:after="20"/>
+      </w:pPr>
+      <w:r>
+        <w:rPr>
+          <w:rFonts w:ascii="Calibri" w:hAnsi="Calibri" w:eastAsia="Calibri"/>
+          <w:b w:val="0"/>
+          <w:i w:val="0"/>
+          <w:color w:val="333333"/>
+          <w:sz w:val="22"/>
+        </w:rPr>
+        <w:t>Strong never-call-again after proper Recall follow-up.</w:t>
+      </w:r>
+    </w:p>
+    <w:p>
+      <w:pPr>
+        <w:pStyle w:val="ListBullet"/>
+        <w:spacing w:after="20"/>
+      </w:pPr>
+      <w:r>
+        <w:rPr>
+          <w:rFonts w:ascii="Calibri" w:hAnsi="Calibri" w:eastAsia="Calibri"/>
+          <w:b w:val="0"/>
+          <w:i w:val="0"/>
+          <w:color w:val="333333"/>
+          <w:sz w:val="22"/>
+        </w:rPr>
+        <w:t>Always write the full reason in the comment.</w:t>
+      </w:r>
+    </w:p>
+    <w:p>
+      <w:pPr>
+        <w:pStyle w:val="ListBullet"/>
+        <w:spacing w:after="20"/>
+      </w:pPr>
+      <w:r>
+        <w:rPr>
+          <w:rFonts w:ascii="Calibri" w:hAnsi="Calibri" w:eastAsia="Calibri"/>
+          <w:b w:val="0"/>
+          <w:i w:val="0"/>
+          <w:color w:val="333333"/>
+          <w:sz w:val="22"/>
+        </w:rPr>
+        <w:t>First “not interested” only → Recall. Bare HU is not a refusal.</w:t>
       </w:r>
     </w:p>
     <w:p>
@@ -1140,69 +1032,119 @@
           <w:b/>
           <w:i w:val="0"/>
           <w:color w:val="2C5282"/>
-          <w:sz w:val="28"/>
+          <w:sz w:val="26"/>
         </w:rPr>
-        <w:t>2.9 Denied Registration — “Ben kayıtlı kişi değilim”</w:t>
+        <w:t>---- NO POTENTIAL</w:t>
       </w:r>
     </w:p>
     <w:p>
       <w:pPr>
-        <w:spacing w:after="120"/>
+        <w:spacing w:after="80"/>
+      </w:pPr>
+      <w:r>
+        <w:rPr>
+          <w:rFonts w:ascii="Calibri" w:hAnsi="Calibri" w:eastAsia="Calibri"/>
+          <w:b/>
+          <w:i w:val="0"/>
+          <w:color w:val="333333"/>
+          <w:sz w:val="22"/>
+        </w:rPr>
+        <w:t>Money/capacity path closed — not a short follow-up.</w:t>
+      </w:r>
+    </w:p>
+    <w:p>
+      <w:pPr>
+        <w:pStyle w:val="ListBullet"/>
+        <w:spacing w:after="20"/>
       </w:pPr>
       <w:r>
         <w:rPr>
           <w:rFonts w:ascii="Calibri" w:hAnsi="Calibri" w:eastAsia="Calibri"/>
           <w:b w:val="0"/>
           <w:i w:val="0"/>
-          <w:color w:val="444444"/>
+          <w:color w:val="333333"/>
           <w:sz w:val="22"/>
         </w:rPr>
-        <w:t>Kimlik inkârı şart. Tek gün → Denied Registration. İkinci gün tekrar → Wrong Number or Email.</w:t>
+        <w:t>No money / can’t afford / no capital + next month / by October / in 4 months / dont know when / reply when ready / not serious / discontinue with no plan.</w:t>
       </w:r>
     </w:p>
     <w:p>
       <w:pPr>
         <w:pStyle w:val="ListBullet"/>
-        <w:spacing w:after="40"/>
+        <w:spacing w:after="20"/>
       </w:pPr>
       <w:r>
         <w:rPr>
           <w:rFonts w:ascii="Calibri" w:hAnsi="Calibri" w:eastAsia="Calibri"/>
           <w:b w:val="0"/>
           <w:i w:val="0"/>
+          <w:color w:val="333333"/>
           <w:sz w:val="22"/>
         </w:rPr>
-        <w:t>✓ im not Ahmad / this is not me / wrong person / someone registered with my number + kimlik reddi</w:t>
+        <w:t>Capital affordable? no + HU.</w:t>
       </w:r>
     </w:p>
     <w:p>
       <w:pPr>
         <w:pStyle w:val="ListBullet"/>
-        <w:spacing w:after="40"/>
+        <w:spacing w:after="20"/>
       </w:pPr>
       <w:r>
         <w:rPr>
           <w:rFonts w:ascii="Calibri" w:hAnsi="Calibri" w:eastAsia="Calibri"/>
           <w:b w:val="0"/>
           <w:i w:val="0"/>
+          <w:color w:val="333333"/>
           <w:sz w:val="22"/>
         </w:rPr>
-        <w:t>✗ said I didnt register (kimlik yok) → Recall</w:t>
+        <w:t>Email-only / cannot take calls.</w:t>
       </w:r>
     </w:p>
     <w:p>
       <w:pPr>
+        <w:spacing w:after="80"/>
+      </w:pPr>
+      <w:r>
+        <w:rPr>
+          <w:rFonts w:ascii="Calibri" w:hAnsi="Calibri" w:eastAsia="Calibri"/>
+          <w:b/>
+          <w:i w:val="0"/>
+          <w:color w:val="333333"/>
+          <w:sz w:val="22"/>
+        </w:rPr>
+        <w:t>Not No Potential:</w:t>
+      </w:r>
+    </w:p>
+    <w:p>
+      <w:pPr>
         <w:pStyle w:val="ListBullet"/>
-        <w:spacing w:after="40"/>
+        <w:spacing w:after="20"/>
       </w:pPr>
       <w:r>
         <w:rPr>
           <w:rFonts w:ascii="Calibri" w:hAnsi="Calibri" w:eastAsia="Calibri"/>
           <w:b w:val="0"/>
           <w:i w:val="0"/>
+          <w:color w:val="333333"/>
           <w:sz w:val="22"/>
         </w:rPr>
-        <w:t>✗ no id / no bank → No Potential - no documents</w:t>
+        <w:t>Soft money + near plan → Call Again.</w:t>
+      </w:r>
+    </w:p>
+    <w:p>
+      <w:pPr>
+        <w:pStyle w:val="ListBullet"/>
+        <w:spacing w:after="20"/>
+      </w:pPr>
+      <w:r>
+        <w:rPr>
+          <w:rFonts w:ascii="Calibri" w:hAnsi="Calibri" w:eastAsia="Calibri"/>
+          <w:b w:val="0"/>
+          <w:i w:val="0"/>
+          <w:color w:val="333333"/>
+          <w:sz w:val="22"/>
+        </w:rPr>
+        <w:t>DIY self-serve without hard refuse → Call Again.</w:t>
       </w:r>
     </w:p>
     <w:p>
@@ -1215,69 +1157,41 @@
           <w:b/>
           <w:i w:val="0"/>
           <w:color w:val="2C5282"/>
-          <w:sz w:val="28"/>
+          <w:sz w:val="26"/>
         </w:rPr>
-        <w:t>2.10 Wrong Number or Email — “Numara/email gerçekten yanlış”</w:t>
+        <w:t>---- NO POTENTIAL - NO DOCUMENTS</w:t>
       </w:r>
     </w:p>
     <w:p>
       <w:pPr>
         <w:pStyle w:val="ListBullet"/>
-        <w:spacing w:after="40"/>
+        <w:spacing w:after="20"/>
       </w:pPr>
       <w:r>
         <w:rPr>
           <w:rFonts w:ascii="Calibri" w:hAnsi="Calibri" w:eastAsia="Calibri"/>
           <w:b w:val="0"/>
           <w:i w:val="0"/>
+          <w:color w:val="333333"/>
           <w:sz w:val="22"/>
         </w:rPr>
-        <w:t>✓ wrong number confirmed / number not in service / invalid number (telefon ölü)</w:t>
+        <w:t>no id / no documents / no bank / no POR.</w:t>
       </w:r>
     </w:p>
     <w:p>
       <w:pPr>
         <w:pStyle w:val="ListBullet"/>
-        <w:spacing w:after="40"/>
+        <w:spacing w:after="20"/>
       </w:pPr>
       <w:r>
         <w:rPr>
           <w:rFonts w:ascii="Calibri" w:hAnsi="Calibri" w:eastAsia="Calibri"/>
           <w:b w:val="0"/>
           <w:i w:val="0"/>
+          <w:color w:val="333333"/>
           <w:sz w:val="22"/>
         </w:rPr>
-        <w:t>✓ Kimlik inkârının ikinci günü</w:t>
-      </w:r>
-    </w:p>
-    <w:p>
-      <w:pPr>
-        <w:pStyle w:val="ListBullet"/>
-        <w:spacing w:after="40"/>
-      </w:pPr>
-      <w:r>
-        <w:rPr>
-          <w:rFonts w:ascii="Calibri" w:hAnsi="Calibri" w:eastAsia="Calibri"/>
-          <w:b w:val="0"/>
-          <w:i w:val="0"/>
-          <w:sz w:val="22"/>
-        </w:rPr>
-        <w:t>✗ Invalid email - CRM + newest ring/NA → No Answer (telefon canlı)</w:t>
-      </w:r>
-    </w:p>
-    <w:p>
-      <w:pPr>
-        <w:pStyle w:val="ListBullet"/>
-        <w:spacing w:after="40"/>
-      </w:pPr>
-      <w:r>
-        <w:rPr>
-          <w:rFonts w:ascii="Calibri" w:hAnsi="Calibri" w:eastAsia="Calibri"/>
-          <w:b w:val="0"/>
-          <w:i w:val="0"/>
-          <w:sz w:val="22"/>
-        </w:rPr>
-        <w:t>✗ Tek başına “CRM” kelimesi Wrong üretmez</w:t>
+        <w:t>Bare didnt register alone → Recall (not this status).</w:t>
       </w:r>
     </w:p>
     <w:p>
@@ -1290,24 +1204,57 @@
           <w:b/>
           <w:i w:val="0"/>
           <w:color w:val="2C5282"/>
-          <w:sz w:val="28"/>
+          <w:sz w:val="26"/>
         </w:rPr>
-        <w:t>2.11 Under 18 / Invalid Country</w:t>
+        <w:t>---- DECLINE</w:t>
       </w:r>
     </w:p>
     <w:p>
       <w:pPr>
-        <w:spacing w:after="120"/>
+        <w:pStyle w:val="ListBullet"/>
+        <w:spacing w:after="20"/>
       </w:pPr>
       <w:r>
         <w:rPr>
           <w:rFonts w:ascii="Calibri" w:hAnsi="Calibri" w:eastAsia="Calibri"/>
           <w:b w:val="0"/>
           <w:i w:val="0"/>
-          <w:color w:val="444444"/>
+          <w:color w:val="333333"/>
           <w:sz w:val="22"/>
         </w:rPr>
-        <w:t>Yaş &lt;18 veya ülke/pazar geçersiz. Net sinyal varsa koy; tahmin etme.</w:t>
+        <w:t>Tried deposit / decline path — comment full reason.</w:t>
+      </w:r>
+    </w:p>
+    <w:p>
+      <w:pPr>
+        <w:pStyle w:val="ListBullet"/>
+        <w:spacing w:after="20"/>
+      </w:pPr>
+      <w:r>
+        <w:rPr>
+          <w:rFonts w:ascii="Calibri" w:hAnsi="Calibri" w:eastAsia="Calibri"/>
+          <w:b w:val="0"/>
+          <w:i w:val="0"/>
+          <w:color w:val="333333"/>
+          <w:sz w:val="22"/>
+        </w:rPr>
+        <w:t>On-call decline: set from conversation (Call Again if they ask later).</w:t>
+      </w:r>
+    </w:p>
+    <w:p>
+      <w:pPr>
+        <w:pStyle w:val="ListBullet"/>
+        <w:spacing w:after="20"/>
+      </w:pPr>
+      <w:r>
+        <w:rPr>
+          <w:rFonts w:ascii="Calibri" w:hAnsi="Calibri" w:eastAsia="Calibri"/>
+          <w:b w:val="0"/>
+          <w:i w:val="0"/>
+          <w:color w:val="333333"/>
+          <w:sz w:val="22"/>
+        </w:rPr>
+        <w:t>CRM Decline often Manual Check for the bot.</w:t>
       </w:r>
     </w:p>
     <w:p>
@@ -1320,54 +1267,73 @@
           <w:b/>
           <w:i w:val="0"/>
           <w:color w:val="2C5282"/>
-          <w:sz w:val="28"/>
+          <w:sz w:val="26"/>
         </w:rPr>
-        <w:t>2.12 Manual Check / Decline / Duplicate / DNC</w:t>
+        <w:t>---- DENIED REGISTRATION</w:t>
       </w:r>
     </w:p>
     <w:p>
       <w:pPr>
-        <w:spacing w:after="120"/>
+        <w:pStyle w:val="ListBullet"/>
+        <w:spacing w:after="20"/>
       </w:pPr>
       <w:r>
         <w:rPr>
           <w:rFonts w:ascii="Calibri" w:hAnsi="Calibri" w:eastAsia="Calibri"/>
           <w:b w:val="0"/>
           <w:i w:val="0"/>
-          <w:color w:val="444444"/>
+          <w:color w:val="333333"/>
           <w:sz w:val="22"/>
         </w:rPr>
-        <w:t>Manual Check: karışık intent, hem kayıt hem red, net karar yok → insan baksın.</w:t>
+        <w:t>Identity denial: I’m not [name] / wrong person / this is not me.</w:t>
       </w:r>
     </w:p>
     <w:p>
       <w:pPr>
-        <w:spacing w:after="120"/>
+        <w:pStyle w:val="ListBullet"/>
+        <w:spacing w:after="20"/>
       </w:pPr>
       <w:r>
         <w:rPr>
           <w:rFonts w:ascii="Calibri" w:hAnsi="Calibri" w:eastAsia="Calibri"/>
           <w:b w:val="0"/>
           <w:i w:val="0"/>
-          <w:color w:val="444444"/>
+          <w:color w:val="333333"/>
           <w:sz w:val="22"/>
         </w:rPr>
-        <w:t>Decline / Duplicate / DNC: operasyonel; yorumdan otomatik uydurma. CRM’de bu status varsa Manual Check bandında bırak.</w:t>
+        <w:t>Day 1 → Denied Registration. Same claim later day → Wrong Number or Email.</w:t>
       </w:r>
     </w:p>
     <w:p>
       <w:pPr>
-        <w:pStyle w:val="Heading1"/>
+        <w:pStyle w:val="ListBullet"/>
+        <w:spacing w:after="20"/>
       </w:pPr>
       <w:r>
         <w:rPr>
           <w:rFonts w:ascii="Calibri" w:hAnsi="Calibri" w:eastAsia="Calibri"/>
-          <w:b/>
+          <w:b w:val="0"/>
           <w:i w:val="0"/>
-          <w:color w:val="1A365D"/>
-          <w:sz w:val="36"/>
+          <w:color w:val="333333"/>
+          <w:sz w:val="22"/>
         </w:rPr>
-        <w:t>3. En çok karışan durumlar</w:t>
+        <w:t>Bare didnt register → Recall. no id → NP-no documents.</w:t>
+      </w:r>
+    </w:p>
+    <w:p>
+      <w:pPr>
+        <w:pStyle w:val="ListBullet"/>
+        <w:spacing w:after="20"/>
+      </w:pPr>
+      <w:r>
+        <w:rPr>
+          <w:rFonts w:ascii="Calibri" w:hAnsi="Calibri" w:eastAsia="Calibri"/>
+          <w:b w:val="0"/>
+          <w:i w:val="0"/>
+          <w:color w:val="333333"/>
+          <w:sz w:val="22"/>
+        </w:rPr>
+        <w:t>Priority: identity &gt; language (im not Ahmad speak Arabic → Denied).</w:t>
       </w:r>
     </w:p>
     <w:p>
@@ -1380,99 +1346,73 @@
           <w:b/>
           <w:i w:val="0"/>
           <w:color w:val="2C5282"/>
-          <w:sz w:val="28"/>
+          <w:sz w:val="26"/>
         </w:rPr>
-        <w:t>3.1 Call Again mı, No Potential mı? (para)</w:t>
+        <w:t>---- NO LANGUAGE</w:t>
       </w:r>
     </w:p>
     <w:p>
       <w:pPr>
-        <w:spacing w:after="120"/>
+        <w:pStyle w:val="ListBullet"/>
+        <w:spacing w:after="20"/>
       </w:pPr>
       <w:r>
         <w:rPr>
           <w:rFonts w:ascii="Calibri" w:hAnsi="Calibri" w:eastAsia="Calibri"/>
           <w:b w:val="0"/>
           <w:i w:val="0"/>
-          <w:color w:val="444444"/>
+          <w:color w:val="333333"/>
           <w:sz w:val="22"/>
         </w:rPr>
-        <w:t>Soru: “Parası yok — ama yakında bir yol var mı?”</w:t>
+        <w:t>No desk speaker for that language (e.g. Mandarin / unsupported) → No Language.</w:t>
       </w:r>
     </w:p>
     <w:p>
       <w:pPr>
         <w:pStyle w:val="ListBullet"/>
-        <w:spacing w:after="40"/>
+        <w:spacing w:after="20"/>
       </w:pPr>
       <w:r>
         <w:rPr>
           <w:rFonts w:ascii="Calibri" w:hAnsi="Calibri" w:eastAsia="Calibri"/>
           <w:b w:val="0"/>
           <w:i w:val="0"/>
+          <w:color w:val="333333"/>
           <w:sz w:val="22"/>
         </w:rPr>
-        <w:t>Yakın plan (maaş günü, arrange, friends, will deposit soon) → Call Again</w:t>
+        <w:t>Arabic with desk/speakers in report → Call Again (transfer).</w:t>
       </w:r>
     </w:p>
     <w:p>
       <w:pPr>
         <w:pStyle w:val="ListBullet"/>
-        <w:spacing w:after="40"/>
+        <w:spacing w:after="20"/>
       </w:pPr>
       <w:r>
         <w:rPr>
           <w:rFonts w:ascii="Calibri" w:hAnsi="Calibri" w:eastAsia="Calibri"/>
           <w:b w:val="0"/>
           <w:i w:val="0"/>
+          <w:color w:val="333333"/>
           <w:sz w:val="22"/>
         </w:rPr>
-        <w:t>Uzak / belirsiz / vazgeçmiş (next month, October, not sure when, not serious) → No Potential</w:t>
+        <w:t>arabic not available / no Arabic agent → No Language OK.</w:t>
       </w:r>
     </w:p>
     <w:p>
       <w:pPr>
-        <w:spacing w:after="120"/>
+        <w:pStyle w:val="ListBullet"/>
+        <w:spacing w:after="20"/>
       </w:pPr>
       <w:r>
         <w:rPr>
           <w:rFonts w:ascii="Calibri" w:hAnsi="Calibri" w:eastAsia="Calibri"/>
           <w:b w:val="0"/>
           <w:i w:val="0"/>
-          <w:color w:val="444444"/>
+          <w:color w:val="333333"/>
           <w:sz w:val="22"/>
         </w:rPr>
-        <w:t>Örnek:</w:t>
-      </w:r>
-    </w:p>
-    <w:p>
-      <w:pPr>
-        <w:pStyle w:val="ListBullet"/>
-        <w:spacing w:after="40"/>
-      </w:pPr>
-      <w:r>
-        <w:rPr>
-          <w:rFonts w:ascii="Calibri" w:hAnsi="Calibri" w:eastAsia="Calibri"/>
-          <w:b w:val="0"/>
-          <w:i w:val="0"/>
-          <w:sz w:val="22"/>
-        </w:rPr>
-        <w:t>✓ “no money until salary then will start” → Call Again</w:t>
-      </w:r>
-    </w:p>
-    <w:p>
-      <w:pPr>
-        <w:pStyle w:val="ListBullet"/>
-        <w:spacing w:after="40"/>
-      </w:pPr>
-      <w:r>
-        <w:rPr>
-          <w:rFonts w:ascii="Calibri" w:hAnsi="Calibri" w:eastAsia="Calibri"/>
-          <w:b w:val="0"/>
-          <w:i w:val="0"/>
-          <w:sz w:val="22"/>
-        </w:rPr>
-        <w:t>✗ “does not have the money next month not sure” → No Potential</w:t>
+        <w:t>Do not use from VM/background/country code/NA alone. Comment which language.</w:t>
       </w:r>
     </w:p>
     <w:p>
@@ -1485,54 +1425,25 @@
           <w:b/>
           <w:i w:val="0"/>
           <w:color w:val="2C5282"/>
-          <w:sz w:val="28"/>
+          <w:sz w:val="26"/>
         </w:rPr>
-        <w:t>3.2 Call Again mı, Recall mı?</w:t>
+        <w:t>---- UNDER 18</w:t>
       </w:r>
     </w:p>
     <w:p>
       <w:pPr>
         <w:pStyle w:val="ListBullet"/>
-        <w:spacing w:after="40"/>
+        <w:spacing w:after="20"/>
       </w:pPr>
       <w:r>
         <w:rPr>
           <w:rFonts w:ascii="Calibri" w:hAnsi="Calibri" w:eastAsia="Calibri"/>
           <w:b w:val="0"/>
           <w:i w:val="0"/>
+          <w:color w:val="333333"/>
           <w:sz w:val="22"/>
         </w:rPr>
-        <w:t>Müşteri “beni ara” / meşgul ama açık kapı → Call Again</w:t>
-      </w:r>
-    </w:p>
-    <w:p>
-      <w:pPr>
-        <w:pStyle w:val="ListBullet"/>
-        <w:spacing w:after="40"/>
-      </w:pPr>
-      <w:r>
-        <w:rPr>
-          <w:rFonts w:ascii="Calibri" w:hAnsi="Calibri" w:eastAsia="Calibri"/>
-          <w:b w:val="0"/>
-          <w:i w:val="0"/>
-          <w:sz w:val="22"/>
-        </w:rPr>
-        <w:t>Müşteri “istemiyorum / kendim yaparım / ilgilenmiyorum” → Recall</w:t>
-      </w:r>
-    </w:p>
-    <w:p>
-      <w:pPr>
-        <w:pStyle w:val="ListBullet"/>
-        <w:spacing w:after="40"/>
-      </w:pPr>
-      <w:r>
-        <w:rPr>
-          <w:rFonts w:ascii="Calibri" w:hAnsi="Calibri" w:eastAsia="Calibri"/>
-          <w:b w:val="0"/>
-          <w:i w:val="0"/>
-          <w:sz w:val="22"/>
-        </w:rPr>
-        <w:t>Agent cb:vm yazmış ama müşteri red demiş → Recall (agent notu Call Again yapmaz)</w:t>
+        <w:t>Under 18 — write exact age. Do not guess; ask again if unsure.</w:t>
       </w:r>
     </w:p>
     <w:p>
@@ -1545,39 +1456,89 @@
           <w:b/>
           <w:i w:val="0"/>
           <w:color w:val="2C5282"/>
-          <w:sz w:val="28"/>
+          <w:sz w:val="26"/>
         </w:rPr>
-        <w:t>3.3 Recall mı, No Interest mı?</w:t>
+        <w:t>---- WRONG NUMBER OR EMAIL</w:t>
       </w:r>
     </w:p>
     <w:p>
       <w:pPr>
         <w:pStyle w:val="ListBullet"/>
-        <w:spacing w:after="40"/>
+        <w:spacing w:after="20"/>
       </w:pPr>
       <w:r>
         <w:rPr>
           <w:rFonts w:ascii="Calibri" w:hAnsi="Calibri" w:eastAsia="Calibri"/>
           <w:b w:val="0"/>
           <w:i w:val="0"/>
+          <w:color w:val="333333"/>
           <w:sz w:val="22"/>
         </w:rPr>
-        <w:t>1. red günü → Recall</w:t>
+        <w:t>Not in service / incorrect / support-confirmed invalid.</w:t>
       </w:r>
     </w:p>
     <w:p>
       <w:pPr>
         <w:pStyle w:val="ListBullet"/>
-        <w:spacing w:after="40"/>
+        <w:spacing w:after="20"/>
       </w:pPr>
       <w:r>
         <w:rPr>
           <w:rFonts w:ascii="Calibri" w:hAnsi="Calibri" w:eastAsia="Calibri"/>
           <w:b w:val="0"/>
           <w:i w:val="0"/>
+          <w:color w:val="333333"/>
           <w:sz w:val="22"/>
         </w:rPr>
-        <w:t>2. red günü (veya küfür+istemiyorum) → No Interest</w:t>
+        <w:t>Identity denial repeated on a second day.</w:t>
+      </w:r>
+    </w:p>
+    <w:p>
+      <w:pPr>
+        <w:pStyle w:val="ListBullet"/>
+        <w:spacing w:after="20"/>
+      </w:pPr>
+      <w:r>
+        <w:rPr>
+          <w:rFonts w:ascii="Calibri" w:hAnsi="Calibri" w:eastAsia="Calibri"/>
+          <w:b w:val="0"/>
+          <w:i w:val="0"/>
+          <w:color w:val="333333"/>
+          <w:sz w:val="22"/>
+        </w:rPr>
+        <w:t>Do NOT: invalid email while phone rings/NA/VM → No Answer.</w:t>
+      </w:r>
+    </w:p>
+    <w:p>
+      <w:pPr>
+        <w:pStyle w:val="ListBullet"/>
+        <w:spacing w:after="20"/>
+      </w:pPr>
+      <w:r>
+        <w:rPr>
+          <w:rFonts w:ascii="Calibri" w:hAnsi="Calibri" w:eastAsia="Calibri"/>
+          <w:b w:val="0"/>
+          <w:i w:val="0"/>
+          <w:color w:val="333333"/>
+          <w:sz w:val="22"/>
+        </w:rPr>
+        <w:t>Do NOT: day-one weird tone only — note it; don’t junk immediately.</w:t>
+      </w:r>
+    </w:p>
+    <w:p>
+      <w:pPr>
+        <w:pStyle w:val="ListBullet"/>
+        <w:spacing w:after="20"/>
+      </w:pPr>
+      <w:r>
+        <w:rPr>
+          <w:rFonts w:ascii="Calibri" w:hAnsi="Calibri" w:eastAsia="Calibri"/>
+          <w:b w:val="0"/>
+          <w:i w:val="0"/>
+          <w:color w:val="333333"/>
+          <w:sz w:val="22"/>
+        </w:rPr>
+        <w:t>Do NOT: “my name but I didn’t register” alone → Recall/NI path, not Wrong Number.</w:t>
       </w:r>
     </w:p>
     <w:p>
@@ -1590,54 +1551,25 @@
           <w:b/>
           <w:i w:val="0"/>
           <w:color w:val="2C5282"/>
-          <w:sz w:val="28"/>
+          <w:sz w:val="26"/>
         </w:rPr>
-        <w:t>3.4 No Answer mı, Wrong Number mı?</w:t>
+        <w:t>---- DUPLICATE / DNC / INVALID COUNTRY</w:t>
       </w:r>
     </w:p>
     <w:p>
       <w:pPr>
         <w:pStyle w:val="ListBullet"/>
-        <w:spacing w:after="40"/>
+        <w:spacing w:after="20"/>
       </w:pPr>
       <w:r>
         <w:rPr>
           <w:rFonts w:ascii="Calibri" w:hAnsi="Calibri" w:eastAsia="Calibri"/>
           <w:b w:val="0"/>
           <w:i w:val="0"/>
+          <w:color w:val="333333"/>
           <w:sz w:val="22"/>
         </w:rPr>
-        <w:t>Telefon çalıyor / VM / NA → No Answer</w:t>
-      </w:r>
-    </w:p>
-    <w:p>
-      <w:pPr>
-        <w:pStyle w:val="ListBullet"/>
-        <w:spacing w:after="40"/>
-      </w:pPr>
-      <w:r>
-        <w:rPr>
-          <w:rFonts w:ascii="Calibri" w:hAnsi="Calibri" w:eastAsia="Calibri"/>
-          <w:b w:val="0"/>
-          <w:i w:val="0"/>
-          <w:sz w:val="22"/>
-        </w:rPr>
-        <w:t>Numara geçersiz / servis dışı / ikinci kimlik inkârı günü → Wrong Number</w:t>
-      </w:r>
-    </w:p>
-    <w:p>
-      <w:pPr>
-        <w:pStyle w:val="ListBullet"/>
-        <w:spacing w:after="40"/>
-      </w:pPr>
-      <w:r>
-        <w:rPr>
-          <w:rFonts w:ascii="Calibri" w:hAnsi="Calibri" w:eastAsia="Calibri"/>
-          <w:b w:val="0"/>
-          <w:i w:val="0"/>
-          <w:sz w:val="22"/>
-        </w:rPr>
-        <w:t>Eski satırda Invalid email, yenide ring → No Answer</w:t>
+        <w:t>Duplicate / DNC / Invalid Country — mostly TL/CRM/support; bot often Manual Check.</w:t>
       </w:r>
     </w:p>
     <w:p>
@@ -1650,39 +1582,169 @@
           <w:b/>
           <w:i w:val="0"/>
           <w:color w:val="2C5282"/>
-          <w:sz w:val="28"/>
+          <w:sz w:val="26"/>
         </w:rPr>
-        <w:t>3.5 No Language mı, Denied Registration mı?</w:t>
+        <w:t>---- PRIORITY TREE</w:t>
       </w:r>
     </w:p>
     <w:p>
       <w:pPr>
         <w:pStyle w:val="ListBullet"/>
-        <w:spacing w:after="40"/>
+        <w:spacing w:after="20"/>
       </w:pPr>
       <w:r>
         <w:rPr>
           <w:rFonts w:ascii="Calibri" w:hAnsi="Calibri" w:eastAsia="Calibri"/>
           <w:b w:val="0"/>
           <w:i w:val="0"/>
+          <w:color w:val="333333"/>
           <w:sz w:val="22"/>
         </w:rPr>
-        <w:t>Sadece dil → No Language</w:t>
+        <w:t>1) Identity denial → Denied (then Wrong on repeat day)</w:t>
       </w:r>
     </w:p>
     <w:p>
       <w:pPr>
         <w:pStyle w:val="ListBullet"/>
-        <w:spacing w:after="40"/>
+        <w:spacing w:after="20"/>
       </w:pPr>
       <w:r>
         <w:rPr>
           <w:rFonts w:ascii="Calibri" w:hAnsi="Calibri" w:eastAsia="Calibri"/>
           <w:b w:val="0"/>
           <w:i w:val="0"/>
+          <w:color w:val="333333"/>
           <w:sz w:val="22"/>
         </w:rPr>
-        <w:t>“Ben o değilim” (+ dil olsa bile) → Denied Registration</w:t>
+        <w:t>2) Arabic desk → Call Again; unsupported language → No Language</w:t>
+      </w:r>
+    </w:p>
+    <w:p>
+      <w:pPr>
+        <w:pStyle w:val="ListBullet"/>
+        <w:spacing w:after="20"/>
+      </w:pPr>
+      <w:r>
+        <w:rPr>
+          <w:rFonts w:ascii="Calibri" w:hAnsi="Calibri" w:eastAsia="Calibri"/>
+          <w:b w:val="0"/>
+          <w:i w:val="0"/>
+          <w:color w:val="333333"/>
+          <w:sz w:val="22"/>
+        </w:rPr>
+        <w:t>3) Under 18 / Invalid Country</w:t>
+      </w:r>
+    </w:p>
+    <w:p>
+      <w:pPr>
+        <w:pStyle w:val="ListBullet"/>
+        <w:spacing w:after="20"/>
+      </w:pPr>
+      <w:r>
+        <w:rPr>
+          <w:rFonts w:ascii="Calibri" w:hAnsi="Calibri" w:eastAsia="Calibri"/>
+          <w:b w:val="0"/>
+          <w:i w:val="0"/>
+          <w:color w:val="333333"/>
+          <w:sz w:val="22"/>
+        </w:rPr>
+        <w:t>4) Hard/distant money → No Potential</w:t>
+      </w:r>
+    </w:p>
+    <w:p>
+      <w:pPr>
+        <w:pStyle w:val="ListBullet"/>
+        <w:spacing w:after="20"/>
+      </w:pPr>
+      <w:r>
+        <w:rPr>
+          <w:rFonts w:ascii="Calibri" w:hAnsi="Calibri" w:eastAsia="Calibri"/>
+          <w:b w:val="0"/>
+          <w:i w:val="0"/>
+          <w:color w:val="333333"/>
+          <w:sz w:val="22"/>
+        </w:rPr>
+        <w:t>5) Soft money + near plan → Call Again</w:t>
+      </w:r>
+    </w:p>
+    <w:p>
+      <w:pPr>
+        <w:pStyle w:val="ListBullet"/>
+        <w:spacing w:after="20"/>
+      </w:pPr>
+      <w:r>
+        <w:rPr>
+          <w:rFonts w:ascii="Calibri" w:hAnsi="Calibri" w:eastAsia="Calibri"/>
+          <w:b w:val="0"/>
+          <w:i w:val="0"/>
+          <w:color w:val="333333"/>
+          <w:sz w:val="22"/>
+        </w:rPr>
+        <w:t>6) no id/bank/POR → No Potential - no documents</w:t>
+      </w:r>
+    </w:p>
+    <w:p>
+      <w:pPr>
+        <w:pStyle w:val="ListBullet"/>
+        <w:spacing w:after="20"/>
+      </w:pPr>
+      <w:r>
+        <w:rPr>
+          <w:rFonts w:ascii="Calibri" w:hAnsi="Calibri" w:eastAsia="Calibri"/>
+          <w:b w:val="0"/>
+          <w:i w:val="0"/>
+          <w:color w:val="333333"/>
+          <w:sz w:val="22"/>
+        </w:rPr>
+        <w:t>7) Refuse → Recall (day1) / No Interest (day2 or abuse)</w:t>
+      </w:r>
+    </w:p>
+    <w:p>
+      <w:pPr>
+        <w:pStyle w:val="ListBullet"/>
+        <w:spacing w:after="20"/>
+      </w:pPr>
+      <w:r>
+        <w:rPr>
+          <w:rFonts w:ascii="Calibri" w:hAnsi="Calibri" w:eastAsia="Calibri"/>
+          <w:b w:val="0"/>
+          <w:i w:val="0"/>
+          <w:color w:val="333333"/>
+          <w:sz w:val="22"/>
+        </w:rPr>
+        <w:t>8) Real customer CB / busy-with-talk → Call Again</w:t>
+      </w:r>
+    </w:p>
+    <w:p>
+      <w:pPr>
+        <w:pStyle w:val="ListBullet"/>
+        <w:spacing w:after="20"/>
+      </w:pPr>
+      <w:r>
+        <w:rPr>
+          <w:rFonts w:ascii="Calibri" w:hAnsi="Calibri" w:eastAsia="Calibri"/>
+          <w:b w:val="0"/>
+          <w:i w:val="0"/>
+          <w:color w:val="333333"/>
+          <w:sz w:val="22"/>
+        </w:rPr>
+        <w:t>9) Dialer-only / HU no talk → No Answer 1-5 (5+ days → 5 UP)</w:t>
+      </w:r>
+    </w:p>
+    <w:p>
+      <w:pPr>
+        <w:pStyle w:val="ListBullet"/>
+        <w:spacing w:after="20"/>
+      </w:pPr>
+      <w:r>
+        <w:rPr>
+          <w:rFonts w:ascii="Calibri" w:hAnsi="Calibri" w:eastAsia="Calibri"/>
+          <w:b w:val="0"/>
+          <w:i w:val="0"/>
+          <w:color w:val="333333"/>
+          <w:sz w:val="22"/>
+        </w:rPr>
+        <w:t>10) Unclear → Manual Check</w:t>
       </w:r>
     </w:p>
     <w:p>
@@ -1695,249 +1757,189 @@
           <w:b/>
           <w:i w:val="0"/>
           <w:color w:val="2C5282"/>
-          <w:sz w:val="28"/>
+          <w:sz w:val="26"/>
         </w:rPr>
-        <w:t>3.6 Denied Registration mı, Recall mı, NP-docs mı?</w:t>
+        <w:t>---- SHORT RULES</w:t>
       </w:r>
     </w:p>
     <w:p>
       <w:pPr>
-        <w:pStyle w:val="ListBullet"/>
-        <w:spacing w:after="40"/>
-      </w:pPr>
-      <w:r>
-        <w:rPr>
-          <w:rFonts w:ascii="Calibri" w:hAnsi="Calibri" w:eastAsia="Calibri"/>
-          <w:b w:val="0"/>
-          <w:i w:val="0"/>
-          <w:sz w:val="22"/>
-        </w:rPr>
-        <w:t>Kimlik inkârı → Denied</w:t>
-      </w:r>
-    </w:p>
-    <w:p>
-      <w:pPr>
-        <w:pStyle w:val="ListBullet"/>
-        <w:spacing w:after="40"/>
-      </w:pPr>
-      <w:r>
-        <w:rPr>
-          <w:rFonts w:ascii="Calibri" w:hAnsi="Calibri" w:eastAsia="Calibri"/>
-          <w:b w:val="0"/>
-          <w:i w:val="0"/>
-          <w:sz w:val="22"/>
-        </w:rPr>
-        <w:t>Bare “didnt register” → Recall</w:t>
-      </w:r>
-    </w:p>
-    <w:p>
-      <w:pPr>
-        <w:pStyle w:val="ListBullet"/>
-        <w:spacing w:after="40"/>
-      </w:pPr>
-      <w:r>
-        <w:rPr>
-          <w:rFonts w:ascii="Calibri" w:hAnsi="Calibri" w:eastAsia="Calibri"/>
-          <w:b w:val="0"/>
-          <w:i w:val="0"/>
-          <w:sz w:val="22"/>
-        </w:rPr>
-        <w:t>no id / no documents / no bank → No Potential - no documents</w:t>
-      </w:r>
-    </w:p>
-    <w:p>
-      <w:pPr>
-        <w:pStyle w:val="Heading1"/>
+        <w:spacing w:after="80"/>
       </w:pPr>
       <w:r>
         <w:rPr>
           <w:rFonts w:ascii="Calibri" w:hAnsi="Calibri" w:eastAsia="Calibri"/>
           <w:b/>
           <w:i w:val="0"/>
-          <w:color w:val="1A365D"/>
-          <w:sz w:val="36"/>
+          <w:color w:val="333333"/>
+          <w:sz w:val="22"/>
         </w:rPr>
-        <w:t>4. Agent notu ≠ müşteri sözü</w:t>
+        <w:t>Call Again — real talk still workable; customer CB; soft money + near plan; DIY self-serve; Arabic transfer.</w:t>
       </w:r>
     </w:p>
     <w:p>
       <w:pPr>
-        <w:spacing w:after="120"/>
-      </w:pPr>
-      <w:r>
-        <w:rPr>
-          <w:rFonts w:ascii="Calibri" w:hAnsi="Calibri" w:eastAsia="Calibri"/>
-          <w:b w:val="0"/>
-          <w:i w:val="0"/>
-          <w:color w:val="444444"/>
-          <w:sz w:val="22"/>
-        </w:rPr>
-        <w:t>Şunlar agent’ın kendi arama kaydıdır. Müşteri “beni ara” demiş sayılmaz:</w:t>
-      </w:r>
-    </w:p>
-    <w:p>
-      <w:pPr>
-        <w:pStyle w:val="ListBullet"/>
-        <w:spacing w:after="40"/>
-      </w:pPr>
-      <w:r>
-        <w:rPr>
-          <w:rFonts w:ascii="Calibri" w:hAnsi="Calibri" w:eastAsia="Calibri"/>
-          <w:b w:val="0"/>
-          <w:i w:val="0"/>
-          <w:sz w:val="22"/>
-        </w:rPr>
-        <w:t>cb : vm  /  cb na  /  cb ndt  /  cb rej  /  call again rej</w:t>
-      </w:r>
-    </w:p>
-    <w:p>
-      <w:pPr>
-        <w:pStyle w:val="ListBullet"/>
-        <w:spacing w:after="40"/>
-      </w:pPr>
-      <w:r>
-        <w:rPr>
-          <w:rFonts w:ascii="Calibri" w:hAnsi="Calibri" w:eastAsia="Calibri"/>
-          <w:b w:val="0"/>
-          <w:i w:val="0"/>
-          <w:sz w:val="22"/>
-        </w:rPr>
-        <w:t>CALLED BACK PUHU  /  when I tried to cb she rejected</w:t>
-      </w:r>
-    </w:p>
-    <w:p>
-      <w:pPr>
-        <w:pStyle w:val="ListBullet"/>
-        <w:spacing w:after="40"/>
-      </w:pPr>
-      <w:r>
-        <w:rPr>
-          <w:rFonts w:ascii="Calibri" w:hAnsi="Calibri" w:eastAsia="Calibri"/>
-          <w:b w:val="0"/>
-          <w:i w:val="0"/>
-          <w:sz w:val="22"/>
-        </w:rPr>
-        <w:t>I said I would hang up and call back</w:t>
-      </w:r>
-    </w:p>
-    <w:p>
-      <w:pPr>
-        <w:spacing w:after="120"/>
-      </w:pPr>
-      <w:r>
-        <w:rPr>
-          <w:rFonts w:ascii="Calibri" w:hAnsi="Calibri" w:eastAsia="Calibri"/>
-          <w:b w:val="0"/>
-          <w:i w:val="0"/>
-          <w:color w:val="444444"/>
-          <w:sz w:val="22"/>
-        </w:rPr>
-        <w:t>Ne yapmalısın? Bu notları silip düşün: geriye müşteri ne demiş? O cümle status’u belirler.</w:t>
-      </w:r>
-    </w:p>
-    <w:p>
-      <w:pPr>
-        <w:pStyle w:val="Heading1"/>
+        <w:spacing w:after="80"/>
       </w:pPr>
       <w:r>
         <w:rPr>
           <w:rFonts w:ascii="Calibri" w:hAnsi="Calibri" w:eastAsia="Calibri"/>
           <w:b/>
           <w:i w:val="0"/>
-          <w:color w:val="1A365D"/>
-          <w:sz w:val="36"/>
+          <w:color w:val="333333"/>
+          <w:sz w:val="22"/>
         </w:rPr>
-        <w:t>5. Yorum okuma alışkanlığı</w:t>
+        <w:t>No Potential — money/capacity dead or distant (next month, don’t know when, not serious).</w:t>
       </w:r>
     </w:p>
     <w:p>
       <w:pPr>
-        <w:pStyle w:val="ListNumber"/>
-        <w:spacing w:after="40"/>
-      </w:pPr>
-      <w:r>
-        <w:rPr>
-          <w:rFonts w:ascii="Calibri" w:hAnsi="Calibri" w:eastAsia="Calibri"/>
-          <w:b w:val="0"/>
-          <w:i w:val="0"/>
-          <w:sz w:val="22"/>
-        </w:rPr>
-        <w:t>En yeni anlamlı satırı bul (email subject / In Progress / tek başına status etiketi değil).</w:t>
-      </w:r>
-    </w:p>
-    <w:p>
-      <w:pPr>
-        <w:pStyle w:val="ListNumber"/>
-        <w:spacing w:after="40"/>
-      </w:pPr>
-      <w:r>
-        <w:rPr>
-          <w:rFonts w:ascii="Calibri" w:hAnsi="Calibri" w:eastAsia="Calibri"/>
-          <w:b w:val="0"/>
-          <w:i w:val="0"/>
-          <w:sz w:val="22"/>
-        </w:rPr>
-        <w:t>Agent dial notunu ayıkla.</w:t>
-      </w:r>
-    </w:p>
-    <w:p>
-      <w:pPr>
-        <w:pStyle w:val="ListNumber"/>
-        <w:spacing w:after="40"/>
-      </w:pPr>
-      <w:r>
-        <w:rPr>
-          <w:rFonts w:ascii="Calibri" w:hAnsi="Calibri" w:eastAsia="Calibri"/>
-          <w:b w:val="0"/>
-          <w:i w:val="0"/>
-          <w:sz w:val="22"/>
-        </w:rPr>
-        <w:t>Öncelik ağacını uygula (bölüm 1).</w:t>
-      </w:r>
-    </w:p>
-    <w:p>
-      <w:pPr>
-        <w:pStyle w:val="ListNumber"/>
-        <w:spacing w:after="40"/>
-      </w:pPr>
-      <w:r>
-        <w:rPr>
-          <w:rFonts w:ascii="Calibri" w:hAnsi="Calibri" w:eastAsia="Calibri"/>
-          <w:b w:val="0"/>
-          <w:i w:val="0"/>
-          <w:sz w:val="22"/>
-        </w:rPr>
-        <w:t>Şüphen varsa: Manual Check — uydurma status koyma.</w:t>
-      </w:r>
-    </w:p>
-    <w:p>
-      <w:pPr>
-        <w:pStyle w:val="ListNumber"/>
-        <w:spacing w:after="40"/>
-      </w:pPr>
-      <w:r>
-        <w:rPr>
-          <w:rFonts w:ascii="Calibri" w:hAnsi="Calibri" w:eastAsia="Calibri"/>
-          <w:b w:val="0"/>
-          <w:i w:val="0"/>
-          <w:sz w:val="22"/>
-        </w:rPr>
-        <w:t>CRM’de zaten doğru bir nihai status varsa ve yeni yorum çelişmiyorsa değiştirme.</w:t>
-      </w:r>
-    </w:p>
-    <w:p>
-      <w:pPr>
-        <w:pStyle w:val="Heading1"/>
+        <w:spacing w:after="80"/>
       </w:pPr>
       <w:r>
         <w:rPr>
           <w:rFonts w:ascii="Calibri" w:hAnsi="Calibri" w:eastAsia="Calibri"/>
           <w:b/>
           <w:i w:val="0"/>
-          <w:color w:val="1A365D"/>
-          <w:sz w:val="36"/>
+          <w:color w:val="333333"/>
+          <w:sz w:val="22"/>
         </w:rPr>
-        <w:t>6. Cep kartı (özet tablo)</w:t>
+        <w:t>Recall — first refusal day / bare didn’t register (no identity denial).</w:t>
+      </w:r>
+    </w:p>
+    <w:p>
+      <w:pPr>
+        <w:spacing w:after="80"/>
+      </w:pPr>
+      <w:r>
+        <w:rPr>
+          <w:rFonts w:ascii="Calibri" w:hAnsi="Calibri" w:eastAsia="Calibri"/>
+          <w:b/>
+          <w:i w:val="0"/>
+          <w:color w:val="333333"/>
+          <w:sz w:val="22"/>
+        </w:rPr>
+        <w:t>No Interest — two refusal days, abuse+refuse, or Recall then 3 NA days.</w:t>
+      </w:r>
+    </w:p>
+    <w:p>
+      <w:pPr>
+        <w:spacing w:after="80"/>
+      </w:pPr>
+      <w:r>
+        <w:rPr>
+          <w:rFonts w:ascii="Calibri" w:hAnsi="Calibri" w:eastAsia="Calibri"/>
+          <w:b/>
+          <w:i w:val="0"/>
+          <w:color w:val="333333"/>
+          <w:sz w:val="22"/>
+        </w:rPr>
+        <w:t>No Answer — no real conversation; phone alive.</w:t>
+      </w:r>
+    </w:p>
+    <w:p>
+      <w:pPr>
+        <w:spacing w:after="80"/>
+      </w:pPr>
+      <w:r>
+        <w:rPr>
+          <w:rFonts w:ascii="Calibri" w:hAnsi="Calibri" w:eastAsia="Calibri"/>
+          <w:b/>
+          <w:i w:val="0"/>
+          <w:color w:val="333333"/>
+          <w:sz w:val="22"/>
+        </w:rPr>
+        <w:t>Denied — not me / wrong person day 1; repeat → Wrong Number.</w:t>
+      </w:r>
+    </w:p>
+    <w:p>
+      <w:pPr>
+        <w:spacing w:after="80"/>
+      </w:pPr>
+      <w:r>
+        <w:rPr>
+          <w:rFonts w:ascii="Calibri" w:hAnsi="Calibri" w:eastAsia="Calibri"/>
+          <w:b/>
+          <w:i w:val="0"/>
+          <w:color w:val="333333"/>
+          <w:sz w:val="22"/>
+        </w:rPr>
+        <w:t>No Language — no desk speaker; Arabic with desk → Call Again.</w:t>
+      </w:r>
+    </w:p>
+    <w:p>
+      <w:pPr>
+        <w:spacing w:after="80"/>
+      </w:pPr>
+      <w:r>
+        <w:rPr>
+          <w:rFonts w:ascii="Calibri" w:hAnsi="Calibri" w:eastAsia="Calibri"/>
+          <w:b/>
+          <w:i w:val="0"/>
+          <w:color w:val="333333"/>
+          <w:sz w:val="22"/>
+        </w:rPr>
+        <w:t>Wrong Number — truly invalid number; not invalid-email-only while phone lives.</w:t>
+      </w:r>
+    </w:p>
+    <w:p>
+      <w:pPr>
+        <w:spacing w:after="80"/>
+      </w:pPr>
+      <w:r>
+        <w:rPr>
+          <w:rFonts w:ascii="Calibri" w:hAnsi="Calibri" w:eastAsia="Calibri"/>
+          <w:b/>
+          <w:i w:val="0"/>
+          <w:color w:val="333333"/>
+          <w:sz w:val="22"/>
+        </w:rPr>
+        <w:t>Potential — FTD agreement + KYC only.</w:t>
+      </w:r>
+    </w:p>
+    <w:p>
+      <w:pPr>
+        <w:pStyle w:val="Heading2"/>
+      </w:pPr>
+      <w:r>
+        <w:rPr>
+          <w:rFonts w:ascii="Calibri" w:hAnsi="Calibri" w:eastAsia="Calibri"/>
+          <w:b/>
+          <w:i w:val="0"/>
+          <w:color w:val="2C5282"/>
+          <w:sz w:val="26"/>
+        </w:rPr>
+        <w:t>---- AGENT DIAL NOTES</w:t>
+      </w:r>
+    </w:p>
+    <w:p>
+      <w:pPr>
+        <w:spacing w:after="80"/>
+      </w:pPr>
+      <w:r>
+        <w:rPr>
+          <w:rFonts w:ascii="Calibri" w:hAnsi="Calibri" w:eastAsia="Calibri"/>
+          <w:b w:val="0"/>
+          <w:i/>
+          <w:color w:val="333333"/>
+          <w:sz w:val="22"/>
+        </w:rPr>
+        <w:t>Not customer callbacks: cb:vm · cb na · cb rej · call again rej · CALLED BACK PUHU · when I tried to cb she rejected</w:t>
+      </w:r>
+    </w:p>
+    <w:p>
+      <w:pPr>
+        <w:pStyle w:val="Heading2"/>
+      </w:pPr>
+      <w:r>
+        <w:rPr>
+          <w:rFonts w:ascii="Calibri" w:hAnsi="Calibri" w:eastAsia="Calibri"/>
+          <w:b/>
+          <w:i w:val="0"/>
+          <w:color w:val="2C5282"/>
+          <w:sz w:val="26"/>
+        </w:rPr>
+        <w:t>---- MINI EXAMPLES</w:t>
       </w:r>
     </w:p>
     <w:tbl>
@@ -1947,14 +1949,13 @@
         <w:tblLook w:firstColumn="1" w:firstRow="1" w:lastColumn="0" w:lastRow="0" w:noHBand="0" w:noVBand="1" w:val="04A0"/>
       </w:tblPr>
       <w:tblGrid>
-        <w:gridCol w:w="3324"/>
-        <w:gridCol w:w="3324"/>
-        <w:gridCol w:w="3324"/>
+        <w:gridCol w:w="5100"/>
+        <w:gridCol w:w="5100"/>
       </w:tblGrid>
       <w:tr>
         <w:tc>
           <w:tcPr>
-            <w:tcW w:type="dxa" w:w="3324"/>
+            <w:tcW w:type="dxa" w:w="5100"/>
           </w:tcPr>
           <w:p>
             <w:r>
@@ -1965,13 +1966,13 @@
                 <w:color w:val="1A365D"/>
                 <w:sz w:val="20"/>
               </w:rPr>
-              <w:t>Gördüğün sinyal</w:t>
+              <w:t>Signal</w:t>
             </w:r>
           </w:p>
         </w:tc>
         <w:tc>
           <w:tcPr>
-            <w:tcW w:type="dxa" w:w="3324"/>
+            <w:tcW w:type="dxa" w:w="5100"/>
           </w:tcPr>
           <w:p>
             <w:r>
@@ -1986,20 +1987,39 @@
             </w:r>
           </w:p>
         </w:tc>
+      </w:tr>
+      <w:tr>
         <w:tc>
           <w:tcPr>
-            <w:tcW w:type="dxa" w:w="3324"/>
+            <w:tcW w:type="dxa" w:w="5100"/>
           </w:tcPr>
           <w:p>
             <w:r>
               <w:rPr>
                 <w:rFonts w:ascii="Calibri" w:hAnsi="Calibri" w:eastAsia="Calibri"/>
-                <w:b/>
+                <w:b w:val="0"/>
                 <w:i w:val="0"/>
-                <w:color w:val="1A365D"/>
-                <w:sz w:val="20"/>
+                <w:color w:val="333333"/>
+                <w:sz w:val="18"/>
               </w:rPr>
-              <w:t>Dikkat</w:t>
+              <w:t>pu said to call him later</w:t>
+            </w:r>
+          </w:p>
+        </w:tc>
+        <w:tc>
+          <w:tcPr>
+            <w:tcW w:type="dxa" w:w="5100"/>
+          </w:tcPr>
+          <w:p>
+            <w:r>
+              <w:rPr>
+                <w:rFonts w:ascii="Calibri" w:hAnsi="Calibri" w:eastAsia="Calibri"/>
+                <w:b w:val="0"/>
+                <w:i w:val="0"/>
+                <w:color w:val="333333"/>
+                <w:sz w:val="18"/>
+              </w:rPr>
+              <w:t>Call Again</w:t>
             </w:r>
           </w:p>
         </w:tc>
@@ -2007,7 +2027,7 @@
       <w:tr>
         <w:tc>
           <w:tcPr>
-            <w:tcW w:type="dxa" w:w="3324"/>
+            <w:tcW w:type="dxa" w:w="5100"/>
           </w:tcPr>
           <w:p>
             <w:r>
@@ -2015,15 +2035,16 @@
                 <w:rFonts w:ascii="Calibri" w:hAnsi="Calibri" w:eastAsia="Calibri"/>
                 <w:b w:val="0"/>
                 <w:i w:val="0"/>
+                <w:color w:val="333333"/>
                 <w:sz w:val="18"/>
               </w:rPr>
-              <w:t>call me later / busy call back</w:t>
+              <w:t>no money until salary then will start</w:t>
             </w:r>
           </w:p>
         </w:tc>
         <w:tc>
           <w:tcPr>
-            <w:tcW w:type="dxa" w:w="3324"/>
+            <w:tcW w:type="dxa" w:w="5100"/>
           </w:tcPr>
           <w:p>
             <w:r>
@@ -2031,15 +2052,18 @@
                 <w:rFonts w:ascii="Calibri" w:hAnsi="Calibri" w:eastAsia="Calibri"/>
                 <w:b w:val="0"/>
                 <w:i w:val="0"/>
+                <w:color w:val="333333"/>
                 <w:sz w:val="18"/>
               </w:rPr>
               <w:t>Call Again</w:t>
             </w:r>
           </w:p>
         </w:tc>
+      </w:tr>
+      <w:tr>
         <w:tc>
           <w:tcPr>
-            <w:tcW w:type="dxa" w:w="3324"/>
+            <w:tcW w:type="dxa" w:w="5100"/>
           </w:tcPr>
           <w:p>
             <w:r>
@@ -2047,9 +2071,27 @@
                 <w:rFonts w:ascii="Calibri" w:hAnsi="Calibri" w:eastAsia="Calibri"/>
                 <w:b w:val="0"/>
                 <w:i w:val="0"/>
+                <w:color w:val="333333"/>
                 <w:sz w:val="18"/>
               </w:rPr>
-              <w:t>Agent cb:vm değil</w:t>
+              <w:t>dont need your help / i will do it by myself</w:t>
+            </w:r>
+          </w:p>
+        </w:tc>
+        <w:tc>
+          <w:tcPr>
+            <w:tcW w:type="dxa" w:w="5100"/>
+          </w:tcPr>
+          <w:p>
+            <w:r>
+              <w:rPr>
+                <w:rFonts w:ascii="Calibri" w:hAnsi="Calibri" w:eastAsia="Calibri"/>
+                <w:b w:val="0"/>
+                <w:i w:val="0"/>
+                <w:color w:val="333333"/>
+                <w:sz w:val="18"/>
+              </w:rPr>
+              <w:t>Call Again</w:t>
             </w:r>
           </w:p>
         </w:tc>
@@ -2057,7 +2099,7 @@
       <w:tr>
         <w:tc>
           <w:tcPr>
-            <w:tcW w:type="dxa" w:w="3324"/>
+            <w:tcW w:type="dxa" w:w="5100"/>
           </w:tcPr>
           <w:p>
             <w:r>
@@ -2065,15 +2107,16 @@
                 <w:rFonts w:ascii="Calibri" w:hAnsi="Calibri" w:eastAsia="Calibri"/>
                 <w:b w:val="0"/>
                 <w:i w:val="0"/>
+                <w:color w:val="333333"/>
                 <w:sz w:val="18"/>
               </w:rPr>
-              <w:t>no money + salary soon / arrange</w:t>
+              <w:t>arabic speaker / fluent in arabic</w:t>
             </w:r>
           </w:p>
         </w:tc>
         <w:tc>
           <w:tcPr>
-            <w:tcW w:type="dxa" w:w="3324"/>
+            <w:tcW w:type="dxa" w:w="5100"/>
           </w:tcPr>
           <w:p>
             <w:r>
@@ -2081,15 +2124,18 @@
                 <w:rFonts w:ascii="Calibri" w:hAnsi="Calibri" w:eastAsia="Calibri"/>
                 <w:b w:val="0"/>
                 <w:i w:val="0"/>
+                <w:color w:val="333333"/>
                 <w:sz w:val="18"/>
               </w:rPr>
               <w:t>Call Again</w:t>
             </w:r>
           </w:p>
         </w:tc>
+      </w:tr>
+      <w:tr>
         <w:tc>
           <w:tcPr>
-            <w:tcW w:type="dxa" w:w="3324"/>
+            <w:tcW w:type="dxa" w:w="5100"/>
           </w:tcPr>
           <w:p>
             <w:r>
@@ -2097,9 +2143,27 @@
                 <w:rFonts w:ascii="Calibri" w:hAnsi="Calibri" w:eastAsia="Calibri"/>
                 <w:b w:val="0"/>
                 <w:i w:val="0"/>
+                <w:color w:val="333333"/>
                 <w:sz w:val="18"/>
               </w:rPr>
-              <w:t>Soft money</w:t>
+              <w:t>does not have the money next month</w:t>
+            </w:r>
+          </w:p>
+        </w:tc>
+        <w:tc>
+          <w:tcPr>
+            <w:tcW w:type="dxa" w:w="5100"/>
+          </w:tcPr>
+          <w:p>
+            <w:r>
+              <w:rPr>
+                <w:rFonts w:ascii="Calibri" w:hAnsi="Calibri" w:eastAsia="Calibri"/>
+                <w:b w:val="0"/>
+                <w:i w:val="0"/>
+                <w:color w:val="333333"/>
+                <w:sz w:val="18"/>
+              </w:rPr>
+              <w:t>No Potential</w:t>
             </w:r>
           </w:p>
         </w:tc>
@@ -2107,7 +2171,7 @@
       <w:tr>
         <w:tc>
           <w:tcPr>
-            <w:tcW w:type="dxa" w:w="3324"/>
+            <w:tcW w:type="dxa" w:w="5100"/>
           </w:tcPr>
           <w:p>
             <w:r>
@@ -2115,15 +2179,16 @@
                 <w:rFonts w:ascii="Calibri" w:hAnsi="Calibri" w:eastAsia="Calibri"/>
                 <w:b w:val="0"/>
                 <w:i w:val="0"/>
+                <w:color w:val="333333"/>
                 <w:sz w:val="18"/>
               </w:rPr>
-              <w:t>no money + next month / October</w:t>
+              <w:t>not interested (first day)</w:t>
             </w:r>
           </w:p>
         </w:tc>
         <w:tc>
           <w:tcPr>
-            <w:tcW w:type="dxa" w:w="3324"/>
+            <w:tcW w:type="dxa" w:w="5100"/>
           </w:tcPr>
           <w:p>
             <w:r>
@@ -2131,15 +2196,18 @@
                 <w:rFonts w:ascii="Calibri" w:hAnsi="Calibri" w:eastAsia="Calibri"/>
                 <w:b w:val="0"/>
                 <w:i w:val="0"/>
+                <w:color w:val="333333"/>
                 <w:sz w:val="18"/>
               </w:rPr>
-              <w:t>No Potential</w:t>
+              <w:t>Recall</w:t>
             </w:r>
           </w:p>
         </w:tc>
+      </w:tr>
+      <w:tr>
         <w:tc>
           <w:tcPr>
-            <w:tcW w:type="dxa" w:w="3324"/>
+            <w:tcW w:type="dxa" w:w="5100"/>
           </w:tcPr>
           <w:p>
             <w:r>
@@ -2147,9 +2215,27 @@
                 <w:rFonts w:ascii="Calibri" w:hAnsi="Calibri" w:eastAsia="Calibri"/>
                 <w:b w:val="0"/>
                 <w:i w:val="0"/>
+                <w:color w:val="333333"/>
                 <w:sz w:val="18"/>
               </w:rPr>
-              <w:t>Hard / distant</w:t>
+              <w:t>not interested on two days</w:t>
+            </w:r>
+          </w:p>
+        </w:tc>
+        <w:tc>
+          <w:tcPr>
+            <w:tcW w:type="dxa" w:w="5100"/>
+          </w:tcPr>
+          <w:p>
+            <w:r>
+              <w:rPr>
+                <w:rFonts w:ascii="Calibri" w:hAnsi="Calibri" w:eastAsia="Calibri"/>
+                <w:b w:val="0"/>
+                <w:i w:val="0"/>
+                <w:color w:val="333333"/>
+                <w:sz w:val="18"/>
+              </w:rPr>
+              <w:t>No Interest</w:t>
             </w:r>
           </w:p>
         </w:tc>
@@ -2157,7 +2243,7 @@
       <w:tr>
         <w:tc>
           <w:tcPr>
-            <w:tcW w:type="dxa" w:w="3324"/>
+            <w:tcW w:type="dxa" w:w="5100"/>
           </w:tcPr>
           <w:p>
             <w:r>
@@ -2165,15 +2251,16 @@
                 <w:rFonts w:ascii="Calibri" w:hAnsi="Calibri" w:eastAsia="Calibri"/>
                 <w:b w:val="0"/>
                 <w:i w:val="0"/>
+                <w:color w:val="333333"/>
                 <w:sz w:val="18"/>
               </w:rPr>
-              <w:t>not interested (1. gün)</w:t>
+              <w:t>im not Ahmad speak Arabic</w:t>
             </w:r>
           </w:p>
         </w:tc>
         <w:tc>
           <w:tcPr>
-            <w:tcW w:type="dxa" w:w="3324"/>
+            <w:tcW w:type="dxa" w:w="5100"/>
           </w:tcPr>
           <w:p>
             <w:r>
@@ -2181,15 +2268,18 @@
                 <w:rFonts w:ascii="Calibri" w:hAnsi="Calibri" w:eastAsia="Calibri"/>
                 <w:b w:val="0"/>
                 <w:i w:val="0"/>
+                <w:color w:val="333333"/>
                 <w:sz w:val="18"/>
               </w:rPr>
-              <w:t>Recall</w:t>
+              <w:t>Denied Registration</w:t>
             </w:r>
           </w:p>
         </w:tc>
+      </w:tr>
+      <w:tr>
         <w:tc>
           <w:tcPr>
-            <w:tcW w:type="dxa" w:w="3324"/>
+            <w:tcW w:type="dxa" w:w="5100"/>
           </w:tcPr>
           <w:p>
             <w:r>
@@ -2197,9 +2287,27 @@
                 <w:rFonts w:ascii="Calibri" w:hAnsi="Calibri" w:eastAsia="Calibri"/>
                 <w:b w:val="0"/>
                 <w:i w:val="0"/>
+                <w:color w:val="333333"/>
                 <w:sz w:val="18"/>
               </w:rPr>
-              <w:t>2. gün → No Interest</w:t>
+              <w:t>said i didnt register</w:t>
+            </w:r>
+          </w:p>
+        </w:tc>
+        <w:tc>
+          <w:tcPr>
+            <w:tcW w:type="dxa" w:w="5100"/>
+          </w:tcPr>
+          <w:p>
+            <w:r>
+              <w:rPr>
+                <w:rFonts w:ascii="Calibri" w:hAnsi="Calibri" w:eastAsia="Calibri"/>
+                <w:b w:val="0"/>
+                <w:i w:val="0"/>
+                <w:color w:val="333333"/>
+                <w:sz w:val="18"/>
+              </w:rPr>
+              <w:t>Recall</w:t>
             </w:r>
           </w:p>
         </w:tc>
@@ -2207,7 +2315,7 @@
       <w:tr>
         <w:tc>
           <w:tcPr>
-            <w:tcW w:type="dxa" w:w="3324"/>
+            <w:tcW w:type="dxa" w:w="5100"/>
           </w:tcPr>
           <w:p>
             <w:r>
@@ -2215,15 +2323,16 @@
                 <w:rFonts w:ascii="Calibri" w:hAnsi="Calibri" w:eastAsia="Calibri"/>
                 <w:b w:val="0"/>
                 <w:i w:val="0"/>
+                <w:color w:val="333333"/>
                 <w:sz w:val="18"/>
               </w:rPr>
-              <w:t>curse + istemiyorum</w:t>
+              <w:t>no id / no bank</w:t>
             </w:r>
           </w:p>
         </w:tc>
         <w:tc>
           <w:tcPr>
-            <w:tcW w:type="dxa" w:w="3324"/>
+            <w:tcW w:type="dxa" w:w="5100"/>
           </w:tcPr>
           <w:p>
             <w:r>
@@ -2231,15 +2340,18 @@
                 <w:rFonts w:ascii="Calibri" w:hAnsi="Calibri" w:eastAsia="Calibri"/>
                 <w:b w:val="0"/>
                 <w:i w:val="0"/>
+                <w:color w:val="333333"/>
                 <w:sz w:val="18"/>
               </w:rPr>
-              <w:t>No Interest</w:t>
+              <w:t>No Potential - no documents</w:t>
             </w:r>
           </w:p>
         </w:tc>
+      </w:tr>
+      <w:tr>
         <w:tc>
           <w:tcPr>
-            <w:tcW w:type="dxa" w:w="3324"/>
+            <w:tcW w:type="dxa" w:w="5100"/>
           </w:tcPr>
           <w:p>
             <w:r>
@@ -2247,9 +2359,27 @@
                 <w:rFonts w:ascii="Calibri" w:hAnsi="Calibri" w:eastAsia="Calibri"/>
                 <w:b w:val="0"/>
                 <w:i w:val="0"/>
+                <w:color w:val="333333"/>
                 <w:sz w:val="18"/>
               </w:rPr>
-              <w:t>Doğrudan</w:t>
+              <w:t>mandarin / hard time English (no desk)</w:t>
+            </w:r>
+          </w:p>
+        </w:tc>
+        <w:tc>
+          <w:tcPr>
+            <w:tcW w:type="dxa" w:w="5100"/>
+          </w:tcPr>
+          <w:p>
+            <w:r>
+              <w:rPr>
+                <w:rFonts w:ascii="Calibri" w:hAnsi="Calibri" w:eastAsia="Calibri"/>
+                <w:b w:val="0"/>
+                <w:i w:val="0"/>
+                <w:color w:val="333333"/>
+                <w:sz w:val="18"/>
+              </w:rPr>
+              <w:t>No Language</w:t>
             </w:r>
           </w:p>
         </w:tc>
@@ -2257,7 +2387,7 @@
       <w:tr>
         <w:tc>
           <w:tcPr>
-            <w:tcW w:type="dxa" w:w="3324"/>
+            <w:tcW w:type="dxa" w:w="5100"/>
           </w:tcPr>
           <w:p>
             <w:r>
@@ -2265,15 +2395,16 @@
                 <w:rFonts w:ascii="Calibri" w:hAnsi="Calibri" w:eastAsia="Calibri"/>
                 <w:b w:val="0"/>
                 <w:i w:val="0"/>
+                <w:color w:val="333333"/>
                 <w:sz w:val="18"/>
               </w:rPr>
-              <w:t>im not [name] / wrong person</w:t>
+              <w:t>dvm in arabic not available</w:t>
             </w:r>
           </w:p>
         </w:tc>
         <w:tc>
           <w:tcPr>
-            <w:tcW w:type="dxa" w:w="3324"/>
+            <w:tcW w:type="dxa" w:w="5100"/>
           </w:tcPr>
           <w:p>
             <w:r>
@@ -2281,15 +2412,18 @@
                 <w:rFonts w:ascii="Calibri" w:hAnsi="Calibri" w:eastAsia="Calibri"/>
                 <w:b w:val="0"/>
                 <w:i w:val="0"/>
+                <w:color w:val="333333"/>
                 <w:sz w:val="18"/>
               </w:rPr>
-              <w:t>Denied Registration</w:t>
+              <w:t>No Language</w:t>
             </w:r>
           </w:p>
         </w:tc>
+      </w:tr>
+      <w:tr>
         <w:tc>
           <w:tcPr>
-            <w:tcW w:type="dxa" w:w="3324"/>
+            <w:tcW w:type="dxa" w:w="5100"/>
           </w:tcPr>
           <w:p>
             <w:r>
@@ -2297,9 +2431,27 @@
                 <w:rFonts w:ascii="Calibri" w:hAnsi="Calibri" w:eastAsia="Calibri"/>
                 <w:b w:val="0"/>
                 <w:i w:val="0"/>
+                <w:color w:val="333333"/>
                 <w:sz w:val="18"/>
               </w:rPr>
-              <w:t>Dil olsa bile</w:t>
+              <w:t>Invalid email + ring/dvm newest</w:t>
+            </w:r>
+          </w:p>
+        </w:tc>
+        <w:tc>
+          <w:tcPr>
+            <w:tcW w:type="dxa" w:w="5100"/>
+          </w:tcPr>
+          <w:p>
+            <w:r>
+              <w:rPr>
+                <w:rFonts w:ascii="Calibri" w:hAnsi="Calibri" w:eastAsia="Calibri"/>
+                <w:b w:val="0"/>
+                <w:i w:val="0"/>
+                <w:color w:val="333333"/>
+                <w:sz w:val="18"/>
+              </w:rPr>
+              <w:t>No Answer 1-5</w:t>
             </w:r>
           </w:p>
         </w:tc>
@@ -2307,7 +2459,7 @@
       <w:tr>
         <w:tc>
           <w:tcPr>
-            <w:tcW w:type="dxa" w:w="3324"/>
+            <w:tcW w:type="dxa" w:w="5100"/>
           </w:tcPr>
           <w:p>
             <w:r>
@@ -2315,15 +2467,16 @@
                 <w:rFonts w:ascii="Calibri" w:hAnsi="Calibri" w:eastAsia="Calibri"/>
                 <w:b w:val="0"/>
                 <w:i w:val="0"/>
+                <w:color w:val="333333"/>
                 <w:sz w:val="18"/>
               </w:rPr>
-              <w:t>Mandarin / no English (kimlik yok)</w:t>
+              <w:t>HU with no conversation</w:t>
             </w:r>
           </w:p>
         </w:tc>
         <w:tc>
           <w:tcPr>
-            <w:tcW w:type="dxa" w:w="3324"/>
+            <w:tcW w:type="dxa" w:w="5100"/>
           </w:tcPr>
           <w:p>
             <w:r>
@@ -2331,15 +2484,18 @@
                 <w:rFonts w:ascii="Calibri" w:hAnsi="Calibri" w:eastAsia="Calibri"/>
                 <w:b w:val="0"/>
                 <w:i w:val="0"/>
+                <w:color w:val="333333"/>
                 <w:sz w:val="18"/>
               </w:rPr>
-              <w:t>No Language</w:t>
+              <w:t>No Answer 1-5</w:t>
             </w:r>
           </w:p>
         </w:tc>
+      </w:tr>
+      <w:tr>
         <w:tc>
           <w:tcPr>
-            <w:tcW w:type="dxa" w:w="3324"/>
+            <w:tcW w:type="dxa" w:w="5100"/>
           </w:tcPr>
           <w:p>
             <w:r>
@@ -2347,17 +2503,16 @@
                 <w:rFonts w:ascii="Calibri" w:hAnsi="Calibri" w:eastAsia="Calibri"/>
                 <w:b w:val="0"/>
                 <w:i w:val="0"/>
+                <w:color w:val="333333"/>
                 <w:sz w:val="18"/>
               </w:rPr>
-              <w:t>identity &gt; language</w:t>
+              <w:t>CB REJS only</w:t>
             </w:r>
           </w:p>
         </w:tc>
-      </w:tr>
-      <w:tr>
         <w:tc>
           <w:tcPr>
-            <w:tcW w:type="dxa" w:w="3324"/>
+            <w:tcW w:type="dxa" w:w="5100"/>
           </w:tcPr>
           <w:p>
             <w:r>
@@ -2365,340 +2520,10 @@
                 <w:rFonts w:ascii="Calibri" w:hAnsi="Calibri" w:eastAsia="Calibri"/>
                 <w:b w:val="0"/>
                 <w:i w:val="0"/>
-                <w:sz w:val="18"/>
-              </w:rPr>
-              <w:t>didnt register (kimlik yok)</w:t>
-            </w:r>
-          </w:p>
-        </w:tc>
-        <w:tc>
-          <w:tcPr>
-            <w:tcW w:type="dxa" w:w="3324"/>
-          </w:tcPr>
-          <w:p>
-            <w:r>
-              <w:rPr>
-                <w:rFonts w:ascii="Calibri" w:hAnsi="Calibri" w:eastAsia="Calibri"/>
-                <w:b w:val="0"/>
-                <w:i w:val="0"/>
-                <w:sz w:val="18"/>
-              </w:rPr>
-              <w:t>Recall</w:t>
-            </w:r>
-          </w:p>
-        </w:tc>
-        <w:tc>
-          <w:tcPr>
-            <w:tcW w:type="dxa" w:w="3324"/>
-          </w:tcPr>
-          <w:p>
-            <w:r>
-              <w:rPr>
-                <w:rFonts w:ascii="Calibri" w:hAnsi="Calibri" w:eastAsia="Calibri"/>
-                <w:b w:val="0"/>
-                <w:i w:val="0"/>
-                <w:sz w:val="18"/>
-              </w:rPr>
-              <w:t>Denied değil</w:t>
-            </w:r>
-          </w:p>
-        </w:tc>
-      </w:tr>
-      <w:tr>
-        <w:tc>
-          <w:tcPr>
-            <w:tcW w:type="dxa" w:w="3324"/>
-          </w:tcPr>
-          <w:p>
-            <w:r>
-              <w:rPr>
-                <w:rFonts w:ascii="Calibri" w:hAnsi="Calibri" w:eastAsia="Calibri"/>
-                <w:b w:val="0"/>
-                <w:i w:val="0"/>
-                <w:sz w:val="18"/>
-              </w:rPr>
-              <w:t>no id / no bank / no POR</w:t>
-            </w:r>
-          </w:p>
-        </w:tc>
-        <w:tc>
-          <w:tcPr>
-            <w:tcW w:type="dxa" w:w="3324"/>
-          </w:tcPr>
-          <w:p>
-            <w:r>
-              <w:rPr>
-                <w:rFonts w:ascii="Calibri" w:hAnsi="Calibri" w:eastAsia="Calibri"/>
-                <w:b w:val="0"/>
-                <w:i w:val="0"/>
-                <w:sz w:val="18"/>
-              </w:rPr>
-              <w:t>No Potential - no documents</w:t>
-            </w:r>
-          </w:p>
-        </w:tc>
-        <w:tc>
-          <w:tcPr>
-            <w:tcW w:type="dxa" w:w="3324"/>
-          </w:tcPr>
-          <w:p>
-            <w:r>
-              <w:rPr>
-                <w:rFonts w:ascii="Calibri" w:hAnsi="Calibri" w:eastAsia="Calibri"/>
-                <w:b w:val="0"/>
-                <w:i w:val="0"/>
-                <w:sz w:val="18"/>
-              </w:rPr>
-            </w:r>
-          </w:p>
-        </w:tc>
-      </w:tr>
-      <w:tr>
-        <w:tc>
-          <w:tcPr>
-            <w:tcW w:type="dxa" w:w="3324"/>
-          </w:tcPr>
-          <w:p>
-            <w:r>
-              <w:rPr>
-                <w:rFonts w:ascii="Calibri" w:hAnsi="Calibri" w:eastAsia="Calibri"/>
-                <w:b w:val="0"/>
-                <w:i w:val="0"/>
-                <w:sz w:val="18"/>
-              </w:rPr>
-              <w:t>na / vm / dvm / ring</w:t>
-            </w:r>
-          </w:p>
-        </w:tc>
-        <w:tc>
-          <w:tcPr>
-            <w:tcW w:type="dxa" w:w="3324"/>
-          </w:tcPr>
-          <w:p>
-            <w:r>
-              <w:rPr>
-                <w:rFonts w:ascii="Calibri" w:hAnsi="Calibri" w:eastAsia="Calibri"/>
-                <w:b w:val="0"/>
-                <w:i w:val="0"/>
+                <w:color w:val="333333"/>
                 <w:sz w:val="18"/>
               </w:rPr>
               <w:t>No Answer 1-5</w:t>
-            </w:r>
-          </w:p>
-        </w:tc>
-        <w:tc>
-          <w:tcPr>
-            <w:tcW w:type="dxa" w:w="3324"/>
-          </w:tcPr>
-          <w:p>
-            <w:r>
-              <w:rPr>
-                <w:rFonts w:ascii="Calibri" w:hAnsi="Calibri" w:eastAsia="Calibri"/>
-                <w:b w:val="0"/>
-                <w:i w:val="0"/>
-                <w:sz w:val="18"/>
-              </w:rPr>
-              <w:t>5+ gün → 5 UP</w:t>
-            </w:r>
-          </w:p>
-        </w:tc>
-      </w:tr>
-      <w:tr>
-        <w:tc>
-          <w:tcPr>
-            <w:tcW w:type="dxa" w:w="3324"/>
-          </w:tcPr>
-          <w:p>
-            <w:r>
-              <w:rPr>
-                <w:rFonts w:ascii="Calibri" w:hAnsi="Calibri" w:eastAsia="Calibri"/>
-                <w:b w:val="0"/>
-                <w:i w:val="0"/>
-                <w:sz w:val="18"/>
-              </w:rPr>
-              <w:t>invalid email + ring/NA</w:t>
-            </w:r>
-          </w:p>
-        </w:tc>
-        <w:tc>
-          <w:tcPr>
-            <w:tcW w:type="dxa" w:w="3324"/>
-          </w:tcPr>
-          <w:p>
-            <w:r>
-              <w:rPr>
-                <w:rFonts w:ascii="Calibri" w:hAnsi="Calibri" w:eastAsia="Calibri"/>
-                <w:b w:val="0"/>
-                <w:i w:val="0"/>
-                <w:sz w:val="18"/>
-              </w:rPr>
-              <w:t>No Answer 1-5</w:t>
-            </w:r>
-          </w:p>
-        </w:tc>
-        <w:tc>
-          <w:tcPr>
-            <w:tcW w:type="dxa" w:w="3324"/>
-          </w:tcPr>
-          <w:p>
-            <w:r>
-              <w:rPr>
-                <w:rFonts w:ascii="Calibri" w:hAnsi="Calibri" w:eastAsia="Calibri"/>
-                <w:b w:val="0"/>
-                <w:i w:val="0"/>
-                <w:sz w:val="18"/>
-              </w:rPr>
-              <w:t>Wrong Number değil</w:t>
-            </w:r>
-          </w:p>
-        </w:tc>
-      </w:tr>
-      <w:tr>
-        <w:tc>
-          <w:tcPr>
-            <w:tcW w:type="dxa" w:w="3324"/>
-          </w:tcPr>
-          <w:p>
-            <w:r>
-              <w:rPr>
-                <w:rFonts w:ascii="Calibri" w:hAnsi="Calibri" w:eastAsia="Calibri"/>
-                <w:b w:val="0"/>
-                <w:i w:val="0"/>
-                <w:sz w:val="18"/>
-              </w:rPr>
-              <w:t>i will do it by myself</w:t>
-            </w:r>
-          </w:p>
-        </w:tc>
-        <w:tc>
-          <w:tcPr>
-            <w:tcW w:type="dxa" w:w="3324"/>
-          </w:tcPr>
-          <w:p>
-            <w:r>
-              <w:rPr>
-                <w:rFonts w:ascii="Calibri" w:hAnsi="Calibri" w:eastAsia="Calibri"/>
-                <w:b w:val="0"/>
-                <w:i w:val="0"/>
-                <w:sz w:val="18"/>
-              </w:rPr>
-              <w:t>Recall</w:t>
-            </w:r>
-          </w:p>
-        </w:tc>
-        <w:tc>
-          <w:tcPr>
-            <w:tcW w:type="dxa" w:w="3324"/>
-          </w:tcPr>
-          <w:p>
-            <w:r>
-              <w:rPr>
-                <w:rFonts w:ascii="Calibri" w:hAnsi="Calibri" w:eastAsia="Calibri"/>
-                <w:b w:val="0"/>
-                <w:i w:val="0"/>
-                <w:sz w:val="18"/>
-              </w:rPr>
-              <w:t>Call Again değil</w:t>
-            </w:r>
-          </w:p>
-        </w:tc>
-      </w:tr>
-      <w:tr>
-        <w:tc>
-          <w:tcPr>
-            <w:tcW w:type="dxa" w:w="3324"/>
-          </w:tcPr>
-          <w:p>
-            <w:r>
-              <w:rPr>
-                <w:rFonts w:ascii="Calibri" w:hAnsi="Calibri" w:eastAsia="Calibri"/>
-                <w:b w:val="0"/>
-                <w:i w:val="0"/>
-                <w:sz w:val="18"/>
-              </w:rPr>
-              <w:t>CB REJS</w:t>
-            </w:r>
-          </w:p>
-        </w:tc>
-        <w:tc>
-          <w:tcPr>
-            <w:tcW w:type="dxa" w:w="3324"/>
-          </w:tcPr>
-          <w:p>
-            <w:r>
-              <w:rPr>
-                <w:rFonts w:ascii="Calibri" w:hAnsi="Calibri" w:eastAsia="Calibri"/>
-                <w:b w:val="0"/>
-                <w:i w:val="0"/>
-                <w:sz w:val="18"/>
-              </w:rPr>
-              <w:t>No Answer (genelde)</w:t>
-            </w:r>
-          </w:p>
-        </w:tc>
-        <w:tc>
-          <w:tcPr>
-            <w:tcW w:type="dxa" w:w="3324"/>
-          </w:tcPr>
-          <w:p>
-            <w:r>
-              <w:rPr>
-                <w:rFonts w:ascii="Calibri" w:hAnsi="Calibri" w:eastAsia="Calibri"/>
-                <w:b w:val="0"/>
-                <w:i w:val="0"/>
-                <w:sz w:val="18"/>
-              </w:rPr>
-              <w:t>Callback değil</w:t>
-            </w:r>
-          </w:p>
-        </w:tc>
-      </w:tr>
-      <w:tr>
-        <w:tc>
-          <w:tcPr>
-            <w:tcW w:type="dxa" w:w="3324"/>
-          </w:tcPr>
-          <w:p>
-            <w:r>
-              <w:rPr>
-                <w:rFonts w:ascii="Calibri" w:hAnsi="Calibri" w:eastAsia="Calibri"/>
-                <w:b w:val="0"/>
-                <w:i w:val="0"/>
-                <w:sz w:val="18"/>
-              </w:rPr>
-              <w:t>karışık / emin değilim</w:t>
-            </w:r>
-          </w:p>
-        </w:tc>
-        <w:tc>
-          <w:tcPr>
-            <w:tcW w:type="dxa" w:w="3324"/>
-          </w:tcPr>
-          <w:p>
-            <w:r>
-              <w:rPr>
-                <w:rFonts w:ascii="Calibri" w:hAnsi="Calibri" w:eastAsia="Calibri"/>
-                <w:b w:val="0"/>
-                <w:i w:val="0"/>
-                <w:sz w:val="18"/>
-              </w:rPr>
-              <w:t>Manual Check</w:t>
-            </w:r>
-          </w:p>
-        </w:tc>
-        <w:tc>
-          <w:tcPr>
-            <w:tcW w:type="dxa" w:w="3324"/>
-          </w:tcPr>
-          <w:p>
-            <w:r>
-              <w:rPr>
-                <w:rFonts w:ascii="Calibri" w:hAnsi="Calibri" w:eastAsia="Calibri"/>
-                <w:b w:val="0"/>
-                <w:i w:val="0"/>
-                <w:sz w:val="18"/>
-              </w:rPr>
-              <w:t>Uydurma</w:t>
             </w:r>
           </w:p>
         </w:tc>
@@ -2707,694 +2532,37 @@
     <w:p/>
     <w:p>
       <w:pPr>
-        <w:pStyle w:val="Heading1"/>
-      </w:pPr>
-      <w:r>
-        <w:rPr>
-          <w:rFonts w:ascii="Calibri" w:hAnsi="Calibri" w:eastAsia="Calibri"/>
-          <w:b/>
-          <w:i w:val="0"/>
-          <w:color w:val="1A365D"/>
-          <w:sz w:val="36"/>
-        </w:rPr>
-        <w:t>7. Mini senaryolar (alıştırma)</w:t>
-      </w:r>
-    </w:p>
-    <w:p>
-      <w:pPr>
-        <w:spacing w:after="120"/>
-      </w:pPr>
-      <w:r>
-        <w:rPr>
-          <w:rFonts w:ascii="Calibri" w:hAnsi="Calibri" w:eastAsia="Calibri"/>
-          <w:b/>
-          <w:i w:val="0"/>
-          <w:color w:val="1A365D"/>
-          <w:sz w:val="22"/>
-        </w:rPr>
-        <w:t>Senaryo A</w:t>
-      </w:r>
-    </w:p>
-    <w:p>
-      <w:pPr>
-        <w:spacing w:after="120"/>
+        <w:spacing w:after="80"/>
       </w:pPr>
       <w:r>
         <w:rPr>
           <w:rFonts w:ascii="Calibri" w:hAnsi="Calibri" w:eastAsia="Calibri"/>
           <w:b w:val="0"/>
           <w:i/>
-          <w:color w:val="444444"/>
-          <w:sz w:val="22"/>
+          <w:color w:val="333333"/>
+          <w:sz w:val="18"/>
         </w:rPr>
-        <w:t>Yorum: “pu said to call him later hu”</w:t>
+        <w:t>Statuses not auto-used: Chargeback, Compliant, Deposited with me, Fraud, Payment Fraud, PCA, Reassign, No Answer 10 UP, FTD – No Answer</w:t>
       </w:r>
     </w:p>
     <w:p>
       <w:pPr>
-        <w:spacing w:after="120"/>
-      </w:pPr>
-      <w:r>
-        <w:rPr>
-          <w:rFonts w:ascii="Calibri" w:hAnsi="Calibri" w:eastAsia="Calibri"/>
-          <w:b w:val="0"/>
-          <w:i w:val="0"/>
-          <w:color w:val="444444"/>
-          <w:sz w:val="22"/>
-        </w:rPr>
-        <w:t>Cevap: Call Again — Müşteri net CB istedi.</w:t>
-      </w:r>
-    </w:p>
-    <w:p>
-      <w:pPr>
-        <w:spacing w:after="120"/>
-      </w:pPr>
-      <w:r>
-        <w:rPr>
-          <w:rFonts w:ascii="Calibri" w:hAnsi="Calibri" w:eastAsia="Calibri"/>
-          <w:b/>
-          <w:i w:val="0"/>
-          <w:color w:val="1A365D"/>
-          <w:sz w:val="22"/>
-        </w:rPr>
-        <w:t>Senaryo B</w:t>
-      </w:r>
-    </w:p>
-    <w:p>
-      <w:pPr>
-        <w:spacing w:after="120"/>
+        <w:spacing w:after="80"/>
       </w:pPr>
       <w:r>
         <w:rPr>
           <w:rFonts w:ascii="Calibri" w:hAnsi="Calibri" w:eastAsia="Calibri"/>
           <w:b w:val="0"/>
           <w:i/>
-          <w:color w:val="444444"/>
-          <w:sz w:val="22"/>
-        </w:rPr>
-        <w:t>Yorum: “does not have the money next month not sure”</w:t>
-      </w:r>
-    </w:p>
-    <w:p>
-      <w:pPr>
-        <w:spacing w:after="120"/>
-      </w:pPr>
-      <w:r>
-        <w:rPr>
-          <w:rFonts w:ascii="Calibri" w:hAnsi="Calibri" w:eastAsia="Calibri"/>
-          <w:b w:val="0"/>
-          <w:i w:val="0"/>
-          <w:color w:val="444444"/>
-          <w:sz w:val="22"/>
-        </w:rPr>
-        <w:t>Cevap: No Potential — Uzak + belirsiz para.</w:t>
-      </w:r>
-    </w:p>
-    <w:p>
-      <w:pPr>
-        <w:spacing w:after="120"/>
-      </w:pPr>
-      <w:r>
-        <w:rPr>
-          <w:rFonts w:ascii="Calibri" w:hAnsi="Calibri" w:eastAsia="Calibri"/>
-          <w:b/>
-          <w:i w:val="0"/>
-          <w:color w:val="1A365D"/>
-          <w:sz w:val="22"/>
-        </w:rPr>
-        <w:t>Senaryo C</w:t>
-      </w:r>
-    </w:p>
-    <w:p>
-      <w:pPr>
-        <w:spacing w:after="120"/>
-      </w:pPr>
-      <w:r>
-        <w:rPr>
-          <w:rFonts w:ascii="Calibri" w:hAnsi="Calibri" w:eastAsia="Calibri"/>
-          <w:b w:val="0"/>
-          <w:i/>
-          <w:color w:val="444444"/>
-          <w:sz w:val="22"/>
-        </w:rPr>
-        <w:t>Yorum: “no money until salary in a few days then will start”</w:t>
-      </w:r>
-    </w:p>
-    <w:p>
-      <w:pPr>
-        <w:spacing w:after="120"/>
-      </w:pPr>
-      <w:r>
-        <w:rPr>
-          <w:rFonts w:ascii="Calibri" w:hAnsi="Calibri" w:eastAsia="Calibri"/>
-          <w:b w:val="0"/>
-          <w:i w:val="0"/>
-          <w:color w:val="444444"/>
-          <w:sz w:val="22"/>
-        </w:rPr>
-        <w:t>Cevap: Call Again — Soft money + maaş planı.</w:t>
-      </w:r>
-    </w:p>
-    <w:p>
-      <w:pPr>
-        <w:spacing w:after="120"/>
-      </w:pPr>
-      <w:r>
-        <w:rPr>
-          <w:rFonts w:ascii="Calibri" w:hAnsi="Calibri" w:eastAsia="Calibri"/>
-          <w:b/>
-          <w:i w:val="0"/>
-          <w:color w:val="1A365D"/>
-          <w:sz w:val="22"/>
-        </w:rPr>
-        <w:t>Senaryo D</w:t>
-      </w:r>
-    </w:p>
-    <w:p>
-      <w:pPr>
-        <w:spacing w:after="120"/>
-      </w:pPr>
-      <w:r>
-        <w:rPr>
-          <w:rFonts w:ascii="Calibri" w:hAnsi="Calibri" w:eastAsia="Calibri"/>
-          <w:b w:val="0"/>
-          <w:i/>
-          <w:color w:val="444444"/>
-          <w:sz w:val="22"/>
-        </w:rPr>
-        <w:t>Yorum: “not interested (bugün ilk kez)”</w:t>
-      </w:r>
-    </w:p>
-    <w:p>
-      <w:pPr>
-        <w:spacing w:after="120"/>
-      </w:pPr>
-      <w:r>
-        <w:rPr>
-          <w:rFonts w:ascii="Calibri" w:hAnsi="Calibri" w:eastAsia="Calibri"/>
-          <w:b w:val="0"/>
-          <w:i w:val="0"/>
-          <w:color w:val="444444"/>
-          <w:sz w:val="22"/>
-        </w:rPr>
-        <w:t>Cevap: Recall — Tek gün red.</w:t>
-      </w:r>
-    </w:p>
-    <w:p>
-      <w:pPr>
-        <w:spacing w:after="120"/>
-      </w:pPr>
-      <w:r>
-        <w:rPr>
-          <w:rFonts w:ascii="Calibri" w:hAnsi="Calibri" w:eastAsia="Calibri"/>
-          <w:b/>
-          <w:i w:val="0"/>
-          <w:color w:val="1A365D"/>
-          <w:sz w:val="22"/>
-        </w:rPr>
-        <w:t>Senaryo E</w:t>
-      </w:r>
-    </w:p>
-    <w:p>
-      <w:pPr>
-        <w:spacing w:after="120"/>
-      </w:pPr>
-      <w:r>
-        <w:rPr>
-          <w:rFonts w:ascii="Calibri" w:hAnsi="Calibri" w:eastAsia="Calibri"/>
-          <w:b w:val="0"/>
-          <w:i/>
-          <w:color w:val="444444"/>
-          <w:sz w:val="22"/>
-        </w:rPr>
-        <w:t>Yorum: “im not Ahmad please speak Arabic”</w:t>
-      </w:r>
-    </w:p>
-    <w:p>
-      <w:pPr>
-        <w:spacing w:after="120"/>
-      </w:pPr>
-      <w:r>
-        <w:rPr>
-          <w:rFonts w:ascii="Calibri" w:hAnsi="Calibri" w:eastAsia="Calibri"/>
-          <w:b w:val="0"/>
-          <w:i w:val="0"/>
-          <w:color w:val="444444"/>
-          <w:sz w:val="22"/>
-        </w:rPr>
-        <w:t>Cevap: Denied Registration — Kimlik &gt; dil.</w:t>
-      </w:r>
-    </w:p>
-    <w:p>
-      <w:pPr>
-        <w:spacing w:after="120"/>
-      </w:pPr>
-      <w:r>
-        <w:rPr>
-          <w:rFonts w:ascii="Calibri" w:hAnsi="Calibri" w:eastAsia="Calibri"/>
-          <w:b/>
-          <w:i w:val="0"/>
-          <w:color w:val="1A365D"/>
-          <w:sz w:val="22"/>
-        </w:rPr>
-        <w:t>Senaryo F</w:t>
-      </w:r>
-    </w:p>
-    <w:p>
-      <w:pPr>
-        <w:spacing w:after="120"/>
-      </w:pPr>
-      <w:r>
-        <w:rPr>
-          <w:rFonts w:ascii="Calibri" w:hAnsi="Calibri" w:eastAsia="Calibri"/>
-          <w:b w:val="0"/>
-          <w:i/>
-          <w:color w:val="444444"/>
-          <w:sz w:val="22"/>
-        </w:rPr>
-        <w:t>Yorum: “said i didnt register”</w:t>
-      </w:r>
-    </w:p>
-    <w:p>
-      <w:pPr>
-        <w:spacing w:after="120"/>
-      </w:pPr>
-      <w:r>
-        <w:rPr>
-          <w:rFonts w:ascii="Calibri" w:hAnsi="Calibri" w:eastAsia="Calibri"/>
-          <w:b w:val="0"/>
-          <w:i w:val="0"/>
-          <w:color w:val="444444"/>
-          <w:sz w:val="22"/>
-        </w:rPr>
-        <w:t>Cevap: Recall — Kimlik inkârı yok.</w:t>
-      </w:r>
-    </w:p>
-    <w:p>
-      <w:pPr>
-        <w:spacing w:after="120"/>
-      </w:pPr>
-      <w:r>
-        <w:rPr>
-          <w:rFonts w:ascii="Calibri" w:hAnsi="Calibri" w:eastAsia="Calibri"/>
-          <w:b/>
-          <w:i w:val="0"/>
-          <w:color w:val="1A365D"/>
-          <w:sz w:val="22"/>
-        </w:rPr>
-        <w:t>Senaryo G</w:t>
-      </w:r>
-    </w:p>
-    <w:p>
-      <w:pPr>
-        <w:spacing w:after="120"/>
-      </w:pPr>
-      <w:r>
-        <w:rPr>
-          <w:rFonts w:ascii="Calibri" w:hAnsi="Calibri" w:eastAsia="Calibri"/>
-          <w:b w:val="0"/>
-          <w:i/>
-          <w:color w:val="444444"/>
-          <w:sz w:val="22"/>
-        </w:rPr>
-        <w:t>Yorum: “Invalid email - CRM  …  (yeni) ring, dvm”</w:t>
-      </w:r>
-    </w:p>
-    <w:p>
-      <w:pPr>
-        <w:spacing w:after="120"/>
-      </w:pPr>
-      <w:r>
-        <w:rPr>
-          <w:rFonts w:ascii="Calibri" w:hAnsi="Calibri" w:eastAsia="Calibri"/>
-          <w:b w:val="0"/>
-          <w:i w:val="0"/>
-          <w:color w:val="444444"/>
-          <w:sz w:val="22"/>
-        </w:rPr>
-        <w:t>Cevap: No Answer 1-5 — Telefon canlı.</w:t>
-      </w:r>
-    </w:p>
-    <w:p>
-      <w:pPr>
-        <w:spacing w:after="120"/>
-      </w:pPr>
-      <w:r>
-        <w:rPr>
-          <w:rFonts w:ascii="Calibri" w:hAnsi="Calibri" w:eastAsia="Calibri"/>
-          <w:b/>
-          <w:i w:val="0"/>
-          <w:color w:val="1A365D"/>
-          <w:sz w:val="22"/>
-        </w:rPr>
-        <w:t>Senaryo H</w:t>
-      </w:r>
-    </w:p>
-    <w:p>
-      <w:pPr>
-        <w:spacing w:after="120"/>
-      </w:pPr>
-      <w:r>
-        <w:rPr>
-          <w:rFonts w:ascii="Calibri" w:hAnsi="Calibri" w:eastAsia="Calibri"/>
-          <w:b w:val="0"/>
-          <w:i/>
-          <w:color w:val="444444"/>
-          <w:sz w:val="22"/>
-        </w:rPr>
-        <w:t>Yorum: “i will do it by myself”</w:t>
-      </w:r>
-    </w:p>
-    <w:p>
-      <w:pPr>
-        <w:spacing w:after="120"/>
-      </w:pPr>
-      <w:r>
-        <w:rPr>
-          <w:rFonts w:ascii="Calibri" w:hAnsi="Calibri" w:eastAsia="Calibri"/>
-          <w:sz w:val="22"/>
-        </w:rPr>
-        <w:t>Cevap: Call Again — kendi yatırmak istiyor, yardım/aranmak istemiyor.</w:t>
-      </w:r>
-    </w:p>
-    <w:p>
-      <w:pPr>
-        <w:spacing w:after="120"/>
-      </w:pPr>
-      <w:r>
-        <w:rPr>
-          <w:rFonts w:ascii="Calibri" w:hAnsi="Calibri" w:eastAsia="Calibri"/>
-          <w:b/>
-          <w:i w:val="0"/>
-          <w:color w:val="1A365D"/>
-          <w:sz w:val="22"/>
-        </w:rPr>
-        <w:t>Senaryo I</w:t>
-      </w:r>
-    </w:p>
-    <w:p>
-      <w:pPr>
-        <w:spacing w:after="120"/>
-      </w:pPr>
-      <w:r>
-        <w:rPr>
-          <w:rFonts w:ascii="Calibri" w:hAnsi="Calibri" w:eastAsia="Calibri"/>
-          <w:b w:val="0"/>
-          <w:i/>
-          <w:color w:val="444444"/>
-          <w:sz w:val="22"/>
-        </w:rPr>
-        <w:t>Yorum: “cb : vm   +   never reg and hung up”</w:t>
-      </w:r>
-    </w:p>
-    <w:p>
-      <w:pPr>
-        <w:spacing w:after="120"/>
-      </w:pPr>
-      <w:r>
-        <w:rPr>
-          <w:rFonts w:ascii="Calibri" w:hAnsi="Calibri" w:eastAsia="Calibri"/>
-          <w:b w:val="0"/>
-          <w:i w:val="0"/>
-          <w:color w:val="444444"/>
-          <w:sz w:val="22"/>
-        </w:rPr>
-        <w:t>Cevap: Recall — Agent cb yok sayılır.</w:t>
-      </w:r>
-    </w:p>
-    <w:p>
-      <w:pPr>
-        <w:spacing w:after="120"/>
-      </w:pPr>
-      <w:r>
-        <w:rPr>
-          <w:rFonts w:ascii="Calibri" w:hAnsi="Calibri" w:eastAsia="Calibri"/>
-          <w:b/>
-          <w:i w:val="0"/>
-          <w:color w:val="1A365D"/>
-          <w:sz w:val="22"/>
-        </w:rPr>
-        <w:t>Senaryo J</w:t>
-      </w:r>
-    </w:p>
-    <w:p>
-      <w:pPr>
-        <w:spacing w:after="120"/>
-      </w:pPr>
-      <w:r>
-        <w:rPr>
-          <w:rFonts w:ascii="Calibri" w:hAnsi="Calibri" w:eastAsia="Calibri"/>
-          <w:b w:val="0"/>
-          <w:i/>
-          <w:color w:val="444444"/>
-          <w:sz w:val="22"/>
-        </w:rPr>
-        <w:t>Yorum: “cant afford now but will get help and deposit”</w:t>
-      </w:r>
-    </w:p>
-    <w:p>
-      <w:pPr>
-        <w:spacing w:after="120"/>
-      </w:pPr>
-      <w:r>
-        <w:rPr>
-          <w:rFonts w:ascii="Calibri" w:hAnsi="Calibri" w:eastAsia="Calibri"/>
-          <w:b w:val="0"/>
-          <w:i w:val="0"/>
-          <w:color w:val="444444"/>
-          <w:sz w:val="22"/>
-        </w:rPr>
-        <w:t>Cevap: Call Again — Yakın yardım planı.</w:t>
-      </w:r>
-    </w:p>
-    <w:p>
-      <w:pPr>
-        <w:pStyle w:val="Heading1"/>
-      </w:pPr>
-      <w:r>
-        <w:rPr>
-          <w:rFonts w:ascii="Calibri" w:hAnsi="Calibri" w:eastAsia="Calibri"/>
-          <w:b/>
-          <w:i w:val="0"/>
-          <w:color w:val="1A365D"/>
-          <w:sz w:val="36"/>
-        </w:rPr>
-        <w:t>8. Sık yapılan hatalar</w:t>
-      </w:r>
-    </w:p>
-    <w:p>
-      <w:pPr>
-        <w:pStyle w:val="ListBullet"/>
-        <w:spacing w:after="40"/>
-      </w:pPr>
-      <w:r>
-        <w:rPr>
-          <w:rFonts w:ascii="Calibri" w:hAnsi="Calibri" w:eastAsia="Calibri"/>
-          <w:b w:val="0"/>
-          <w:i w:val="0"/>
-          <w:sz w:val="22"/>
-        </w:rPr>
-        <w:t>✗ next month’u Call Again yapmak</w:t>
-      </w:r>
-    </w:p>
-    <w:p>
-      <w:pPr>
-        <w:pStyle w:val="ListBullet"/>
-        <w:spacing w:after="40"/>
-      </w:pPr>
-      <w:r>
-        <w:rPr>
-          <w:rFonts w:ascii="Calibri" w:hAnsi="Calibri" w:eastAsia="Calibri"/>
-          <w:b w:val="0"/>
-          <w:i w:val="0"/>
-          <w:sz w:val="22"/>
-        </w:rPr>
-        <w:t>✗ Agent cb:vm görünce Call Again yapmak</w:t>
-      </w:r>
-    </w:p>
-    <w:p>
-      <w:pPr>
-        <w:pStyle w:val="ListBullet"/>
-        <w:spacing w:after="40"/>
-      </w:pPr>
-      <w:r>
-        <w:rPr>
-          <w:rFonts w:ascii="Calibri" w:hAnsi="Calibri" w:eastAsia="Calibri"/>
-          <w:b w:val="0"/>
-          <w:i w:val="0"/>
-          <w:sz w:val="22"/>
-        </w:rPr>
-        <w:t>✗ Tek “not interested” ile No Interest basmak</w:t>
-      </w:r>
-    </w:p>
-    <w:p>
-      <w:pPr>
-        <w:pStyle w:val="ListBullet"/>
-        <w:spacing w:after="40"/>
-      </w:pPr>
-      <w:r>
-        <w:rPr>
-          <w:rFonts w:ascii="Calibri" w:hAnsi="Calibri" w:eastAsia="Calibri"/>
-          <w:b w:val="0"/>
-          <w:i w:val="0"/>
-          <w:sz w:val="22"/>
-        </w:rPr>
-        <w:t>✗ didnt register = Denied Registration sanmak</w:t>
-      </w:r>
-    </w:p>
-    <w:p>
-      <w:pPr>
-        <w:pStyle w:val="ListBullet"/>
-        <w:spacing w:after="40"/>
-      </w:pPr>
-      <w:r>
-        <w:rPr>
-          <w:rFonts w:ascii="Calibri" w:hAnsi="Calibri" w:eastAsia="Calibri"/>
-          <w:b w:val="0"/>
-          <w:i w:val="0"/>
-          <w:sz w:val="22"/>
-        </w:rPr>
-        <w:t>✗ Invalid email = Wrong Number (telefon ring iken)</w:t>
-      </w:r>
-    </w:p>
-    <w:p>
-      <w:pPr>
-        <w:pStyle w:val="ListBullet"/>
-        <w:spacing w:after="40"/>
-      </w:pPr>
-      <w:r>
-        <w:rPr>
-          <w:rFonts w:ascii="Calibri" w:hAnsi="Calibri" w:eastAsia="Calibri"/>
-          <w:b w:val="0"/>
-          <w:i w:val="0"/>
-          <w:sz w:val="22"/>
-        </w:rPr>
-        <w:t>✗ Aile çeviri/kart yardımını third_party / Wrong saymak</w:t>
-      </w:r>
-    </w:p>
-    <w:p>
-      <w:pPr>
-        <w:pStyle w:val="ListBullet"/>
-        <w:spacing w:after="40"/>
-      </w:pPr>
-      <w:r>
-        <w:rPr>
-          <w:rFonts w:ascii="Calibri" w:hAnsi="Calibri" w:eastAsia="Calibri"/>
-          <w:b w:val="0"/>
-          <w:i w:val="0"/>
-          <w:sz w:val="22"/>
-        </w:rPr>
-        <w:t>✗ Soft money + maaş planını No Potential yapmak</w:t>
-      </w:r>
-    </w:p>
-    <w:p>
-      <w:pPr>
-        <w:pStyle w:val="ListBullet"/>
-        <w:spacing w:after="40"/>
-      </w:pPr>
-      <w:r>
-        <w:rPr>
-          <w:rFonts w:ascii="Calibri" w:hAnsi="Calibri" w:eastAsia="Calibri"/>
-          <w:b w:val="0"/>
-          <w:i w:val="0"/>
-          <w:sz w:val="22"/>
-        </w:rPr>
-        <w:t>✗ Emin değilken rastgele status uydurmak (Manual Check kullan)</w:t>
-      </w:r>
-    </w:p>
-    <w:p>
-      <w:pPr>
-        <w:pStyle w:val="Heading1"/>
-      </w:pPr>
-      <w:r>
-        <w:rPr>
-          <w:rFonts w:ascii="Calibri" w:hAnsi="Calibri" w:eastAsia="Calibri"/>
-          <w:b/>
-          <w:i w:val="0"/>
-          <w:color w:val="1A365D"/>
-          <w:sz w:val="36"/>
-        </w:rPr>
-        <w:t>9. Kısa sistem notu (bilmen yeterli)</w:t>
-      </w:r>
-    </w:p>
-    <w:p>
-      <w:pPr>
-        <w:spacing w:after="120"/>
-      </w:pPr>
-      <w:r>
-        <w:rPr>
-          <w:rFonts w:ascii="Calibri" w:hAnsi="Calibri" w:eastAsia="Calibri"/>
-          <w:b w:val="0"/>
-          <w:i w:val="0"/>
-          <w:color w:val="444444"/>
-          <w:sz w:val="22"/>
-        </w:rPr>
-        <w:t>Telegram’a Excel atınca sistem öneri status üretir; sen Excel’i kontrol edip CRM’e elle girersin. Sistem CRM’e yazmaz.</w:t>
-      </w:r>
-    </w:p>
-    <w:p>
-      <w:pPr>
-        <w:pStyle w:val="ListBullet"/>
-        <w:spacing w:after="40"/>
-      </w:pPr>
-      <w:r>
-        <w:rPr>
-          <w:rFonts w:ascii="Calibri" w:hAnsi="Calibri" w:eastAsia="Calibri"/>
-          <w:b w:val="0"/>
-          <w:i w:val="0"/>
-          <w:sz w:val="22"/>
-        </w:rPr>
-        <w:t>Öneri çoğunlukla Memory Match kurallarından gelir (Sheet + politika).</w:t>
-      </w:r>
-    </w:p>
-    <w:p>
-      <w:pPr>
-        <w:pStyle w:val="ListBullet"/>
-        <w:spacing w:after="40"/>
-      </w:pPr>
-      <w:r>
-        <w:rPr>
-          <w:rFonts w:ascii="Calibri" w:hAnsi="Calibri" w:eastAsia="Calibri"/>
-          <w:b w:val="0"/>
-          <w:i w:val="0"/>
-          <w:sz w:val="22"/>
-        </w:rPr>
-        <w:t>Belirsiz kalanlar AI’ya gider; Verifier cümle bağlamını kontrol eder.</w:t>
-      </w:r>
-    </w:p>
-    <w:p>
-      <w:pPr>
-        <w:pStyle w:val="ListBullet"/>
-        <w:spacing w:after="40"/>
-      </w:pPr>
-      <w:r>
-        <w:rPr>
-          <w:rFonts w:ascii="Calibri" w:hAnsi="Calibri" w:eastAsia="Calibri"/>
-          <w:b w:val="0"/>
-          <w:i w:val="0"/>
-          <w:sz w:val="22"/>
-        </w:rPr>
-        <w:t>Senin işin: öneriyi bu kılavuza göre doğrula; Wrong görünenleri özellikle para / CB / kimlik ailelerinde oku.</w:t>
-      </w:r>
-    </w:p>
-    <w:p>
-      <w:pPr>
-        <w:spacing w:after="120"/>
-      </w:pPr>
-      <w:r>
-        <w:rPr>
-          <w:rFonts w:ascii="Calibri" w:hAnsi="Calibri" w:eastAsia="Calibri"/>
-          <w:b w:val="0"/>
-          <w:i/>
-          <w:color w:val="444444"/>
+          <w:color w:val="333333"/>
           <w:sz w:val="18"/>
         </w:rPr>
-        <w:t>Son güncelleme: Eylül 2026 — Call Again / Recall / No Potential / No Answer / Denied / Language kuralları güncel iş kararlarıyla hizalı.</w:t>
+        <w:t>Handbook aligned to our system rules — September 2026.</w:t>
       </w:r>
     </w:p>
     <w:sectPr>
       <w:pgSz w:w="12240" w:h="15840"/>
-      <w:pgMar w:top="1020" w:right="1134" w:bottom="1020" w:left="1134" w:header="720" w:footer="720" w:gutter="0"/>
+      <w:pgMar w:top="907" w:right="1020" w:bottom="907" w:left="1020" w:header="720" w:footer="720" w:gutter="0"/>
       <w:cols w:space="720"/>
       <w:docGrid w:linePitch="360"/>
     </w:sectPr>
